--- a/Principles of Diagnostic Medicine I Exam 4/pdm-exam-4-study-guide.docx
+++ b/Principles of Diagnostic Medicine I Exam 4/pdm-exam-4-study-guide.docx
@@ -1044,6 +1044,62 @@
                       <w:sz w:val="18"/>
                     </w:rPr>
                     <w:t>The dark air column is the trachea; the airless esophagus behind it is normal (17.3).</w:t>
+                  </w:r>
+                </w:p>
+              </w:tc>
+            </w:tr>
+            <w:tr>
+              <w:tc>
+                <w:tcPr>
+                  <w:tcW w:type="dxa" w:w="5112"/>
+                </w:tcPr>
+                <w:p>
+                  <w:pPr>
+                    <w:spacing w:after="40"/>
+                  </w:pPr>
+                  <w:r>
+                    <w:rPr>
+                      <w:sz w:val="18"/>
+                    </w:rPr>
+                  </w:r>
+                  <w:r>
+                    <w:rPr>
+                      <w:b w:val="0"/>
+                      <w:i/>
+                      <w:sz w:val="18"/>
+                    </w:rPr>
+                    <w:t>“You also want to pay attention to the curvature of the cervical spine. There should be a slight anterior curve.”</w:t>
+                  </w:r>
+                  <w:r>
+                    <w:rPr>
+                      <w:b w:val="0"/>
+                      <w:i w:val="0"/>
+                      <w:sz w:val="18"/>
+                    </w:rPr>
+                    <w:t xml:space="preserve"> [segment 1, 10:59–11:11]</w:t>
+                  </w:r>
+                </w:p>
+              </w:tc>
+              <w:tc>
+                <w:tcPr>
+                  <w:tcW w:type="dxa" w:w="5112"/>
+                </w:tcPr>
+                <w:p>
+                  <w:pPr>
+                    <w:spacing w:after="40"/>
+                  </w:pPr>
+                  <w:r>
+                    <w:rPr>
+                      <w:sz w:val="18"/>
+                    </w:rPr>
+                  </w:r>
+                  <w:r>
+                    <w:rPr>
+                      <w:b w:val="0"/>
+                      <w:i w:val="0"/>
+                      <w:sz w:val="18"/>
+                    </w:rPr>
+                    <w:t>Normal cervical lordosis on the lateral neck film (17.3, 17.5).</w:t>
                   </w:r>
                 </w:p>
               </w:tc>
@@ -4037,12 +4093,21 @@
           <w:b w:val="0"/>
           <w:i w:val="0"/>
         </w:rPr>
-        <w:t xml:space="preserve">; make sure there is a </w:t>
+        <w:t xml:space="preserve">; </w:t>
+      </w:r>
+      <w:r>
+        <w:rPr>
+          <w:b w:val="0"/>
+          <w:i w:val="0"/>
+          <w:highlight w:val="yellow"/>
+        </w:rPr>
+        <w:t xml:space="preserve">★ make sure there is a </w:t>
       </w:r>
       <w:r>
         <w:rPr>
           <w:b/>
           <w:i w:val="0"/>
+          <w:highlight w:val="yellow"/>
         </w:rPr>
         <w:t>slight anterior curve of the cervical spine</w:t>
       </w:r>
@@ -4050,8 +4115,16 @@
         <w:rPr>
           <w:b w:val="0"/>
           <w:i w:val="0"/>
-        </w:rPr>
-        <w:t xml:space="preserve"> (normal cervical lordosis); assess the soft tissue of the peripharyngeal structures; and </w:t>
+          <w:highlight w:val="yellow"/>
+        </w:rPr>
+        <w:t xml:space="preserve"> (normal cervical lordosis)</w:t>
+      </w:r>
+      <w:r>
+        <w:rPr>
+          <w:b w:val="0"/>
+          <w:i w:val="0"/>
+        </w:rPr>
+        <w:t xml:space="preserve">; assess the soft tissue of the peripharyngeal structures; and </w:t>
       </w:r>
       <w:r>
         <w:rPr>
@@ -10288,7 +10361,7 @@
                 <w:b/>
                 <w:i w:val="0"/>
               </w:rPr>
-              <w:t>For contrast:</w:t>
+              <w:t>Cautions before iodinated contrast:</w:t>
             </w:r>
             <w:r>
               <w:rPr>
@@ -10319,7 +10392,7 @@
                 <w:i w:val="0"/>
                 <w:highlight w:val="yellow"/>
               </w:rPr>
-              <w:t xml:space="preserve"> not yet tested for iodine allergy versus the shellfish itself</w:t>
+              <w:t xml:space="preserve"> not yet tested for iodine allergy versus the shellfish itself is a caution before iodinated contrast</w:t>
             </w:r>
             <w:r>
               <w:rPr>

--- a/Principles of Diagnostic Medicine I Exam 4/pdm-exam-4-study-guide.docx
+++ b/Principles of Diagnostic Medicine I Exam 4/pdm-exam-4-study-guide.docx
@@ -5357,6 +5357,25 @@
           <w:sz w:val="15"/>
         </w:rPr>
         <w:t>The planes. Frontal (coronal), sagittal and transverse reconstructions of the same chest, with the sagittal, frontal and transverse planes drawn on a figure. Source: 17. Pulmonary Imaging - Prof. Fowler (GUEST).pptx, Slide 48.</w:t>
+      </w:r>
+    </w:p>
+    <w:p>
+      <w:pPr>
+        <w:spacing w:after="120"/>
+      </w:pPr>
+      <w:r>
+        <w:rPr>
+          <w:b/>
+          <w:i w:val="0"/>
+        </w:rPr>
+        <w:t>Why the trachea and bronchi are dark on computed tomography.</w:t>
+      </w:r>
+      <w:r>
+        <w:rPr>
+          <w:b w:val="0"/>
+          <w:i w:val="0"/>
+        </w:rPr>
+        <w:t xml:space="preserve"> Air and gas are low attenuation, so the air-filled trachea and bronchi show dark on computed tomography.</w:t>
       </w:r>
     </w:p>
     <w:p>

--- a/Principles of Diagnostic Medicine I Exam 4/pdm-exam-4-study-guide.docx
+++ b/Principles of Diagnostic Medicine I Exam 4/pdm-exam-4-study-guide.docx
@@ -97,7 +97,7 @@
                 <w:b w:val="0"/>
                 <w:i w:val="0"/>
               </w:rPr>
-              <w:t>Exam 4 is the pulmonary block. The course rules below come from Professor Reynolds’ first lecture and hold for every exam in this class; the last rows are what they mean for imaging.</w:t>
+              <w:t>Exam 4 is the pulmonary block. The course rules below come from Professor Reynolds’ first lecture and hold for every exam in this class; the last rows are what they mean for imaging and for pulmonary function testing.</w:t>
             </w:r>
           </w:p>
           <w:tbl>
@@ -411,6 +411,54 @@
                       <w:sz w:val="18"/>
                     </w:rPr>
                     <w:t>Expect a film or a slice. Read the technique first (17.6), then the structures (17.1–17.5), then the pattern (17.8).</w:t>
+                  </w:r>
+                </w:p>
+              </w:tc>
+            </w:tr>
+            <w:tr>
+              <w:tc>
+                <w:tcPr>
+                  <w:tcW w:type="dxa" w:w="5112"/>
+                </w:tcPr>
+                <w:p>
+                  <w:pPr>
+                    <w:spacing w:after="40"/>
+                  </w:pPr>
+                  <w:r>
+                    <w:rPr>
+                      <w:sz w:val="18"/>
+                    </w:rPr>
+                  </w:r>
+                  <w:r>
+                    <w:rPr>
+                      <w:b w:val="0"/>
+                      <w:i w:val="0"/>
+                      <w:sz w:val="18"/>
+                    </w:rPr>
+                    <w:t>Pulmonary function tests: a value comes with its reference (percent of predicted, or the report’s own reference column).</w:t>
+                  </w:r>
+                </w:p>
+              </w:tc>
+              <w:tc>
+                <w:tcPr>
+                  <w:tcW w:type="dxa" w:w="5112"/>
+                </w:tcPr>
+                <w:p>
+                  <w:pPr>
+                    <w:spacing w:after="40"/>
+                  </w:pPr>
+                  <w:r>
+                    <w:rPr>
+                      <w:sz w:val="18"/>
+                    </w:rPr>
+                  </w:r>
+                  <w:r>
+                    <w:rPr>
+                      <w:b w:val="0"/>
+                      <w:i w:val="0"/>
+                      <w:sz w:val="18"/>
+                    </w:rPr>
+                    <w:t>Read a report in order: the ratio first, then the forced vital capacity, then the total lung capacity (20.6). Expect a tracing, a loop or a report: know the normal shapes and the scoop and the witch’s hat (20.5). The next test: spirometry for obstruction, lung volumes for restriction, the diffusing capacity for a gas transfer problem (20.7).</w:t>
                   </w:r>
                 </w:p>
               </w:tc>
@@ -13415,6 +13463,9830 @@
           <w:i w:val="0"/>
         </w:rPr>
         <w:t xml:space="preserve"> (Professor Fowler, guest lecturer; title slide). Emphasis quoted from the 20 October 2026 recording (two segments, about 97 minutes; our transcript read against Notability’s; times are minutes into each segment). All 88 slides were viewed; slides 13, 19, 24–26, 34–36, 38, 40–41, 54, 57–59, 63, 67–69, 71, 74–76 and 78–87 carry their content in pictures, read from the images. Speaker notes are not used.</w:t>
+      </w:r>
+    </w:p>
+    <w:p>
+      <w:pPr>
+        <w:pStyle w:val="Heading1"/>
+        <w:spacing w:before="280" w:after="100"/>
+      </w:pPr>
+      <w:r>
+        <w:rPr>
+          <w:rFonts w:ascii="Georgia" w:hAnsi="Georgia"/>
+          <w:color w:val="26384A"/>
+        </w:rPr>
+        <w:t>20 · Pulmonary Function Testing and Oxygenation</w:t>
+      </w:r>
+    </w:p>
+    <w:p>
+      <w:pPr>
+        <w:spacing w:after="120"/>
+      </w:pPr>
+      <w:r>
+        <w:rPr>
+          <w:b w:val="0"/>
+          <w:i w:val="0"/>
+        </w:rPr>
+        <w:t>Professor Fowler, MMS, PA-C · 26 October 2026</w:t>
+      </w:r>
+    </w:p>
+    <w:tbl>
+      <w:tblPr>
+        <w:tblW w:type="auto" w:w="0"/>
+        <w:tblLook w:firstColumn="1" w:firstRow="1" w:lastColumn="0" w:lastRow="0" w:noHBand="0" w:noVBand="1" w:val="04A0"/>
+        <w:tblBorders>
+          <w:top w:val="single" w:sz="8" w:space="0" w:color="26384A"/>
+          <w:left w:val="single" w:sz="8" w:space="0" w:color="26384A"/>
+          <w:bottom w:val="single" w:sz="8" w:space="0" w:color="26384A"/>
+          <w:right w:val="single" w:sz="8" w:space="0" w:color="26384A"/>
+          <w:insideH w:val="single" w:sz="8" w:space="0" w:color="26384A"/>
+          <w:insideV w:val="single" w:sz="8" w:space="0" w:color="26384A"/>
+        </w:tblBorders>
+      </w:tblPr>
+      <w:tblGrid>
+        <w:gridCol w:w="10224"/>
+      </w:tblGrid>
+      <w:tr>
+        <w:tc>
+          <w:tcPr>
+            <w:tcW w:type="dxa" w:w="10224"/>
+            <w:shd w:val="clear" w:color="auto" w:fill="EEF5F4"/>
+          </w:tcPr>
+          <w:p>
+            <w:pPr>
+              <w:spacing w:after="80"/>
+            </w:pPr>
+            <w:r>
+              <w:rPr>
+                <w:b/>
+                <w:color w:val="26384A"/>
+                <w:sz w:val="18"/>
+              </w:rPr>
+              <w:t>INSTRUCTIONAL OBJECTIVES</w:t>
+            </w:r>
+          </w:p>
+          <w:p>
+            <w:pPr>
+              <w:spacing w:after="120"/>
+            </w:pPr>
+            <w:r>
+              <w:rPr>
+                <w:b w:val="0"/>
+                <w:i w:val="0"/>
+                <w:sz w:val="17"/>
+              </w:rPr>
+              <w:t>Topic Outline 18: Pulmonary Function Testing and Oxygenation (the calendar’s Lecture 20)</w:t>
+            </w:r>
+          </w:p>
+          <w:p>
+            <w:pPr>
+              <w:pStyle w:val="ListNumber"/>
+              <w:spacing w:after="40"/>
+            </w:pPr>
+            <w:r>
+              <w:rPr>
+                <w:b w:val="0"/>
+                <w:i w:val="0"/>
+                <w:sz w:val="20"/>
+              </w:rPr>
+              <w:t>Describe pulmonary function testing parameters.</w:t>
+            </w:r>
+          </w:p>
+          <w:p>
+            <w:pPr>
+              <w:pStyle w:val="ListNumber"/>
+              <w:spacing w:after="40"/>
+            </w:pPr>
+            <w:r>
+              <w:rPr>
+                <w:b w:val="0"/>
+                <w:i w:val="0"/>
+                <w:sz w:val="20"/>
+              </w:rPr>
+              <w:t>Discuss indications for pulmonary function testing.</w:t>
+            </w:r>
+          </w:p>
+          <w:p>
+            <w:pPr>
+              <w:pStyle w:val="ListNumber"/>
+              <w:spacing w:after="40"/>
+            </w:pPr>
+            <w:r>
+              <w:rPr>
+                <w:b w:val="0"/>
+                <w:i w:val="0"/>
+                <w:sz w:val="20"/>
+              </w:rPr>
+              <w:t>Differentiate obstructive and restrictive pulmonary patterns.</w:t>
+            </w:r>
+          </w:p>
+          <w:p>
+            <w:pPr>
+              <w:pStyle w:val="ListNumber"/>
+              <w:spacing w:after="40"/>
+            </w:pPr>
+            <w:r>
+              <w:rPr>
+                <w:b w:val="0"/>
+                <w:i w:val="0"/>
+                <w:sz w:val="20"/>
+              </w:rPr>
+              <w:t>Interpret basic pulmonary function study results.</w:t>
+            </w:r>
+          </w:p>
+          <w:p>
+            <w:pPr>
+              <w:pStyle w:val="ListNumber"/>
+              <w:spacing w:after="40"/>
+            </w:pPr>
+            <w:r>
+              <w:rPr>
+                <w:b w:val="0"/>
+                <w:i w:val="0"/>
+                <w:sz w:val="20"/>
+              </w:rPr>
+              <w:t>Explain the role of pulmonary function testing in diagnosis and monitoring of pulmonary disease.</w:t>
+            </w:r>
+          </w:p>
+          <w:p>
+            <w:pPr>
+              <w:pStyle w:val="ListNumber"/>
+              <w:spacing w:after="40"/>
+            </w:pPr>
+            <w:r>
+              <w:rPr>
+                <w:b w:val="0"/>
+                <w:i w:val="0"/>
+                <w:sz w:val="20"/>
+              </w:rPr>
+              <w:t>Discuss pulse oximetry and oxygenation assessment.</w:t>
+            </w:r>
+          </w:p>
+        </w:tc>
+      </w:tr>
+    </w:tbl>
+    <w:p>
+      <w:pPr>
+        <w:spacing w:after="80"/>
+      </w:pPr>
+    </w:p>
+    <w:tbl>
+      <w:tblPr>
+        <w:tblW w:type="auto" w:w="0"/>
+        <w:tblLook w:firstColumn="1" w:firstRow="1" w:lastColumn="0" w:lastRow="0" w:noHBand="0" w:noVBand="1" w:val="04A0"/>
+        <w:tblBorders>
+          <w:top w:val="single" w:sz="8" w:space="0" w:color="B9A98B"/>
+          <w:left w:val="single" w:sz="8" w:space="0" w:color="B9A98B"/>
+          <w:bottom w:val="single" w:sz="8" w:space="0" w:color="B9A98B"/>
+          <w:right w:val="single" w:sz="8" w:space="0" w:color="B9A98B"/>
+          <w:insideH w:val="single" w:sz="8" w:space="0" w:color="B9A98B"/>
+          <w:insideV w:val="single" w:sz="8" w:space="0" w:color="B9A98B"/>
+        </w:tblBorders>
+      </w:tblPr>
+      <w:tblGrid>
+        <w:gridCol w:w="10224"/>
+      </w:tblGrid>
+      <w:tr>
+        <w:tc>
+          <w:tcPr>
+            <w:tcW w:type="dxa" w:w="10224"/>
+            <w:shd w:val="clear" w:color="auto" w:fill="F5F2EC"/>
+          </w:tcPr>
+          <w:p>
+            <w:pPr>
+              <w:spacing w:after="80"/>
+            </w:pPr>
+            <w:r>
+              <w:rPr>
+                <w:b/>
+                <w:color w:val="6B5B3E"/>
+                <w:sz w:val="18"/>
+              </w:rPr>
+              <w:t>NOTE</w:t>
+            </w:r>
+          </w:p>
+          <w:p>
+            <w:pPr>
+              <w:spacing w:after="120"/>
+            </w:pPr>
+            <w:r>
+              <w:rPr>
+                <w:b/>
+                <w:i w:val="0"/>
+              </w:rPr>
+              <w:t>The one-line frame for the whole lecture.</w:t>
+            </w:r>
+            <w:r>
+              <w:rPr>
+                <w:b w:val="0"/>
+                <w:i w:val="0"/>
+              </w:rPr>
+              <w:t xml:space="preserve"> Pulmonary function tests measure how air moves (</w:t>
+            </w:r>
+            <w:r>
+              <w:rPr>
+                <w:b/>
+                <w:i w:val="0"/>
+              </w:rPr>
+              <w:t>flow</w:t>
+            </w:r>
+            <w:r>
+              <w:rPr>
+                <w:b w:val="0"/>
+                <w:i w:val="0"/>
+              </w:rPr>
+              <w:t>), how much the lungs hold (</w:t>
+            </w:r>
+            <w:r>
+              <w:rPr>
+                <w:b/>
+                <w:i w:val="0"/>
+              </w:rPr>
+              <w:t>volume</w:t>
+            </w:r>
+            <w:r>
+              <w:rPr>
+                <w:b w:val="0"/>
+                <w:i w:val="0"/>
+              </w:rPr>
+              <w:t>) and how well gas crosses into the blood (</w:t>
+            </w:r>
+            <w:r>
+              <w:rPr>
+                <w:b/>
+                <w:i w:val="0"/>
+              </w:rPr>
+              <w:t>gas transfer</w:t>
+            </w:r>
+            <w:r>
+              <w:rPr>
+                <w:b w:val="0"/>
+                <w:i w:val="0"/>
+              </w:rPr>
+              <w:t xml:space="preserve">). Three standard tests answer three questions: </w:t>
+            </w:r>
+            <w:r>
+              <w:rPr>
+                <w:b/>
+                <w:i w:val="0"/>
+              </w:rPr>
+              <w:t>spirometry</w:t>
+            </w:r>
+            <w:r>
+              <w:rPr>
+                <w:b w:val="0"/>
+                <w:i w:val="0"/>
+              </w:rPr>
+              <w:t xml:space="preserve"> for </w:t>
+            </w:r>
+            <w:r>
+              <w:rPr>
+                <w:b/>
+                <w:i w:val="0"/>
+              </w:rPr>
+              <w:t>obstruction</w:t>
+            </w:r>
+            <w:r>
+              <w:rPr>
+                <w:b w:val="0"/>
+                <w:i w:val="0"/>
+              </w:rPr>
+              <w:t xml:space="preserve"> (trouble getting air OUT), </w:t>
+            </w:r>
+            <w:r>
+              <w:rPr>
+                <w:b/>
+                <w:i w:val="0"/>
+              </w:rPr>
+              <w:t>lung volumes</w:t>
+            </w:r>
+            <w:r>
+              <w:rPr>
+                <w:b w:val="0"/>
+                <w:i w:val="0"/>
+              </w:rPr>
+              <w:t xml:space="preserve"> for </w:t>
+            </w:r>
+            <w:r>
+              <w:rPr>
+                <w:b/>
+                <w:i w:val="0"/>
+              </w:rPr>
+              <w:t>restriction</w:t>
+            </w:r>
+            <w:r>
+              <w:rPr>
+                <w:b w:val="0"/>
+                <w:i w:val="0"/>
+              </w:rPr>
+              <w:t xml:space="preserve"> (trouble getting air IN, so less volume), and the </w:t>
+            </w:r>
+            <w:r>
+              <w:rPr>
+                <w:b/>
+                <w:i w:val="0"/>
+              </w:rPr>
+              <w:t>diffusing capacity for carbon monoxide</w:t>
+            </w:r>
+            <w:r>
+              <w:rPr>
+                <w:b w:val="0"/>
+                <w:i w:val="0"/>
+              </w:rPr>
+              <w:t xml:space="preserve"> for </w:t>
+            </w:r>
+            <w:r>
+              <w:rPr>
+                <w:b/>
+                <w:i w:val="0"/>
+              </w:rPr>
+              <w:t>pulmonary vascular disease</w:t>
+            </w:r>
+            <w:r>
+              <w:rPr>
+                <w:b w:val="0"/>
+                <w:i w:val="0"/>
+              </w:rPr>
+              <w:t xml:space="preserve"> (gas transfer). Read a report in order: the </w:t>
+            </w:r>
+            <w:r>
+              <w:rPr>
+                <w:b/>
+                <w:i w:val="0"/>
+              </w:rPr>
+              <w:t>ratio</w:t>
+            </w:r>
+            <w:r>
+              <w:rPr>
+                <w:b w:val="0"/>
+                <w:i w:val="0"/>
+              </w:rPr>
+              <w:t xml:space="preserve"> first, then the </w:t>
+            </w:r>
+            <w:r>
+              <w:rPr>
+                <w:b/>
+                <w:i w:val="0"/>
+              </w:rPr>
+              <w:t>forced vital capacity</w:t>
+            </w:r>
+            <w:r>
+              <w:rPr>
+                <w:b w:val="0"/>
+                <w:i w:val="0"/>
+              </w:rPr>
+              <w:t xml:space="preserve">, then the </w:t>
+            </w:r>
+            <w:r>
+              <w:rPr>
+                <w:b/>
+                <w:i w:val="0"/>
+              </w:rPr>
+              <w:t>total lung capacity</w:t>
+            </w:r>
+            <w:r>
+              <w:rPr>
+                <w:b w:val="0"/>
+                <w:i w:val="0"/>
+              </w:rPr>
+              <w:t>.</w:t>
+            </w:r>
+          </w:p>
+          <w:p>
+            <w:pPr>
+              <w:spacing w:after="120"/>
+            </w:pPr>
+            <w:r>
+              <w:rPr>
+                <w:b/>
+                <w:i w:val="0"/>
+              </w:rPr>
+              <w:t>Abbreviations you will see on every report:</w:t>
+            </w:r>
+            <w:r>
+              <w:rPr>
+                <w:b w:val="0"/>
+                <w:i w:val="0"/>
+              </w:rPr>
+              <w:t xml:space="preserve"> FEV1 (forced expiratory volume in one second), FVC (forced vital capacity), FEV1/FVC (forced expiratory volume in one second over forced vital capacity, “the ratio”), TLC (total lung capacity), RV (residual volume), FRC (functional residual capacity), DLCO (diffusing capacity of the lung for carbon monoxide), PEFR (peak expiratory flow rate), COPD (chronic obstructive pulmonary disease).</w:t>
+            </w:r>
+          </w:p>
+        </w:tc>
+      </w:tr>
+    </w:tbl>
+    <w:p>
+      <w:pPr>
+        <w:spacing w:after="80"/>
+      </w:pPr>
+    </w:p>
+    <w:tbl>
+      <w:tblPr>
+        <w:tblW w:type="auto" w:w="0"/>
+        <w:tblLook w:firstColumn="1" w:firstRow="1" w:lastColumn="0" w:lastRow="0" w:noHBand="0" w:noVBand="1" w:val="04A0"/>
+        <w:tblBorders>
+          <w:top w:val="single" w:sz="8" w:space="0" w:color="D4A017"/>
+          <w:left w:val="single" w:sz="8" w:space="0" w:color="D4A017"/>
+          <w:bottom w:val="single" w:sz="8" w:space="0" w:color="D4A017"/>
+          <w:right w:val="single" w:sz="8" w:space="0" w:color="D4A017"/>
+          <w:insideH w:val="single" w:sz="8" w:space="0" w:color="D4A017"/>
+          <w:insideV w:val="single" w:sz="8" w:space="0" w:color="D4A017"/>
+        </w:tblBorders>
+      </w:tblPr>
+      <w:tblGrid>
+        <w:gridCol w:w="10224"/>
+      </w:tblGrid>
+      <w:tr>
+        <w:tc>
+          <w:tcPr>
+            <w:tcW w:type="dxa" w:w="10224"/>
+            <w:shd w:val="clear" w:color="auto" w:fill="FFFBEF"/>
+          </w:tcPr>
+          <w:p>
+            <w:pPr>
+              <w:spacing w:after="80"/>
+            </w:pPr>
+            <w:r>
+              <w:rPr>
+                <w:b/>
+                <w:color w:val="8A6205"/>
+                <w:sz w:val="18"/>
+              </w:rPr>
+              <w:t>★  PROFESSOR EMPHASIS</w:t>
+            </w:r>
+          </w:p>
+          <w:p>
+            <w:pPr>
+              <w:spacing w:after="120"/>
+            </w:pPr>
+            <w:r>
+              <w:rPr>
+                <w:b w:val="0"/>
+                <w:i w:val="0"/>
+              </w:rPr>
+              <w:t>★ Lecturer emphasized — 26 October recording</w:t>
+            </w:r>
+          </w:p>
+          <w:tbl>
+            <w:tblPr>
+              <w:tblStyle w:val="TableGrid"/>
+              <w:tblW w:type="auto" w:w="0"/>
+              <w:jc w:val="center"/>
+              <w:tblLook w:firstColumn="1" w:firstRow="1" w:lastColumn="0" w:lastRow="0" w:noHBand="0" w:noVBand="1" w:val="04A0"/>
+              <w:tblBorders>
+                <w:top w:val="single" w:sz="4" w:space="0" w:color="D8D2D4"/>
+                <w:left w:val="single" w:sz="4" w:space="0" w:color="D8D2D4"/>
+                <w:bottom w:val="single" w:sz="4" w:space="0" w:color="D8D2D4"/>
+                <w:right w:val="single" w:sz="4" w:space="0" w:color="D8D2D4"/>
+                <w:insideH w:val="single" w:sz="4" w:space="0" w:color="D8D2D4"/>
+                <w:insideV w:val="single" w:sz="4" w:space="0" w:color="D8D2D4"/>
+              </w:tblBorders>
+            </w:tblPr>
+            <w:tblGrid>
+              <w:gridCol w:w="5112"/>
+              <w:gridCol w:w="5112"/>
+            </w:tblGrid>
+            <w:tr>
+              <w:tc>
+                <w:tcPr>
+                  <w:tcW w:type="dxa" w:w="5112"/>
+                  <w:shd w:val="clear" w:color="auto" w:fill="26384A"/>
+                </w:tcPr>
+                <w:p>
+                  <w:pPr>
+                    <w:spacing w:after="40"/>
+                  </w:pPr>
+                  <w:r>
+                    <w:rPr>
+                      <w:b/>
+                      <w:color w:val="FFFFFF"/>
+                      <w:sz w:val="18"/>
+                    </w:rPr>
+                  </w:r>
+                  <w:r>
+                    <w:rPr>
+                      <w:b/>
+                      <w:i w:val="0"/>
+                      <w:color w:val="FFFFFF"/>
+                      <w:sz w:val="18"/>
+                    </w:rPr>
+                    <w:t>In the recording</w:t>
+                  </w:r>
+                </w:p>
+              </w:tc>
+              <w:tc>
+                <w:tcPr>
+                  <w:tcW w:type="dxa" w:w="5112"/>
+                  <w:shd w:val="clear" w:color="auto" w:fill="26384A"/>
+                </w:tcPr>
+                <w:p>
+                  <w:pPr>
+                    <w:spacing w:after="40"/>
+                  </w:pPr>
+                  <w:r>
+                    <w:rPr>
+                      <w:b/>
+                      <w:color w:val="FFFFFF"/>
+                      <w:sz w:val="18"/>
+                    </w:rPr>
+                  </w:r>
+                  <w:r>
+                    <w:rPr>
+                      <w:b/>
+                      <w:i w:val="0"/>
+                      <w:color w:val="FFFFFF"/>
+                      <w:sz w:val="18"/>
+                    </w:rPr>
+                    <w:t>So</w:t>
+                  </w:r>
+                </w:p>
+              </w:tc>
+            </w:tr>
+            <w:tr>
+              <w:tc>
+                <w:tcPr>
+                  <w:tcW w:type="dxa" w:w="5112"/>
+                </w:tcPr>
+                <w:p>
+                  <w:pPr>
+                    <w:spacing w:after="40"/>
+                  </w:pPr>
+                  <w:r>
+                    <w:rPr>
+                      <w:sz w:val="18"/>
+                    </w:rPr>
+                  </w:r>
+                  <w:r>
+                    <w:rPr>
+                      <w:b w:val="0"/>
+                      <w:i w:val="0"/>
+                      <w:sz w:val="18"/>
+                    </w:rPr>
+                    <w:t xml:space="preserve">On the objectives: </w:t>
+                  </w:r>
+                  <w:r>
+                    <w:rPr>
+                      <w:b w:val="0"/>
+                      <w:i/>
+                      <w:sz w:val="18"/>
+                    </w:rPr>
+                    <w:t>“Differentiate obstructive and restrictive pulmonary patterns. That’s going to be the important ones.”</w:t>
+                  </w:r>
+                  <w:r>
+                    <w:rPr>
+                      <w:b w:val="0"/>
+                      <w:i w:val="0"/>
+                      <w:sz w:val="18"/>
+                    </w:rPr>
+                    <w:t xml:space="preserve"> [2:22–2:27]</w:t>
+                  </w:r>
+                </w:p>
+              </w:tc>
+              <w:tc>
+                <w:tcPr>
+                  <w:tcW w:type="dxa" w:w="5112"/>
+                </w:tcPr>
+                <w:p>
+                  <w:pPr>
+                    <w:spacing w:after="40"/>
+                  </w:pPr>
+                  <w:r>
+                    <w:rPr>
+                      <w:sz w:val="18"/>
+                    </w:rPr>
+                  </w:r>
+                  <w:r>
+                    <w:rPr>
+                      <w:b w:val="0"/>
+                      <w:i w:val="0"/>
+                      <w:sz w:val="18"/>
+                    </w:rPr>
+                    <w:t>Objective c (20.5) and reading the result (20.6) carry the weight.</w:t>
+                  </w:r>
+                </w:p>
+              </w:tc>
+            </w:tr>
+            <w:tr>
+              <w:tc>
+                <w:tcPr>
+                  <w:tcW w:type="dxa" w:w="5112"/>
+                </w:tcPr>
+                <w:p>
+                  <w:pPr>
+                    <w:spacing w:after="40"/>
+                  </w:pPr>
+                  <w:r>
+                    <w:rPr>
+                      <w:sz w:val="18"/>
+                    </w:rPr>
+                  </w:r>
+                  <w:r>
+                    <w:rPr>
+                      <w:b w:val="0"/>
+                      <w:i w:val="0"/>
+                      <w:sz w:val="18"/>
+                    </w:rPr>
+                    <w:t xml:space="preserve">Whole-body plethysmography: </w:t>
+                  </w:r>
+                  <w:r>
+                    <w:rPr>
+                      <w:b w:val="0"/>
+                      <w:i/>
+                      <w:sz w:val="18"/>
+                    </w:rPr>
+                    <w:t>“Now this is important”</w:t>
+                  </w:r>
+                  <w:r>
+                    <w:rPr>
+                      <w:b w:val="0"/>
+                      <w:i w:val="0"/>
+                      <w:sz w:val="18"/>
+                    </w:rPr>
+                    <w:t xml:space="preserve">; </w:t>
+                  </w:r>
+                  <w:r>
+                    <w:rPr>
+                      <w:b w:val="0"/>
+                      <w:i/>
+                      <w:sz w:val="18"/>
+                    </w:rPr>
+                    <w:t>“the key thing here is one of the lung volumes that we all possess is the residual volume.”</w:t>
+                  </w:r>
+                  <w:r>
+                    <w:rPr>
+                      <w:b w:val="0"/>
+                      <w:i w:val="0"/>
+                      <w:sz w:val="18"/>
+                    </w:rPr>
+                    <w:t xml:space="preserve"> [13:54–14:28]</w:t>
+                  </w:r>
+                </w:p>
+              </w:tc>
+              <w:tc>
+                <w:tcPr>
+                  <w:tcW w:type="dxa" w:w="5112"/>
+                </w:tcPr>
+                <w:p>
+                  <w:pPr>
+                    <w:spacing w:after="40"/>
+                  </w:pPr>
+                  <w:r>
+                    <w:rPr>
+                      <w:sz w:val="18"/>
+                    </w:rPr>
+                  </w:r>
+                  <w:r>
+                    <w:rPr>
+                      <w:b w:val="0"/>
+                      <w:i w:val="0"/>
+                      <w:sz w:val="18"/>
+                    </w:rPr>
+                    <w:t xml:space="preserve">Plethysmography measures the total lung capacity, the functional residual capacity, the </w:t>
+                  </w:r>
+                  <w:r>
+                    <w:rPr>
+                      <w:b/>
+                      <w:i w:val="0"/>
+                      <w:sz w:val="18"/>
+                    </w:rPr>
+                    <w:t>residual volume</w:t>
+                  </w:r>
+                  <w:r>
+                    <w:rPr>
+                      <w:b w:val="0"/>
+                      <w:i w:val="0"/>
+                      <w:sz w:val="18"/>
+                    </w:rPr>
+                    <w:t xml:space="preserve"> and airway resistance (20.1).</w:t>
+                  </w:r>
+                </w:p>
+              </w:tc>
+            </w:tr>
+            <w:tr>
+              <w:tc>
+                <w:tcPr>
+                  <w:tcW w:type="dxa" w:w="5112"/>
+                </w:tcPr>
+                <w:p>
+                  <w:pPr>
+                    <w:spacing w:after="40"/>
+                  </w:pPr>
+                  <w:r>
+                    <w:rPr>
+                      <w:sz w:val="18"/>
+                    </w:rPr>
+                  </w:r>
+                  <w:r>
+                    <w:rPr>
+                      <w:b w:val="0"/>
+                      <w:i w:val="0"/>
+                      <w:sz w:val="18"/>
+                    </w:rPr>
+                    <w:t xml:space="preserve">The spirometry tracing: </w:t>
+                  </w:r>
+                  <w:r>
+                    <w:rPr>
+                      <w:b w:val="0"/>
+                      <w:i/>
+                      <w:sz w:val="18"/>
+                    </w:rPr>
+                    <w:t>“This I want you to see in your sleep. I want you to have dreams about this … get this tracing in your head.”</w:t>
+                  </w:r>
+                  <w:r>
+                    <w:rPr>
+                      <w:b w:val="0"/>
+                      <w:i w:val="0"/>
+                      <w:sz w:val="18"/>
+                    </w:rPr>
+                    <w:t xml:space="preserve"> [24:40–24:57]</w:t>
+                  </w:r>
+                </w:p>
+              </w:tc>
+              <w:tc>
+                <w:tcPr>
+                  <w:tcW w:type="dxa" w:w="5112"/>
+                </w:tcPr>
+                <w:p>
+                  <w:pPr>
+                    <w:spacing w:after="40"/>
+                  </w:pPr>
+                  <w:r>
+                    <w:rPr>
+                      <w:sz w:val="18"/>
+                    </w:rPr>
+                  </w:r>
+                  <w:r>
+                    <w:rPr>
+                      <w:b w:val="0"/>
+                      <w:i w:val="0"/>
+                      <w:sz w:val="18"/>
+                    </w:rPr>
+                    <w:t>The four volumes and four capacities on one tracing (20.2).</w:t>
+                  </w:r>
+                </w:p>
+              </w:tc>
+            </w:tr>
+            <w:tr>
+              <w:tc>
+                <w:tcPr>
+                  <w:tcW w:type="dxa" w:w="5112"/>
+                </w:tcPr>
+                <w:p>
+                  <w:pPr>
+                    <w:spacing w:after="40"/>
+                  </w:pPr>
+                  <w:r>
+                    <w:rPr>
+                      <w:sz w:val="18"/>
+                    </w:rPr>
+                  </w:r>
+                  <w:r>
+                    <w:rPr>
+                      <w:b w:val="0"/>
+                      <w:i/>
+                      <w:sz w:val="18"/>
+                    </w:rPr>
+                    <w:t>“Probably the most important thing I want you guys to remember … the most important part of interpreting PFTs, and that is the FEV1 to FVC ratio.”</w:t>
+                  </w:r>
+                  <w:r>
+                    <w:rPr>
+                      <w:b w:val="0"/>
+                      <w:i w:val="0"/>
+                      <w:sz w:val="18"/>
+                    </w:rPr>
+                    <w:t xml:space="preserve"> And: </w:t>
+                  </w:r>
+                  <w:r>
+                    <w:rPr>
+                      <w:b w:val="0"/>
+                      <w:i/>
+                      <w:sz w:val="18"/>
+                    </w:rPr>
+                    <w:t>“the FVC and the FEV1 and the FEV1 to FVC ratio are the three most important values you need to know about when interpreting PFTs.”</w:t>
+                  </w:r>
+                  <w:r>
+                    <w:rPr>
+                      <w:b w:val="0"/>
+                      <w:i w:val="0"/>
+                      <w:sz w:val="18"/>
+                    </w:rPr>
+                    <w:t xml:space="preserve"> [35:39–35:57; 39:40–39:55]</w:t>
+                  </w:r>
+                </w:p>
+              </w:tc>
+              <w:tc>
+                <w:tcPr>
+                  <w:tcW w:type="dxa" w:w="5112"/>
+                </w:tcPr>
+                <w:p>
+                  <w:pPr>
+                    <w:spacing w:after="40"/>
+                  </w:pPr>
+                  <w:r>
+                    <w:rPr>
+                      <w:sz w:val="18"/>
+                    </w:rPr>
+                  </w:r>
+                  <w:r>
+                    <w:rPr>
+                      <w:b w:val="0"/>
+                      <w:i w:val="0"/>
+                      <w:sz w:val="18"/>
+                    </w:rPr>
+                    <w:t>The three values (20.3); the ratio is the first step of every read (20.6).</w:t>
+                  </w:r>
+                </w:p>
+              </w:tc>
+            </w:tr>
+            <w:tr>
+              <w:tc>
+                <w:tcPr>
+                  <w:tcW w:type="dxa" w:w="5112"/>
+                </w:tcPr>
+                <w:p>
+                  <w:pPr>
+                    <w:spacing w:after="40"/>
+                  </w:pPr>
+                  <w:r>
+                    <w:rPr>
+                      <w:sz w:val="18"/>
+                    </w:rPr>
+                  </w:r>
+                  <w:r>
+                    <w:rPr>
+                      <w:b w:val="0"/>
+                      <w:i w:val="0"/>
+                      <w:sz w:val="18"/>
+                    </w:rPr>
+                    <w:t xml:space="preserve">The flow-volume loop: </w:t>
+                  </w:r>
+                  <w:r>
+                    <w:rPr>
+                      <w:b w:val="0"/>
+                      <w:i/>
+                      <w:sz w:val="18"/>
+                    </w:rPr>
+                    <w:t>“another visual graph that you’ve just got to burn into your brain … if you know what the normal looks like, then you’re going to know what the abnormal looks like.”</w:t>
+                  </w:r>
+                  <w:r>
+                    <w:rPr>
+                      <w:b w:val="0"/>
+                      <w:i w:val="0"/>
+                      <w:sz w:val="18"/>
+                    </w:rPr>
+                    <w:t xml:space="preserve"> [36:38–36:50]</w:t>
+                  </w:r>
+                </w:p>
+              </w:tc>
+              <w:tc>
+                <w:tcPr>
+                  <w:tcW w:type="dxa" w:w="5112"/>
+                </w:tcPr>
+                <w:p>
+                  <w:pPr>
+                    <w:spacing w:after="40"/>
+                  </w:pPr>
+                  <w:r>
+                    <w:rPr>
+                      <w:sz w:val="18"/>
+                    </w:rPr>
+                  </w:r>
+                  <w:r>
+                    <w:rPr>
+                      <w:b w:val="0"/>
+                      <w:i w:val="0"/>
+                      <w:sz w:val="18"/>
+                    </w:rPr>
+                    <w:t>Know the normal loop cold (20.3), then the abnormal ones (20.5).</w:t>
+                  </w:r>
+                </w:p>
+              </w:tc>
+            </w:tr>
+            <w:tr>
+              <w:tc>
+                <w:tcPr>
+                  <w:tcW w:type="dxa" w:w="5112"/>
+                </w:tcPr>
+                <w:p>
+                  <w:pPr>
+                    <w:spacing w:after="40"/>
+                  </w:pPr>
+                  <w:r>
+                    <w:rPr>
+                      <w:sz w:val="18"/>
+                    </w:rPr>
+                  </w:r>
+                  <w:r>
+                    <w:rPr>
+                      <w:b w:val="0"/>
+                      <w:i w:val="0"/>
+                      <w:sz w:val="18"/>
+                    </w:rPr>
+                    <w:t xml:space="preserve">The obstructive volume-time curve: </w:t>
+                  </w:r>
+                  <w:r>
+                    <w:rPr>
+                      <w:b w:val="0"/>
+                      <w:i/>
+                      <w:sz w:val="18"/>
+                    </w:rPr>
+                    <w:t>“That’s very important. Get that visual in your mind. That’s what an obstructive time-volume pattern looks like.”</w:t>
+                  </w:r>
+                  <w:r>
+                    <w:rPr>
+                      <w:b w:val="0"/>
+                      <w:i w:val="0"/>
+                      <w:sz w:val="18"/>
+                    </w:rPr>
+                    <w:t xml:space="preserve"> [44:49–44:54]</w:t>
+                  </w:r>
+                </w:p>
+              </w:tc>
+              <w:tc>
+                <w:tcPr>
+                  <w:tcW w:type="dxa" w:w="5112"/>
+                </w:tcPr>
+                <w:p>
+                  <w:pPr>
+                    <w:spacing w:after="40"/>
+                  </w:pPr>
+                  <w:r>
+                    <w:rPr>
+                      <w:sz w:val="18"/>
+                    </w:rPr>
+                  </w:r>
+                  <w:r>
+                    <w:rPr>
+                      <w:b w:val="0"/>
+                      <w:i w:val="0"/>
+                      <w:sz w:val="18"/>
+                    </w:rPr>
+                    <w:t>A slow rise and a long, late plateau (20.5).</w:t>
+                  </w:r>
+                </w:p>
+              </w:tc>
+            </w:tr>
+            <w:tr>
+              <w:tc>
+                <w:tcPr>
+                  <w:tcW w:type="dxa" w:w="5112"/>
+                </w:tcPr>
+                <w:p>
+                  <w:pPr>
+                    <w:spacing w:after="40"/>
+                  </w:pPr>
+                  <w:r>
+                    <w:rPr>
+                      <w:sz w:val="18"/>
+                    </w:rPr>
+                  </w:r>
+                  <w:r>
+                    <w:rPr>
+                      <w:b w:val="0"/>
+                      <w:i/>
+                      <w:sz w:val="18"/>
+                    </w:rPr>
+                    <w:t>“If the FEV1/FVC ratio is less than 70%, it ain’t normal … 70% is your marker.”</w:t>
+                  </w:r>
+                  <w:r>
+                    <w:rPr>
+                      <w:b w:val="0"/>
+                      <w:i w:val="0"/>
+                      <w:sz w:val="18"/>
+                    </w:rPr>
+                    <w:t xml:space="preserve"> Notability’s transcript also has </w:t>
+                  </w:r>
+                  <w:r>
+                    <w:rPr>
+                      <w:b w:val="0"/>
+                      <w:i/>
+                      <w:sz w:val="18"/>
+                    </w:rPr>
+                    <w:t>“Pay attention to this.”</w:t>
+                  </w:r>
+                  <w:r>
+                    <w:rPr>
+                      <w:b w:val="0"/>
+                      <w:i w:val="0"/>
+                      <w:sz w:val="18"/>
+                    </w:rPr>
+                    <w:t xml:space="preserve"> [53:11–53:41]</w:t>
+                  </w:r>
+                </w:p>
+              </w:tc>
+              <w:tc>
+                <w:tcPr>
+                  <w:tcW w:type="dxa" w:w="5112"/>
+                </w:tcPr>
+                <w:p>
+                  <w:pPr>
+                    <w:spacing w:after="40"/>
+                  </w:pPr>
+                  <w:r>
+                    <w:rPr>
+                      <w:sz w:val="18"/>
+                    </w:rPr>
+                  </w:r>
+                  <w:r>
+                    <w:rPr>
+                      <w:b w:val="0"/>
+                      <w:i w:val="0"/>
+                      <w:sz w:val="18"/>
+                    </w:rPr>
+                    <w:t xml:space="preserve">A ratio </w:t>
+                  </w:r>
+                  <w:r>
+                    <w:rPr>
+                      <w:b/>
+                      <w:i w:val="0"/>
+                      <w:sz w:val="18"/>
+                    </w:rPr>
+                    <w:t>below 70%</w:t>
+                  </w:r>
+                  <w:r>
+                    <w:rPr>
+                      <w:b w:val="0"/>
+                      <w:i w:val="0"/>
+                      <w:sz w:val="18"/>
+                    </w:rPr>
+                    <w:t xml:space="preserve"> is obstruction (20.5, 20.6).</w:t>
+                  </w:r>
+                </w:p>
+              </w:tc>
+            </w:tr>
+            <w:tr>
+              <w:tc>
+                <w:tcPr>
+                  <w:tcW w:type="dxa" w:w="5112"/>
+                </w:tcPr>
+                <w:p>
+                  <w:pPr>
+                    <w:spacing w:after="40"/>
+                  </w:pPr>
+                  <w:r>
+                    <w:rPr>
+                      <w:sz w:val="18"/>
+                    </w:rPr>
+                  </w:r>
+                  <w:r>
+                    <w:rPr>
+                      <w:b w:val="0"/>
+                      <w:i/>
+                      <w:sz w:val="18"/>
+                    </w:rPr>
+                    <w:t>“If there’s a scoop in the loop, there’s obstruction. Remember that.”</w:t>
+                  </w:r>
+                  <w:r>
+                    <w:rPr>
+                      <w:b w:val="0"/>
+                      <w:i w:val="0"/>
+                      <w:sz w:val="18"/>
+                    </w:rPr>
+                    <w:t xml:space="preserve"> And the restrictive loop: </w:t>
+                  </w:r>
+                  <w:r>
+                    <w:rPr>
+                      <w:b w:val="0"/>
+                      <w:i/>
+                      <w:sz w:val="18"/>
+                    </w:rPr>
+                    <w:t>“if it looks like a witch’s hat, it’s restricted.”</w:t>
+                  </w:r>
+                  <w:r>
+                    <w:rPr>
+                      <w:b w:val="0"/>
+                      <w:i w:val="0"/>
+                      <w:sz w:val="18"/>
+                    </w:rPr>
+                    <w:t xml:space="preserve"> [57:50–58:15]</w:t>
+                  </w:r>
+                </w:p>
+              </w:tc>
+              <w:tc>
+                <w:tcPr>
+                  <w:tcW w:type="dxa" w:w="5112"/>
+                </w:tcPr>
+                <w:p>
+                  <w:pPr>
+                    <w:spacing w:after="40"/>
+                  </w:pPr>
+                  <w:r>
+                    <w:rPr>
+                      <w:sz w:val="18"/>
+                    </w:rPr>
+                  </w:r>
+                  <w:r>
+                    <w:rPr>
+                      <w:b w:val="0"/>
+                      <w:i w:val="0"/>
+                      <w:sz w:val="18"/>
+                    </w:rPr>
+                    <w:t>The two loop shapes to recognize at a glance (20.5).</w:t>
+                  </w:r>
+                </w:p>
+              </w:tc>
+            </w:tr>
+            <w:tr>
+              <w:tc>
+                <w:tcPr>
+                  <w:tcW w:type="dxa" w:w="5112"/>
+                </w:tcPr>
+                <w:p>
+                  <w:pPr>
+                    <w:spacing w:after="40"/>
+                  </w:pPr>
+                  <w:r>
+                    <w:rPr>
+                      <w:sz w:val="18"/>
+                    </w:rPr>
+                  </w:r>
+                  <w:r>
+                    <w:rPr>
+                      <w:b w:val="0"/>
+                      <w:i/>
+                      <w:sz w:val="18"/>
+                    </w:rPr>
+                    <w:t>“The key thing to remember about restrictive lung disease is what? Hard to get it in.”</w:t>
+                  </w:r>
+                  <w:r>
+                    <w:rPr>
+                      <w:b w:val="0"/>
+                      <w:i w:val="0"/>
+                      <w:sz w:val="18"/>
+                    </w:rPr>
+                    <w:t xml:space="preserve"> And: </w:t>
+                  </w:r>
+                  <w:r>
+                    <w:rPr>
+                      <w:b w:val="0"/>
+                      <w:i/>
+                      <w:sz w:val="18"/>
+                    </w:rPr>
+                    <w:t>“They look the same, it’s just the volume is less. That’s the key thing to remember with restrictive pathology.”</w:t>
+                  </w:r>
+                  <w:r>
+                    <w:rPr>
+                      <w:b w:val="0"/>
+                      <w:i w:val="0"/>
+                      <w:sz w:val="18"/>
+                    </w:rPr>
+                    <w:t xml:space="preserve"> [49:27–49:36; 1:01:19–1:01:29]</w:t>
+                  </w:r>
+                </w:p>
+              </w:tc>
+              <w:tc>
+                <w:tcPr>
+                  <w:tcW w:type="dxa" w:w="5112"/>
+                </w:tcPr>
+                <w:p>
+                  <w:pPr>
+                    <w:spacing w:after="40"/>
+                  </w:pPr>
+                  <w:r>
+                    <w:rPr>
+                      <w:sz w:val="18"/>
+                    </w:rPr>
+                  </w:r>
+                  <w:r>
+                    <w:rPr>
+                      <w:b w:val="0"/>
+                      <w:i w:val="0"/>
+                      <w:sz w:val="18"/>
+                    </w:rPr>
+                    <w:t>Restriction keeps the normal shape at a smaller size (20.5).</w:t>
+                  </w:r>
+                </w:p>
+              </w:tc>
+            </w:tr>
+            <w:tr>
+              <w:tc>
+                <w:tcPr>
+                  <w:tcW w:type="dxa" w:w="5112"/>
+                </w:tcPr>
+                <w:p>
+                  <w:pPr>
+                    <w:spacing w:after="40"/>
+                  </w:pPr>
+                  <w:r>
+                    <w:rPr>
+                      <w:sz w:val="18"/>
+                    </w:rPr>
+                  </w:r>
+                  <w:r>
+                    <w:rPr>
+                      <w:b w:val="0"/>
+                      <w:i w:val="0"/>
+                      <w:sz w:val="18"/>
+                    </w:rPr>
+                    <w:t xml:space="preserve">Bronchiectasis: </w:t>
+                  </w:r>
+                  <w:r>
+                    <w:rPr>
+                      <w:b w:val="0"/>
+                      <w:i/>
+                      <w:sz w:val="18"/>
+                    </w:rPr>
+                    <w:t>“now if you remember this, this is a permanent airway dilation.”</w:t>
+                  </w:r>
+                  <w:r>
+                    <w:rPr>
+                      <w:b w:val="0"/>
+                      <w:i w:val="0"/>
+                      <w:sz w:val="18"/>
+                    </w:rPr>
+                    <w:t xml:space="preserve"> [7:58]</w:t>
+                  </w:r>
+                </w:p>
+              </w:tc>
+              <w:tc>
+                <w:tcPr>
+                  <w:tcW w:type="dxa" w:w="5112"/>
+                </w:tcPr>
+                <w:p>
+                  <w:pPr>
+                    <w:spacing w:after="40"/>
+                  </w:pPr>
+                  <w:r>
+                    <w:rPr>
+                      <w:sz w:val="18"/>
+                    </w:rPr>
+                  </w:r>
+                  <w:r>
+                    <w:rPr>
+                      <w:b w:val="0"/>
+                      <w:i w:val="0"/>
+                      <w:sz w:val="18"/>
+                    </w:rPr>
+                    <w:t>Bronchiectasis is obstructive (20.5).</w:t>
+                  </w:r>
+                </w:p>
+              </w:tc>
+            </w:tr>
+          </w:tbl>
+          <w:p/>
+          <w:p>
+            <w:pPr>
+              <w:spacing w:after="80"/>
+            </w:pPr>
+          </w:p>
+          <w:p>
+            <w:pPr>
+              <w:spacing w:after="120"/>
+            </w:pPr>
+            <w:r>
+              <w:rPr>
+                <w:b/>
+                <w:i w:val="0"/>
+              </w:rPr>
+              <w:t>Said to be beyond what you need:</w:t>
+            </w:r>
+            <w:r>
+              <w:rPr>
+                <w:b w:val="0"/>
+                <w:i w:val="0"/>
+              </w:rPr>
+              <w:t xml:space="preserve"> the incentive spirometer’s piston (</w:t>
+            </w:r>
+            <w:r>
+              <w:rPr>
+                <w:b w:val="0"/>
+                <w:i/>
+              </w:rPr>
+              <w:t>“Don’t worry about this,”</w:t>
+            </w:r>
+            <w:r>
+              <w:rPr>
+                <w:b w:val="0"/>
+                <w:i w:val="0"/>
+              </w:rPr>
+              <w:t xml:space="preserve"> 20:57); how the diffusing capacity is measured (</w:t>
+            </w:r>
+            <w:r>
+              <w:rPr>
+                <w:b w:val="0"/>
+                <w:i/>
+              </w:rPr>
+              <w:t>“it’s all a lot of math. But we’re not going to focus in on that today,”</w:t>
+            </w:r>
+            <w:r>
+              <w:rPr>
+                <w:b w:val="0"/>
+                <w:i w:val="0"/>
+              </w:rPr>
+              <w:t xml:space="preserve"> 23:13; its role is still asked, 20.7); pulmonary vascular disease beyond its definition (6:58); digging into the table of normal values (</w:t>
+            </w:r>
+            <w:r>
+              <w:rPr>
+                <w:b w:val="0"/>
+                <w:i/>
+              </w:rPr>
+              <w:t>“I’m not going to be digging into this,”</w:t>
+            </w:r>
+            <w:r>
+              <w:rPr>
+                <w:b w:val="0"/>
+                <w:i w:val="0"/>
+              </w:rPr>
+              <w:t xml:space="preserve"> 43:19), and normal ranges are always supplied on the exam anyway. The lecturer also said of the ratio </w:t>
+            </w:r>
+            <w:r>
+              <w:rPr>
+                <w:b w:val="0"/>
+                <w:i/>
+              </w:rPr>
+              <w:t>“you need to know how to calculate that”</w:t>
+            </w:r>
+            <w:r>
+              <w:rPr>
+                <w:b w:val="0"/>
+                <w:i w:val="0"/>
+              </w:rPr>
+              <w:t xml:space="preserve"> (36:30); the quizzes give the ratio rather than ask you to work it out, following the course rule that nothing is calculated.</w:t>
+            </w:r>
+          </w:p>
+          <w:p>
+            <w:pPr>
+              <w:spacing w:after="120"/>
+            </w:pPr>
+            <w:r>
+              <w:rPr>
+                <w:b/>
+                <w:i w:val="0"/>
+              </w:rPr>
+              <w:t>Where the time went</w:t>
+            </w:r>
+            <w:r>
+              <w:rPr>
+                <w:b w:val="0"/>
+                <w:i w:val="0"/>
+              </w:rPr>
+              <w:t xml:space="preserve"> (minutes of speech, 62 in all, both transcripts): the parameters (objective a: the equipment, plethysmography, the volumes and capacities with the class breathing them, spirometry, the forced values, the curves) about 27 minutes; obstructive against restrictive (c) about 16; reading results (d) about 6; pulse oximetry and oxygenation (f) about 4; indications (b) and the role of each test (e) about 3 each; the opening case and objectives about 3. </w:t>
+            </w:r>
+            <w:r>
+              <w:rPr>
+                <w:b/>
+                <w:i w:val="0"/>
+              </w:rPr>
+              <w:t>The recording ends as the three cases begin</w:t>
+            </w:r>
+            <w:r>
+              <w:rPr>
+                <w:b w:val="0"/>
+                <w:i w:val="0"/>
+              </w:rPr>
+              <w:t xml:space="preserve"> (1:02:09, “this represents three different patients”): </w:t>
+            </w:r>
+            <w:r>
+              <w:rPr>
+                <w:b/>
+                <w:i w:val="0"/>
+              </w:rPr>
+              <w:t>slides 46 to 57 (Cases 1 to 3) have no audio</w:t>
+            </w:r>
+            <w:r>
+              <w:rPr>
+                <w:b w:val="0"/>
+                <w:i w:val="0"/>
+              </w:rPr>
+              <w:t>, so they are taught here from the slides alone (20.6). The quizzes are weighted the same way, with reading results lifted because it is the core of the vignettes.</w:t>
+            </w:r>
+          </w:p>
+          <w:p>
+            <w:pPr>
+              <w:spacing w:after="120"/>
+            </w:pPr>
+            <w:r>
+              <w:rPr>
+                <w:b/>
+                <w:i w:val="0"/>
+              </w:rPr>
+              <w:t>Where the slide and the recording differ.</w:t>
+            </w:r>
+            <w:r>
+              <w:rPr>
+                <w:b w:val="0"/>
+                <w:i w:val="0"/>
+              </w:rPr>
+              <w:t xml:space="preserve"> (1) </w:t>
+            </w:r>
+            <w:r>
+              <w:rPr>
+                <w:b/>
+                <w:i w:val="0"/>
+              </w:rPr>
+              <w:t>Repeated efforts:</w:t>
+            </w:r>
+            <w:r>
+              <w:rPr>
+                <w:b w:val="0"/>
+                <w:i w:val="0"/>
+              </w:rPr>
+              <w:t xml:space="preserve"> slide 24 says the test is repeated 3 times and the </w:t>
+            </w:r>
+            <w:r>
+              <w:rPr>
+                <w:b/>
+                <w:i w:val="0"/>
+              </w:rPr>
+              <w:t>highest</w:t>
+            </w:r>
+            <w:r>
+              <w:rPr>
+                <w:b w:val="0"/>
+                <w:i w:val="0"/>
+              </w:rPr>
+              <w:t xml:space="preserve"> volumes and flows are recorded; the recording said it is repeated </w:t>
+            </w:r>
+            <w:r>
+              <w:rPr>
+                <w:b w:val="0"/>
+                <w:i/>
+              </w:rPr>
+              <w:t>“to get a general average of it”</w:t>
+            </w:r>
+            <w:r>
+              <w:rPr>
+                <w:b w:val="0"/>
+                <w:i w:val="0"/>
+              </w:rPr>
+              <w:t xml:space="preserve"> (33:22). The slide is keyed. (2) </w:t>
+            </w:r>
+            <w:r>
+              <w:rPr>
+                <w:b/>
+                <w:i w:val="0"/>
+              </w:rPr>
+              <w:t>Slide 39’s numbers:</w:t>
+            </w:r>
+            <w:r>
+              <w:rPr>
+                <w:b w:val="0"/>
+                <w:i w:val="0"/>
+              </w:rPr>
+              <w:t xml:space="preserve"> the forced expiratory volume in one second is 0.94 measured against 1.90 predicted, </w:t>
+            </w:r>
+            <w:r>
+              <w:rPr>
+                <w:b/>
+                <w:i w:val="0"/>
+              </w:rPr>
+              <w:t>49%</w:t>
+            </w:r>
+            <w:r>
+              <w:rPr>
+                <w:b w:val="0"/>
+                <w:i w:val="0"/>
+              </w:rPr>
+              <w:t xml:space="preserve"> of predicted on the slide; the recording said </w:t>
+            </w:r>
+            <w:r>
+              <w:rPr>
+                <w:b w:val="0"/>
+                <w:i/>
+              </w:rPr>
+              <w:t>“44% predicted”</w:t>
+            </w:r>
+            <w:r>
+              <w:rPr>
+                <w:b w:val="0"/>
+                <w:i w:val="0"/>
+              </w:rPr>
+              <w:t xml:space="preserve"> (48:04, both transcripts). The slide is keyed. (3) </w:t>
+            </w:r>
+            <w:r>
+              <w:rPr>
+                <w:b/>
+                <w:i w:val="0"/>
+              </w:rPr>
+              <w:t>The diffusing capacity</w:t>
+            </w:r>
+            <w:r>
+              <w:rPr>
+                <w:b w:val="0"/>
+                <w:i w:val="0"/>
+              </w:rPr>
+              <w:t xml:space="preserve"> was described as measuring </w:t>
+            </w:r>
+            <w:r>
+              <w:rPr>
+                <w:b w:val="0"/>
+                <w:i/>
+              </w:rPr>
+              <w:t>“how much carbon dioxide got transferred into the blood”</w:t>
+            </w:r>
+            <w:r>
+              <w:rPr>
+                <w:b w:val="0"/>
+                <w:i w:val="0"/>
+              </w:rPr>
+              <w:t xml:space="preserve"> (23:07, both transcripts); the test, as its name on slide 18 says, uses </w:t>
+            </w:r>
+            <w:r>
+              <w:rPr>
+                <w:b/>
+                <w:i w:val="0"/>
+              </w:rPr>
+              <w:t>carbon monoxide</w:t>
+            </w:r>
+            <w:r>
+              <w:rPr>
+                <w:b w:val="0"/>
+                <w:i w:val="0"/>
+              </w:rPr>
+              <w:t xml:space="preserve">. Not asked beyond the slide. (4) </w:t>
+            </w:r>
+            <w:r>
+              <w:rPr>
+                <w:b/>
+                <w:i w:val="0"/>
+              </w:rPr>
+              <w:t>The ratio’s definition:</w:t>
+            </w:r>
+            <w:r>
+              <w:rPr>
+                <w:b w:val="0"/>
+                <w:i w:val="0"/>
+              </w:rPr>
+              <w:t xml:space="preserve"> slide 26 calls it the proportion of the </w:t>
+            </w:r>
+            <w:r>
+              <w:rPr>
+                <w:b w:val="0"/>
+                <w:i/>
+              </w:rPr>
+              <w:t>total lung capacity</w:t>
+            </w:r>
+            <w:r>
+              <w:rPr>
+                <w:b w:val="0"/>
+                <w:i w:val="0"/>
+              </w:rPr>
+              <w:t xml:space="preserve"> exhaled in the first second, then adds “(% of the FVC exhaled in 1 sec.)”; the recording repeated “total lung capacity” (36:06). The ratio is built from the </w:t>
+            </w:r>
+            <w:r>
+              <w:rPr>
+                <w:b/>
+                <w:i w:val="0"/>
+              </w:rPr>
+              <w:t>forced vital capacity</w:t>
+            </w:r>
+            <w:r>
+              <w:rPr>
+                <w:b w:val="0"/>
+                <w:i w:val="0"/>
+              </w:rPr>
+              <w:t xml:space="preserve">, as its name and the slide’s own parenthesis say, and that is how it is taught and asked. (5) Slide 30 says the loop’s </w:t>
+            </w:r>
+            <w:r>
+              <w:rPr>
+                <w:b w:val="0"/>
+                <w:i/>
+              </w:rPr>
+              <w:t>“complete cycle represents the TLC”</w:t>
+            </w:r>
+            <w:r>
+              <w:rPr>
+                <w:b w:val="0"/>
+                <w:i w:val="0"/>
+              </w:rPr>
+              <w:t xml:space="preserve">, while the same figure labels the loop’s width </w:t>
+            </w:r>
+            <w:r>
+              <w:rPr>
+                <w:b/>
+                <w:i w:val="0"/>
+              </w:rPr>
+              <w:t>VC</w:t>
+            </w:r>
+            <w:r>
+              <w:rPr>
+                <w:b w:val="0"/>
+                <w:i w:val="0"/>
+              </w:rPr>
+              <w:t xml:space="preserve"> (vital capacity); the residual volume is never exhaled, so the loop spans the vital capacity. Not asked. (6) Slide 23 writes the functional residual capacity as “Expiratory </w:t>
+            </w:r>
+            <w:r>
+              <w:rPr>
+                <w:b w:val="0"/>
+                <w:i/>
+              </w:rPr>
+              <w:t>Residual</w:t>
+            </w:r>
+            <w:r>
+              <w:rPr>
+                <w:b w:val="0"/>
+                <w:i w:val="0"/>
+              </w:rPr>
+              <w:t xml:space="preserve"> Volume (ERV) + RV”; it is the expiratory </w:t>
+            </w:r>
+            <w:r>
+              <w:rPr>
+                <w:b/>
+                <w:i w:val="0"/>
+              </w:rPr>
+              <w:t>reserve</w:t>
+            </w:r>
+            <w:r>
+              <w:rPr>
+                <w:b w:val="0"/>
+                <w:i w:val="0"/>
+              </w:rPr>
+              <w:t xml:space="preserve"> volume (slide 21), as taught here. (7) </w:t>
+            </w:r>
+            <w:r>
+              <w:rPr>
+                <w:b/>
+                <w:i w:val="0"/>
+              </w:rPr>
+              <w:t>Normal ratio:</w:t>
+            </w:r>
+            <w:r>
+              <w:rPr>
+                <w:b w:val="0"/>
+                <w:i w:val="0"/>
+              </w:rPr>
+              <w:t xml:space="preserve"> slide 31 gives a normal ratio of </w:t>
+            </w:r>
+            <w:r>
+              <w:rPr>
+                <w:b/>
+                <w:i w:val="0"/>
+              </w:rPr>
+              <w:t>more than 80%</w:t>
+            </w:r>
+            <w:r>
+              <w:rPr>
+                <w:b w:val="0"/>
+                <w:i w:val="0"/>
+              </w:rPr>
+              <w:t xml:space="preserve"> and </w:t>
+            </w:r>
+            <w:r>
+              <w:rPr>
+                <w:b/>
+                <w:i w:val="0"/>
+              </w:rPr>
+              <w:t>below 70%</w:t>
+            </w:r>
+            <w:r>
+              <w:rPr>
+                <w:b w:val="0"/>
+                <w:i w:val="0"/>
+              </w:rPr>
+              <w:t xml:space="preserve"> as obstruction; slide 41 puts restriction at </w:t>
+            </w:r>
+            <w:r>
+              <w:rPr>
+                <w:b/>
+                <w:i w:val="0"/>
+              </w:rPr>
+              <w:t>70% or more</w:t>
+            </w:r>
+            <w:r>
+              <w:rPr>
+                <w:b w:val="0"/>
+                <w:i w:val="0"/>
+              </w:rPr>
+              <w:t xml:space="preserve">. The quizzes use ratios clearly below 70% or above 80%. (8) The recording called plethysmography </w:t>
+            </w:r>
+            <w:r>
+              <w:rPr>
+                <w:b w:val="0"/>
+                <w:i/>
+              </w:rPr>
+              <w:t>“the only form of testing”</w:t>
+            </w:r>
+            <w:r>
+              <w:rPr>
+                <w:b w:val="0"/>
+                <w:i w:val="0"/>
+              </w:rPr>
+              <w:t xml:space="preserve"> that gives the residual volume (14:51); the slide lists the residual volume among what plethysmography measures and makes no “only” claim, so none is asked. (9) The two transcripts disagree at 46:46 (ours “inspiration, aspiration”, Notability’s “inspiration, expiration”); the loop has an inspiratory and an </w:t>
+            </w:r>
+            <w:r>
+              <w:rPr>
+                <w:b/>
+                <w:i w:val="0"/>
+              </w:rPr>
+              <w:t>expiratory</w:t>
+            </w:r>
+            <w:r>
+              <w:rPr>
+                <w:b w:val="0"/>
+                <w:i w:val="0"/>
+              </w:rPr>
+              <w:t xml:space="preserve"> limb.</w:t>
+            </w:r>
+          </w:p>
+        </w:tc>
+      </w:tr>
+    </w:tbl>
+    <w:p>
+      <w:pPr>
+        <w:spacing w:after="80"/>
+      </w:pPr>
+    </w:p>
+    <w:p>
+      <w:pPr>
+        <w:pStyle w:val="Heading2"/>
+        <w:spacing w:before="200" w:after="100"/>
+      </w:pPr>
+      <w:r>
+        <w:rPr>
+          <w:rFonts w:ascii="Georgia" w:hAnsi="Georgia"/>
+          <w:color w:val="26384A"/>
+        </w:rPr>
+        <w:t>20.1 · Objective a — The equipment and the tests: what each one measures</w:t>
+      </w:r>
+    </w:p>
+    <w:p>
+      <w:pPr>
+        <w:spacing w:after="120"/>
+      </w:pPr>
+      <w:r>
+        <w:rPr>
+          <w:b/>
+          <w:i w:val="0"/>
+        </w:rPr>
+        <w:t>Pulmonary function testing equipment</w:t>
+      </w:r>
+      <w:r>
+        <w:rPr>
+          <w:b w:val="0"/>
+          <w:i w:val="0"/>
+        </w:rPr>
+        <w:t xml:space="preserve"> refers to the devices used to measure </w:t>
+      </w:r>
+      <w:r>
+        <w:rPr>
+          <w:b/>
+          <w:i w:val="0"/>
+        </w:rPr>
+        <w:t>lung volume, airflow, airway resistance, gas exchange, oxygenation and ventilation</w:t>
+      </w:r>
+      <w:r>
+        <w:rPr>
+          <w:b w:val="0"/>
+          <w:i w:val="0"/>
+        </w:rPr>
+        <w:t xml:space="preserve">. Common examples are </w:t>
+      </w:r>
+      <w:r>
+        <w:rPr>
+          <w:b/>
+          <w:i w:val="0"/>
+        </w:rPr>
+        <w:t>spirometers, peak flow meters, body plethysmographs, gas analyzers, blood gas analyzers, pulse oximeters and calibration tools</w:t>
+      </w:r>
+      <w:r>
+        <w:rPr>
+          <w:b w:val="0"/>
+          <w:i w:val="0"/>
+        </w:rPr>
+        <w:t xml:space="preserve"> (the calibration syringe). </w:t>
+      </w:r>
+      <w:r>
+        <w:rPr>
+          <w:b/>
+          <w:i w:val="0"/>
+        </w:rPr>
+        <w:t>Accurate testing depends on properly calibrated equipment, clean components and correct patient technique.</w:t>
+      </w:r>
+    </w:p>
+    <w:p>
+      <w:pPr>
+        <w:jc w:val="center"/>
+      </w:pPr>
+      <w:r>
+        <w:drawing>
+          <wp:inline xmlns:a="http://schemas.openxmlformats.org/drawingml/2006/main" xmlns:pic="http://schemas.openxmlformats.org/drawingml/2006/picture">
+            <wp:extent cx="3840480" cy="3840480"/>
+            <wp:docPr id="48" name="Picture 48"/>
+            <wp:cNvGraphicFramePr>
+              <a:graphicFrameLocks noChangeAspect="1"/>
+            </wp:cNvGraphicFramePr>
+            <a:graphic>
+              <a:graphicData uri="http://schemas.openxmlformats.org/drawingml/2006/picture">
+                <pic:pic>
+                  <pic:nvPicPr>
+                    <pic:cNvPr id="0" name="Principles_of_Diagnostic_Medicine_I_Exam_4_pdm-exam-4-study-guide-images_l20-equipment.jpg"/>
+                    <pic:cNvPicPr/>
+                  </pic:nvPicPr>
+                  <pic:blipFill>
+                    <a:blip r:embed="rId56"/>
+                    <a:stretch>
+                      <a:fillRect/>
+                    </a:stretch>
+                  </pic:blipFill>
+                  <pic:spPr>
+                    <a:xfrm>
+                      <a:off x="0" y="0"/>
+                      <a:ext cx="3840480" cy="3840480"/>
+                    </a:xfrm>
+                    <a:prstGeom prst="rect"/>
+                  </pic:spPr>
+                </pic:pic>
+              </a:graphicData>
+            </a:graphic>
+          </wp:inline>
+        </w:drawing>
+      </w:r>
+    </w:p>
+    <w:p>
+      <w:pPr>
+        <w:spacing w:after="160"/>
+        <w:jc w:val="center"/>
+      </w:pPr>
+      <w:r>
+        <w:rPr>
+          <w:sz w:val="15"/>
+        </w:rPr>
+        <w:t>The equipment. Spirometer, peak flow meter, body plethysmograph, calibration syringe, blood gas analyzer and pulse oximeter. Source: Pulmonary Function Testing - Prof. Fowler.pptx, Slide 12.</w:t>
+      </w:r>
+    </w:p>
+    <w:tbl>
+      <w:tblPr>
+        <w:tblStyle w:val="TableGrid"/>
+        <w:tblW w:type="auto" w:w="0"/>
+        <w:jc w:val="center"/>
+        <w:tblLook w:firstColumn="1" w:firstRow="1" w:lastColumn="0" w:lastRow="0" w:noHBand="0" w:noVBand="1" w:val="04A0"/>
+        <w:tblBorders>
+          <w:top w:val="single" w:sz="4" w:space="0" w:color="D8D2D4"/>
+          <w:left w:val="single" w:sz="4" w:space="0" w:color="D8D2D4"/>
+          <w:bottom w:val="single" w:sz="4" w:space="0" w:color="D8D2D4"/>
+          <w:right w:val="single" w:sz="4" w:space="0" w:color="D8D2D4"/>
+          <w:insideH w:val="single" w:sz="4" w:space="0" w:color="D8D2D4"/>
+          <w:insideV w:val="single" w:sz="4" w:space="0" w:color="D8D2D4"/>
+        </w:tblBorders>
+      </w:tblPr>
+      <w:tblGrid>
+        <w:gridCol w:w="5112"/>
+        <w:gridCol w:w="5112"/>
+      </w:tblGrid>
+      <w:tr>
+        <w:tc>
+          <w:tcPr>
+            <w:tcW w:type="dxa" w:w="5112"/>
+            <w:shd w:val="clear" w:color="auto" w:fill="26384A"/>
+          </w:tcPr>
+          <w:p>
+            <w:pPr>
+              <w:spacing w:after="40"/>
+            </w:pPr>
+            <w:r>
+              <w:rPr>
+                <w:b/>
+                <w:color w:val="FFFFFF"/>
+                <w:sz w:val="18"/>
+              </w:rPr>
+            </w:r>
+            <w:r>
+              <w:rPr>
+                <w:b/>
+                <w:i w:val="0"/>
+                <w:color w:val="FFFFFF"/>
+                <w:sz w:val="18"/>
+              </w:rPr>
+              <w:t>Device or test</w:t>
+            </w:r>
+          </w:p>
+        </w:tc>
+        <w:tc>
+          <w:tcPr>
+            <w:tcW w:type="dxa" w:w="5112"/>
+            <w:shd w:val="clear" w:color="auto" w:fill="26384A"/>
+          </w:tcPr>
+          <w:p>
+            <w:pPr>
+              <w:spacing w:after="40"/>
+            </w:pPr>
+            <w:r>
+              <w:rPr>
+                <w:b/>
+                <w:color w:val="FFFFFF"/>
+                <w:sz w:val="18"/>
+              </w:rPr>
+            </w:r>
+            <w:r>
+              <w:rPr>
+                <w:b/>
+                <w:i w:val="0"/>
+                <w:color w:val="FFFFFF"/>
+                <w:sz w:val="18"/>
+              </w:rPr>
+              <w:t>What it measures</w:t>
+            </w:r>
+          </w:p>
+        </w:tc>
+      </w:tr>
+      <w:tr>
+        <w:tc>
+          <w:tcPr>
+            <w:tcW w:type="dxa" w:w="5112"/>
+          </w:tcPr>
+          <w:p>
+            <w:pPr>
+              <w:spacing w:after="40"/>
+            </w:pPr>
+            <w:r>
+              <w:rPr>
+                <w:sz w:val="18"/>
+              </w:rPr>
+            </w:r>
+            <w:r>
+              <w:rPr>
+                <w:b w:val="0"/>
+                <w:i w:val="0"/>
+                <w:sz w:val="18"/>
+                <w:highlight w:val="yellow"/>
+              </w:rPr>
+              <w:t xml:space="preserve">★ </w:t>
+            </w:r>
+            <w:r>
+              <w:rPr>
+                <w:b/>
+                <w:i w:val="0"/>
+                <w:sz w:val="18"/>
+                <w:highlight w:val="yellow"/>
+              </w:rPr>
+              <w:t>Whole-body plethysmography</w:t>
+            </w:r>
+            <w:r>
+              <w:rPr>
+                <w:b w:val="0"/>
+                <w:i w:val="0"/>
+                <w:sz w:val="18"/>
+              </w:rPr>
+              <w:t xml:space="preserve"> (the patient sits in a glass booth)</w:t>
+            </w:r>
+          </w:p>
+        </w:tc>
+        <w:tc>
+          <w:tcPr>
+            <w:tcW w:type="dxa" w:w="5112"/>
+          </w:tcPr>
+          <w:p>
+            <w:pPr>
+              <w:spacing w:after="40"/>
+            </w:pPr>
+            <w:r>
+              <w:rPr>
+                <w:sz w:val="18"/>
+              </w:rPr>
+            </w:r>
+            <w:r>
+              <w:rPr>
+                <w:b w:val="0"/>
+                <w:i w:val="0"/>
+                <w:sz w:val="18"/>
+              </w:rPr>
+              <w:t xml:space="preserve">The </w:t>
+            </w:r>
+            <w:r>
+              <w:rPr>
+                <w:b/>
+                <w:i w:val="0"/>
+                <w:sz w:val="18"/>
+              </w:rPr>
+              <w:t>total lung capacity</w:t>
+            </w:r>
+            <w:r>
+              <w:rPr>
+                <w:b w:val="0"/>
+                <w:i w:val="0"/>
+                <w:sz w:val="18"/>
+              </w:rPr>
+              <w:t xml:space="preserve"> (the maximum amount of air the lungs can hold), the </w:t>
+            </w:r>
+            <w:r>
+              <w:rPr>
+                <w:b/>
+                <w:i w:val="0"/>
+                <w:sz w:val="18"/>
+              </w:rPr>
+              <w:t>functional residual capacity</w:t>
+            </w:r>
+            <w:r>
+              <w:rPr>
+                <w:b w:val="0"/>
+                <w:i w:val="0"/>
+                <w:sz w:val="18"/>
+              </w:rPr>
+              <w:t xml:space="preserve"> (the air left after a normal, passive exhalation), the </w:t>
+            </w:r>
+            <w:r>
+              <w:rPr>
+                <w:b/>
+                <w:i w:val="0"/>
+                <w:sz w:val="18"/>
+              </w:rPr>
+              <w:t>residual volume</w:t>
+            </w:r>
+            <w:r>
+              <w:rPr>
+                <w:b w:val="0"/>
+                <w:i w:val="0"/>
+                <w:sz w:val="18"/>
+              </w:rPr>
+              <w:t xml:space="preserve"> (the air remaining after exhaling as much as possible) and </w:t>
+            </w:r>
+            <w:r>
+              <w:rPr>
+                <w:b/>
+                <w:i w:val="0"/>
+                <w:sz w:val="18"/>
+              </w:rPr>
+              <w:t>airway resistance</w:t>
+            </w:r>
+            <w:r>
+              <w:rPr>
+                <w:b w:val="0"/>
+                <w:i w:val="0"/>
+                <w:sz w:val="18"/>
+              </w:rPr>
+              <w:t xml:space="preserve"> (how hard it is for air to flow through the bronchial tubes)</w:t>
+            </w:r>
+          </w:p>
+        </w:tc>
+      </w:tr>
+      <w:tr>
+        <w:tc>
+          <w:tcPr>
+            <w:tcW w:type="dxa" w:w="5112"/>
+          </w:tcPr>
+          <w:p>
+            <w:pPr>
+              <w:spacing w:after="40"/>
+            </w:pPr>
+            <w:r>
+              <w:rPr>
+                <w:sz w:val="18"/>
+              </w:rPr>
+            </w:r>
+            <w:r>
+              <w:rPr>
+                <w:b/>
+                <w:i w:val="0"/>
+                <w:sz w:val="18"/>
+              </w:rPr>
+              <w:t>Spirometer</w:t>
+            </w:r>
+            <w:r>
+              <w:rPr>
+                <w:b w:val="0"/>
+                <w:i w:val="0"/>
+                <w:sz w:val="18"/>
+              </w:rPr>
+              <w:t xml:space="preserve"> (handheld or desktop)</w:t>
+            </w:r>
+          </w:p>
+        </w:tc>
+        <w:tc>
+          <w:tcPr>
+            <w:tcW w:type="dxa" w:w="5112"/>
+          </w:tcPr>
+          <w:p>
+            <w:pPr>
+              <w:spacing w:after="40"/>
+            </w:pPr>
+            <w:r>
+              <w:rPr>
+                <w:sz w:val="18"/>
+              </w:rPr>
+            </w:r>
+            <w:r>
+              <w:rPr>
+                <w:b/>
+                <w:i w:val="0"/>
+                <w:sz w:val="18"/>
+              </w:rPr>
+              <w:t>Airflow and some lung volumes</w:t>
+            </w:r>
+            <w:r>
+              <w:rPr>
+                <w:b w:val="0"/>
+                <w:i w:val="0"/>
+                <w:sz w:val="18"/>
+              </w:rPr>
+              <w:t xml:space="preserve"> (20.3)</w:t>
+            </w:r>
+          </w:p>
+        </w:tc>
+      </w:tr>
+      <w:tr>
+        <w:tc>
+          <w:tcPr>
+            <w:tcW w:type="dxa" w:w="5112"/>
+          </w:tcPr>
+          <w:p>
+            <w:pPr>
+              <w:spacing w:after="40"/>
+            </w:pPr>
+            <w:r>
+              <w:rPr>
+                <w:sz w:val="18"/>
+              </w:rPr>
+            </w:r>
+            <w:r>
+              <w:rPr>
+                <w:b/>
+                <w:i w:val="0"/>
+                <w:sz w:val="18"/>
+              </w:rPr>
+              <w:t>Peak flow meter</w:t>
+            </w:r>
+          </w:p>
+        </w:tc>
+        <w:tc>
+          <w:tcPr>
+            <w:tcW w:type="dxa" w:w="5112"/>
+          </w:tcPr>
+          <w:p>
+            <w:pPr>
+              <w:spacing w:after="40"/>
+            </w:pPr>
+            <w:r>
+              <w:rPr>
+                <w:sz w:val="18"/>
+              </w:rPr>
+            </w:r>
+            <w:r>
+              <w:rPr>
+                <w:b/>
+                <w:i w:val="0"/>
+                <w:sz w:val="18"/>
+              </w:rPr>
+              <w:t>Peak expiratory flow</w:t>
+            </w:r>
+            <w:r>
+              <w:rPr>
+                <w:b w:val="0"/>
+                <w:i w:val="0"/>
+                <w:sz w:val="18"/>
+              </w:rPr>
+              <w:t xml:space="preserve">; it </w:t>
+            </w:r>
+            <w:r>
+              <w:rPr>
+                <w:b/>
+                <w:i w:val="0"/>
+                <w:sz w:val="18"/>
+              </w:rPr>
+              <w:t>correlates with the forced expiratory volume in one second</w:t>
+            </w:r>
+            <w:r>
+              <w:rPr>
+                <w:b w:val="0"/>
+                <w:i w:val="0"/>
+                <w:sz w:val="18"/>
+              </w:rPr>
+              <w:t xml:space="preserve"> and is used </w:t>
+            </w:r>
+            <w:r>
+              <w:rPr>
+                <w:b/>
+                <w:i w:val="0"/>
+                <w:sz w:val="18"/>
+              </w:rPr>
+              <w:t>at the bedside or at home</w:t>
+            </w:r>
+            <w:r>
+              <w:rPr>
+                <w:b w:val="0"/>
+                <w:i w:val="0"/>
+                <w:sz w:val="18"/>
+              </w:rPr>
+              <w:t>, for example in asthma</w:t>
+            </w:r>
+          </w:p>
+        </w:tc>
+      </w:tr>
+      <w:tr>
+        <w:tc>
+          <w:tcPr>
+            <w:tcW w:type="dxa" w:w="5112"/>
+          </w:tcPr>
+          <w:p>
+            <w:pPr>
+              <w:spacing w:after="40"/>
+            </w:pPr>
+            <w:r>
+              <w:rPr>
+                <w:sz w:val="18"/>
+              </w:rPr>
+            </w:r>
+            <w:r>
+              <w:rPr>
+                <w:b/>
+                <w:i w:val="0"/>
+                <w:sz w:val="18"/>
+              </w:rPr>
+              <w:t>Blood gas analyzer</w:t>
+            </w:r>
+          </w:p>
+        </w:tc>
+        <w:tc>
+          <w:tcPr>
+            <w:tcW w:type="dxa" w:w="5112"/>
+          </w:tcPr>
+          <w:p>
+            <w:pPr>
+              <w:spacing w:after="40"/>
+            </w:pPr>
+            <w:r>
+              <w:rPr>
+                <w:sz w:val="18"/>
+              </w:rPr>
+            </w:r>
+            <w:r>
+              <w:rPr>
+                <w:b/>
+                <w:i w:val="0"/>
+                <w:sz w:val="18"/>
+              </w:rPr>
+              <w:t>Gas exchange and oxygenation</w:t>
+            </w:r>
+            <w:r>
+              <w:rPr>
+                <w:b w:val="0"/>
+                <w:i w:val="0"/>
+                <w:sz w:val="18"/>
+              </w:rPr>
+              <w:t xml:space="preserve"> from a </w:t>
+            </w:r>
+            <w:r>
+              <w:rPr>
+                <w:b/>
+                <w:i w:val="0"/>
+                <w:sz w:val="18"/>
+              </w:rPr>
+              <w:t>blood sample</w:t>
+            </w:r>
+            <w:r>
+              <w:rPr>
+                <w:b w:val="0"/>
+                <w:i w:val="0"/>
+                <w:sz w:val="18"/>
+              </w:rPr>
+              <w:t xml:space="preserve">: its readout shows the </w:t>
+            </w:r>
+            <w:r>
+              <w:rPr>
+                <w:b/>
+                <w:i w:val="0"/>
+                <w:sz w:val="18"/>
+              </w:rPr>
+              <w:t>pH</w:t>
+            </w:r>
+            <w:r>
+              <w:rPr>
+                <w:b w:val="0"/>
+                <w:i w:val="0"/>
+                <w:sz w:val="18"/>
+              </w:rPr>
+              <w:t xml:space="preserve">, the </w:t>
+            </w:r>
+            <w:r>
+              <w:rPr>
+                <w:b/>
+                <w:i w:val="0"/>
+                <w:sz w:val="18"/>
+              </w:rPr>
+              <w:t>partial pressures of carbon dioxide and oxygen</w:t>
+            </w:r>
+            <w:r>
+              <w:rPr>
+                <w:b w:val="0"/>
+                <w:i w:val="0"/>
+                <w:sz w:val="18"/>
+              </w:rPr>
+              <w:t>, and bicarbonate (20.8)</w:t>
+            </w:r>
+          </w:p>
+        </w:tc>
+      </w:tr>
+      <w:tr>
+        <w:tc>
+          <w:tcPr>
+            <w:tcW w:type="dxa" w:w="5112"/>
+          </w:tcPr>
+          <w:p>
+            <w:pPr>
+              <w:spacing w:after="40"/>
+            </w:pPr>
+            <w:r>
+              <w:rPr>
+                <w:sz w:val="18"/>
+              </w:rPr>
+            </w:r>
+            <w:r>
+              <w:rPr>
+                <w:b/>
+                <w:i w:val="0"/>
+                <w:sz w:val="18"/>
+              </w:rPr>
+              <w:t>Pulse oximeter</w:t>
+            </w:r>
+          </w:p>
+        </w:tc>
+        <w:tc>
+          <w:tcPr>
+            <w:tcW w:type="dxa" w:w="5112"/>
+          </w:tcPr>
+          <w:p>
+            <w:pPr>
+              <w:spacing w:after="40"/>
+            </w:pPr>
+            <w:r>
+              <w:rPr>
+                <w:sz w:val="18"/>
+              </w:rPr>
+            </w:r>
+            <w:r>
+              <w:rPr>
+                <w:b/>
+                <w:i w:val="0"/>
+                <w:sz w:val="18"/>
+              </w:rPr>
+              <w:t>Oxygenation</w:t>
+            </w:r>
+            <w:r>
+              <w:rPr>
+                <w:b w:val="0"/>
+                <w:i w:val="0"/>
+                <w:sz w:val="18"/>
+              </w:rPr>
+              <w:t xml:space="preserve"> (the readout shows the </w:t>
+            </w:r>
+            <w:r>
+              <w:rPr>
+                <w:b/>
+                <w:i w:val="0"/>
+                <w:sz w:val="18"/>
+              </w:rPr>
+              <w:t>oxygen saturation</w:t>
+            </w:r>
+            <w:r>
+              <w:rPr>
+                <w:b w:val="0"/>
+                <w:i w:val="0"/>
+                <w:sz w:val="18"/>
+              </w:rPr>
+              <w:t xml:space="preserve"> and the pulse rate), from a small fingertip clip; one is shown </w:t>
+            </w:r>
+            <w:r>
+              <w:rPr>
+                <w:b w:val="0"/>
+                <w:i/>
+                <w:sz w:val="18"/>
+              </w:rPr>
+              <w:t>“for home use”</w:t>
+            </w:r>
+            <w:r>
+              <w:rPr>
+                <w:b w:val="0"/>
+                <w:i w:val="0"/>
+                <w:sz w:val="18"/>
+              </w:rPr>
+              <w:t xml:space="preserve"> (20.8)</w:t>
+            </w:r>
+          </w:p>
+        </w:tc>
+      </w:tr>
+    </w:tbl>
+    <w:p>
+      <w:pPr>
+        <w:spacing w:after="80"/>
+      </w:pPr>
+    </w:p>
+    <w:p>
+      <w:pPr>
+        <w:jc w:val="center"/>
+      </w:pPr>
+      <w:r>
+        <w:drawing>
+          <wp:inline xmlns:a="http://schemas.openxmlformats.org/drawingml/2006/main" xmlns:pic="http://schemas.openxmlformats.org/drawingml/2006/picture">
+            <wp:extent cx="3840480" cy="2556053"/>
+            <wp:docPr id="49" name="Picture 49"/>
+            <wp:cNvGraphicFramePr>
+              <a:graphicFrameLocks noChangeAspect="1"/>
+            </wp:cNvGraphicFramePr>
+            <a:graphic>
+              <a:graphicData uri="http://schemas.openxmlformats.org/drawingml/2006/picture">
+                <pic:pic>
+                  <pic:nvPicPr>
+                    <pic:cNvPr id="0" name="Principles_of_Diagnostic_Medicine_I_Exam_4_pdm-exam-4-study-guide-images_l20-plethysmograph.jpg"/>
+                    <pic:cNvPicPr/>
+                  </pic:nvPicPr>
+                  <pic:blipFill>
+                    <a:blip r:embed="rId57"/>
+                    <a:stretch>
+                      <a:fillRect/>
+                    </a:stretch>
+                  </pic:blipFill>
+                  <pic:spPr>
+                    <a:xfrm>
+                      <a:off x="0" y="0"/>
+                      <a:ext cx="3840480" cy="2556053"/>
+                    </a:xfrm>
+                    <a:prstGeom prst="rect"/>
+                  </pic:spPr>
+                </pic:pic>
+              </a:graphicData>
+            </a:graphic>
+          </wp:inline>
+        </w:drawing>
+      </w:r>
+    </w:p>
+    <w:p>
+      <w:pPr>
+        <w:spacing w:after="160"/>
+        <w:jc w:val="center"/>
+      </w:pPr>
+      <w:r>
+        <w:rPr>
+          <w:sz w:val="15"/>
+        </w:rPr>
+        <w:t>Whole-body plethysmography. The patient sits inside the booth and breathes through the mouthpiece. Source: Pulmonary Function Testing - Prof. Fowler.pptx, Slide 13.</w:t>
+      </w:r>
+    </w:p>
+    <w:p>
+      <w:pPr>
+        <w:jc w:val="center"/>
+      </w:pPr>
+      <w:r>
+        <w:drawing>
+          <wp:inline xmlns:a="http://schemas.openxmlformats.org/drawingml/2006/main" xmlns:pic="http://schemas.openxmlformats.org/drawingml/2006/picture">
+            <wp:extent cx="3840480" cy="3072384"/>
+            <wp:docPr id="50" name="Picture 50"/>
+            <wp:cNvGraphicFramePr>
+              <a:graphicFrameLocks noChangeAspect="1"/>
+            </wp:cNvGraphicFramePr>
+            <a:graphic>
+              <a:graphicData uri="http://schemas.openxmlformats.org/drawingml/2006/picture">
+                <pic:pic>
+                  <pic:nvPicPr>
+                    <pic:cNvPr id="0" name="Principles_of_Diagnostic_Medicine_I_Exam_4_pdm-exam-4-study-guide-images_l20-peak-flow-meter.jpg"/>
+                    <pic:cNvPicPr/>
+                  </pic:nvPicPr>
+                  <pic:blipFill>
+                    <a:blip r:embed="rId58"/>
+                    <a:stretch>
+                      <a:fillRect/>
+                    </a:stretch>
+                  </pic:blipFill>
+                  <pic:spPr>
+                    <a:xfrm>
+                      <a:off x="0" y="0"/>
+                      <a:ext cx="3840480" cy="3072384"/>
+                    </a:xfrm>
+                    <a:prstGeom prst="rect"/>
+                  </pic:spPr>
+                </pic:pic>
+              </a:graphicData>
+            </a:graphic>
+          </wp:inline>
+        </w:drawing>
+      </w:r>
+    </w:p>
+    <w:p>
+      <w:pPr>
+        <w:spacing w:after="160"/>
+        <w:jc w:val="center"/>
+      </w:pPr>
+      <w:r>
+        <w:rPr>
+          <w:sz w:val="15"/>
+        </w:rPr>
+        <w:t>A peak flow meter. It measures peak expiratory flow, correlates with the forced expiratory volume in one second, and is used at the bedside or at home. Source: Pulmonary Function Testing - Prof. Fowler.pptx, Slide 15.</w:t>
+      </w:r>
+    </w:p>
+    <w:p>
+      <w:pPr>
+        <w:pStyle w:val="Heading3"/>
+        <w:spacing w:before="200" w:after="100"/>
+      </w:pPr>
+      <w:r>
+        <w:rPr>
+          <w:rFonts w:ascii="Georgia" w:hAnsi="Georgia"/>
+          <w:color w:val="26384A"/>
+        </w:rPr>
+        <w:t>Standard and specialized pulmonary function tests</w:t>
+      </w:r>
+    </w:p>
+    <w:tbl>
+      <w:tblPr>
+        <w:tblStyle w:val="TableGrid"/>
+        <w:tblW w:type="auto" w:w="0"/>
+        <w:jc w:val="center"/>
+        <w:tblLook w:firstColumn="1" w:firstRow="1" w:lastColumn="0" w:lastRow="0" w:noHBand="0" w:noVBand="1" w:val="04A0"/>
+        <w:tblBorders>
+          <w:top w:val="single" w:sz="4" w:space="0" w:color="D8D2D4"/>
+          <w:left w:val="single" w:sz="4" w:space="0" w:color="D8D2D4"/>
+          <w:bottom w:val="single" w:sz="4" w:space="0" w:color="D8D2D4"/>
+          <w:right w:val="single" w:sz="4" w:space="0" w:color="D8D2D4"/>
+          <w:insideH w:val="single" w:sz="4" w:space="0" w:color="D8D2D4"/>
+          <w:insideV w:val="single" w:sz="4" w:space="0" w:color="D8D2D4"/>
+        </w:tblBorders>
+      </w:tblPr>
+      <w:tblGrid>
+        <w:gridCol w:w="5112"/>
+        <w:gridCol w:w="5112"/>
+      </w:tblGrid>
+      <w:tr>
+        <w:tc>
+          <w:tcPr>
+            <w:tcW w:type="dxa" w:w="5112"/>
+            <w:shd w:val="clear" w:color="auto" w:fill="26384A"/>
+          </w:tcPr>
+          <w:p>
+            <w:pPr>
+              <w:spacing w:after="40"/>
+            </w:pPr>
+            <w:r>
+              <w:rPr>
+                <w:b/>
+                <w:color w:val="FFFFFF"/>
+                <w:sz w:val="18"/>
+              </w:rPr>
+            </w:r>
+            <w:r>
+              <w:rPr>
+                <w:b/>
+                <w:i w:val="0"/>
+                <w:color w:val="FFFFFF"/>
+                <w:sz w:val="18"/>
+              </w:rPr>
+              <w:t>Standard tests</w:t>
+            </w:r>
+          </w:p>
+        </w:tc>
+        <w:tc>
+          <w:tcPr>
+            <w:tcW w:type="dxa" w:w="5112"/>
+            <w:shd w:val="clear" w:color="auto" w:fill="26384A"/>
+          </w:tcPr>
+          <w:p>
+            <w:pPr>
+              <w:spacing w:after="40"/>
+            </w:pPr>
+            <w:r>
+              <w:rPr>
+                <w:b/>
+                <w:color w:val="FFFFFF"/>
+                <w:sz w:val="18"/>
+              </w:rPr>
+            </w:r>
+            <w:r>
+              <w:rPr>
+                <w:b/>
+                <w:i w:val="0"/>
+                <w:color w:val="FFFFFF"/>
+                <w:sz w:val="18"/>
+              </w:rPr>
+              <w:t>Responsible for diagnosing</w:t>
+            </w:r>
+          </w:p>
+        </w:tc>
+      </w:tr>
+      <w:tr>
+        <w:tc>
+          <w:tcPr>
+            <w:tcW w:type="dxa" w:w="5112"/>
+          </w:tcPr>
+          <w:p>
+            <w:pPr>
+              <w:spacing w:after="40"/>
+            </w:pPr>
+            <w:r>
+              <w:rPr>
+                <w:sz w:val="18"/>
+              </w:rPr>
+            </w:r>
+            <w:r>
+              <w:rPr>
+                <w:b/>
+                <w:i w:val="0"/>
+                <w:sz w:val="18"/>
+              </w:rPr>
+              <w:t>Spirometry</w:t>
+            </w:r>
+            <w:r>
+              <w:rPr>
+                <w:b w:val="0"/>
+                <w:i w:val="0"/>
+                <w:sz w:val="18"/>
+              </w:rPr>
+              <w:t xml:space="preserve">, including the </w:t>
+            </w:r>
+            <w:r>
+              <w:rPr>
+                <w:b/>
+                <w:i w:val="0"/>
+                <w:sz w:val="18"/>
+              </w:rPr>
+              <w:t>flow-volume loop</w:t>
+            </w:r>
+          </w:p>
+        </w:tc>
+        <w:tc>
+          <w:tcPr>
+            <w:tcW w:type="dxa" w:w="5112"/>
+          </w:tcPr>
+          <w:p>
+            <w:pPr>
+              <w:spacing w:after="40"/>
+            </w:pPr>
+            <w:r>
+              <w:rPr>
+                <w:sz w:val="18"/>
+              </w:rPr>
+            </w:r>
+            <w:r>
+              <w:rPr>
+                <w:b/>
+                <w:i w:val="0"/>
+                <w:sz w:val="18"/>
+              </w:rPr>
+              <w:t>Obstructive</w:t>
+            </w:r>
+            <w:r>
+              <w:rPr>
+                <w:b w:val="0"/>
+                <w:i w:val="0"/>
+                <w:sz w:val="18"/>
+              </w:rPr>
+              <w:t xml:space="preserve"> lung disease</w:t>
+            </w:r>
+          </w:p>
+        </w:tc>
+      </w:tr>
+      <w:tr>
+        <w:tc>
+          <w:tcPr>
+            <w:tcW w:type="dxa" w:w="5112"/>
+          </w:tcPr>
+          <w:p>
+            <w:pPr>
+              <w:spacing w:after="40"/>
+            </w:pPr>
+            <w:r>
+              <w:rPr>
+                <w:sz w:val="18"/>
+              </w:rPr>
+            </w:r>
+            <w:r>
+              <w:rPr>
+                <w:b/>
+                <w:i w:val="0"/>
+                <w:sz w:val="18"/>
+              </w:rPr>
+              <w:t>Lung volumes</w:t>
+            </w:r>
+          </w:p>
+        </w:tc>
+        <w:tc>
+          <w:tcPr>
+            <w:tcW w:type="dxa" w:w="5112"/>
+          </w:tcPr>
+          <w:p>
+            <w:pPr>
+              <w:spacing w:after="40"/>
+            </w:pPr>
+            <w:r>
+              <w:rPr>
+                <w:sz w:val="18"/>
+              </w:rPr>
+            </w:r>
+            <w:r>
+              <w:rPr>
+                <w:b/>
+                <w:i w:val="0"/>
+                <w:sz w:val="18"/>
+              </w:rPr>
+              <w:t>Restrictive</w:t>
+            </w:r>
+            <w:r>
+              <w:rPr>
+                <w:b w:val="0"/>
+                <w:i w:val="0"/>
+                <w:sz w:val="18"/>
+              </w:rPr>
+              <w:t xml:space="preserve"> lung disease</w:t>
+            </w:r>
+          </w:p>
+        </w:tc>
+      </w:tr>
+      <w:tr>
+        <w:tc>
+          <w:tcPr>
+            <w:tcW w:type="dxa" w:w="5112"/>
+          </w:tcPr>
+          <w:p>
+            <w:pPr>
+              <w:spacing w:after="40"/>
+            </w:pPr>
+            <w:r>
+              <w:rPr>
+                <w:sz w:val="18"/>
+              </w:rPr>
+            </w:r>
+            <w:r>
+              <w:rPr>
+                <w:b/>
+                <w:i w:val="0"/>
+                <w:sz w:val="18"/>
+              </w:rPr>
+              <w:t>Diffusing capacity for carbon monoxide</w:t>
+            </w:r>
+            <w:r>
+              <w:rPr>
+                <w:b w:val="0"/>
+                <w:i w:val="0"/>
+                <w:sz w:val="18"/>
+              </w:rPr>
+              <w:t xml:space="preserve">: it measures the </w:t>
+            </w:r>
+            <w:r>
+              <w:rPr>
+                <w:b/>
+                <w:i w:val="0"/>
+                <w:sz w:val="18"/>
+              </w:rPr>
+              <w:t>integrity of the alveolar-capillary membrane</w:t>
+            </w:r>
+          </w:p>
+        </w:tc>
+        <w:tc>
+          <w:tcPr>
+            <w:tcW w:type="dxa" w:w="5112"/>
+          </w:tcPr>
+          <w:p>
+            <w:pPr>
+              <w:spacing w:after="40"/>
+            </w:pPr>
+            <w:r>
+              <w:rPr>
+                <w:sz w:val="18"/>
+              </w:rPr>
+            </w:r>
+            <w:r>
+              <w:rPr>
+                <w:b/>
+                <w:i w:val="0"/>
+                <w:sz w:val="18"/>
+              </w:rPr>
+              <w:t>Pulmonary vascular disease</w:t>
+            </w:r>
+          </w:p>
+        </w:tc>
+      </w:tr>
+    </w:tbl>
+    <w:p>
+      <w:pPr>
+        <w:spacing w:after="80"/>
+      </w:pPr>
+    </w:p>
+    <w:p>
+      <w:pPr>
+        <w:spacing w:after="120"/>
+      </w:pPr>
+      <w:r>
+        <w:rPr>
+          <w:b/>
+          <w:i w:val="0"/>
+        </w:rPr>
+        <w:t>Specialized tests:</w:t>
+      </w:r>
+      <w:r>
+        <w:rPr>
+          <w:b w:val="0"/>
+          <w:i w:val="0"/>
+        </w:rPr>
+        <w:t xml:space="preserve"> the </w:t>
+      </w:r>
+      <w:r>
+        <w:rPr>
+          <w:b/>
+          <w:i w:val="0"/>
+        </w:rPr>
+        <w:t>arterial blood gas</w:t>
+      </w:r>
+      <w:r>
+        <w:rPr>
+          <w:b w:val="0"/>
+          <w:i w:val="0"/>
+        </w:rPr>
+        <w:t xml:space="preserve">; </w:t>
+      </w:r>
+      <w:r>
+        <w:rPr>
+          <w:b/>
+          <w:i w:val="0"/>
+        </w:rPr>
+        <w:t>exercise oximetry</w:t>
+      </w:r>
+      <w:r>
+        <w:rPr>
+          <w:b w:val="0"/>
+          <w:i w:val="0"/>
+        </w:rPr>
+        <w:t xml:space="preserve"> (at rest and with modest activity; </w:t>
+      </w:r>
+      <w:r>
+        <w:rPr>
+          <w:b/>
+          <w:i w:val="0"/>
+        </w:rPr>
+        <w:t>quick and cheap</w:t>
+      </w:r>
+      <w:r>
+        <w:rPr>
+          <w:b w:val="0"/>
+          <w:i w:val="0"/>
+        </w:rPr>
+        <w:t xml:space="preserve">); the </w:t>
+      </w:r>
+      <w:r>
+        <w:rPr>
+          <w:b/>
+          <w:i w:val="0"/>
+        </w:rPr>
+        <w:t>six-minute walk test</w:t>
+      </w:r>
+      <w:r>
+        <w:rPr>
+          <w:b w:val="0"/>
+          <w:i w:val="0"/>
+        </w:rPr>
+        <w:t xml:space="preserve"> (walking as far as possible in 6 minutes, to </w:t>
+      </w:r>
+      <w:r>
+        <w:rPr>
+          <w:b/>
+          <w:i w:val="0"/>
+        </w:rPr>
+        <w:t>monitor response to treatment as well as prognosis</w:t>
+      </w:r>
+      <w:r>
+        <w:rPr>
+          <w:b w:val="0"/>
+          <w:i w:val="0"/>
+        </w:rPr>
+        <w:t xml:space="preserve">); </w:t>
+      </w:r>
+      <w:r>
+        <w:rPr>
+          <w:b/>
+          <w:i w:val="0"/>
+        </w:rPr>
+        <w:t>peak flow</w:t>
+      </w:r>
+      <w:r>
+        <w:rPr>
+          <w:b w:val="0"/>
+          <w:i w:val="0"/>
+        </w:rPr>
+        <w:t xml:space="preserve"> (at the bedside, to measure the maximum expiratory airflow delivered in a single breath, as in asthma); and the </w:t>
+      </w:r>
+      <w:r>
+        <w:rPr>
+          <w:b/>
+          <w:i w:val="0"/>
+        </w:rPr>
+        <w:t>maximal inspiratory and expiratory pressures</w:t>
+      </w:r>
+      <w:r>
+        <w:rPr>
+          <w:b w:val="0"/>
+          <w:i w:val="0"/>
+        </w:rPr>
+        <w:t xml:space="preserve"> (</w:t>
+      </w:r>
+      <w:r>
+        <w:rPr>
+          <w:b/>
+          <w:i w:val="0"/>
+        </w:rPr>
+        <w:t>diaphragmatic strength</w:t>
+      </w:r>
+      <w:r>
+        <w:rPr>
+          <w:b w:val="0"/>
+          <w:i w:val="0"/>
+        </w:rPr>
+        <w:t xml:space="preserve"> and the neurologic side of breathing).</w:t>
+      </w:r>
+    </w:p>
+    <w:p>
+      <w:pPr>
+        <w:pStyle w:val="Heading2"/>
+        <w:spacing w:before="200" w:after="100"/>
+      </w:pPr>
+      <w:r>
+        <w:rPr>
+          <w:rFonts w:ascii="Georgia" w:hAnsi="Georgia"/>
+          <w:color w:val="26384A"/>
+        </w:rPr>
+        <w:t>20.2 · Objective a — The four lung volumes and the four lung capacities</w:t>
+      </w:r>
+    </w:p>
+    <w:p>
+      <w:pPr>
+        <w:spacing w:after="120"/>
+      </w:pPr>
+      <w:r>
+        <w:rPr>
+          <w:b w:val="0"/>
+          <w:i w:val="0"/>
+        </w:rPr>
+        <w:t xml:space="preserve">To interpret pulmonary function tests, first know what they measure. A </w:t>
+      </w:r>
+      <w:r>
+        <w:rPr>
+          <w:b/>
+          <w:i w:val="0"/>
+        </w:rPr>
+        <w:t>volume</w:t>
+      </w:r>
+      <w:r>
+        <w:rPr>
+          <w:b w:val="0"/>
+          <w:i w:val="0"/>
+        </w:rPr>
+        <w:t xml:space="preserve"> is one compartment; a </w:t>
+      </w:r>
+      <w:r>
+        <w:rPr>
+          <w:b/>
+          <w:i w:val="0"/>
+        </w:rPr>
+        <w:t>capacity</w:t>
+      </w:r>
+      <w:r>
+        <w:rPr>
+          <w:b w:val="0"/>
+          <w:i w:val="0"/>
+        </w:rPr>
+        <w:t xml:space="preserve"> is a sum of volumes. </w:t>
+      </w:r>
+      <w:r>
+        <w:rPr>
+          <w:b w:val="0"/>
+          <w:i w:val="0"/>
+          <w:highlight w:val="yellow"/>
+        </w:rPr>
+        <w:t>★ Know this tracing well enough to see it in your sleep.</w:t>
+      </w:r>
+    </w:p>
+    <w:p>
+      <w:pPr>
+        <w:jc w:val="center"/>
+      </w:pPr>
+      <w:r>
+        <w:drawing>
+          <wp:inline xmlns:a="http://schemas.openxmlformats.org/drawingml/2006/main" xmlns:pic="http://schemas.openxmlformats.org/drawingml/2006/picture">
+            <wp:extent cx="3840480" cy="2381098"/>
+            <wp:docPr id="51" name="Picture 51"/>
+            <wp:cNvGraphicFramePr>
+              <a:graphicFrameLocks noChangeAspect="1"/>
+            </wp:cNvGraphicFramePr>
+            <a:graphic>
+              <a:graphicData uri="http://schemas.openxmlformats.org/drawingml/2006/picture">
+                <pic:pic>
+                  <pic:nvPicPr>
+                    <pic:cNvPr id="0" name="Principles_of_Diagnostic_Medicine_I_Exam_4_pdm-exam-4-study-guide-images_l20-lung-volumes.jpg"/>
+                    <pic:cNvPicPr/>
+                  </pic:nvPicPr>
+                  <pic:blipFill>
+                    <a:blip r:embed="rId59"/>
+                    <a:stretch>
+                      <a:fillRect/>
+                    </a:stretch>
+                  </pic:blipFill>
+                  <pic:spPr>
+                    <a:xfrm>
+                      <a:off x="0" y="0"/>
+                      <a:ext cx="3840480" cy="2381098"/>
+                    </a:xfrm>
+                    <a:prstGeom prst="rect"/>
+                  </pic:spPr>
+                </pic:pic>
+              </a:graphicData>
+            </a:graphic>
+          </wp:inline>
+        </w:drawing>
+      </w:r>
+    </w:p>
+    <w:p>
+      <w:pPr>
+        <w:spacing w:after="160"/>
+        <w:jc w:val="center"/>
+      </w:pPr>
+      <w:r>
+        <w:rPr>
+          <w:sz w:val="15"/>
+        </w:rPr>
+        <w:t>The volumes and capacities on one tracing. Quiet (tidal) breaths, one deepest breath in, one fullest breath out. The columns on the right name the four volumes (inspiratory reserve, tidal, expiratory reserve, residual) and the four capacities (inspiratory, functional residual, vital, total lung). The tracing never goes below the expiratory reserve volume: the residual volume cannot be breathed out. Source: Pulmonary Function Testing - Prof. Fowler.pptx, Slides 20, 22, 25 and 27.</w:t>
+      </w:r>
+    </w:p>
+    <w:tbl>
+      <w:tblPr>
+        <w:tblStyle w:val="TableGrid"/>
+        <w:tblW w:type="auto" w:w="0"/>
+        <w:jc w:val="center"/>
+        <w:tblLook w:firstColumn="1" w:firstRow="1" w:lastColumn="0" w:lastRow="0" w:noHBand="0" w:noVBand="1" w:val="04A0"/>
+        <w:tblBorders>
+          <w:top w:val="single" w:sz="4" w:space="0" w:color="D8D2D4"/>
+          <w:left w:val="single" w:sz="4" w:space="0" w:color="D8D2D4"/>
+          <w:bottom w:val="single" w:sz="4" w:space="0" w:color="D8D2D4"/>
+          <w:right w:val="single" w:sz="4" w:space="0" w:color="D8D2D4"/>
+          <w:insideH w:val="single" w:sz="4" w:space="0" w:color="D8D2D4"/>
+          <w:insideV w:val="single" w:sz="4" w:space="0" w:color="D8D2D4"/>
+        </w:tblBorders>
+      </w:tblPr>
+      <w:tblGrid>
+        <w:gridCol w:w="3408"/>
+        <w:gridCol w:w="3408"/>
+        <w:gridCol w:w="3408"/>
+      </w:tblGrid>
+      <w:tr>
+        <w:tc>
+          <w:tcPr>
+            <w:tcW w:type="dxa" w:w="3408"/>
+            <w:shd w:val="clear" w:color="auto" w:fill="26384A"/>
+          </w:tcPr>
+          <w:p>
+            <w:pPr>
+              <w:spacing w:after="40"/>
+            </w:pPr>
+            <w:r>
+              <w:rPr>
+                <w:b/>
+                <w:color w:val="FFFFFF"/>
+                <w:sz w:val="18"/>
+              </w:rPr>
+            </w:r>
+            <w:r>
+              <w:rPr>
+                <w:b/>
+                <w:i w:val="0"/>
+                <w:color w:val="FFFFFF"/>
+                <w:sz w:val="18"/>
+              </w:rPr>
+              <w:t>Volume</w:t>
+            </w:r>
+          </w:p>
+        </w:tc>
+        <w:tc>
+          <w:tcPr>
+            <w:tcW w:type="dxa" w:w="3408"/>
+            <w:shd w:val="clear" w:color="auto" w:fill="26384A"/>
+          </w:tcPr>
+          <w:p>
+            <w:pPr>
+              <w:spacing w:after="40"/>
+            </w:pPr>
+            <w:r>
+              <w:rPr>
+                <w:b/>
+                <w:color w:val="FFFFFF"/>
+                <w:sz w:val="18"/>
+              </w:rPr>
+            </w:r>
+            <w:r>
+              <w:rPr>
+                <w:b/>
+                <w:i w:val="0"/>
+                <w:color w:val="FFFFFF"/>
+                <w:sz w:val="18"/>
+              </w:rPr>
+              <w:t>Definition</w:t>
+            </w:r>
+          </w:p>
+        </w:tc>
+        <w:tc>
+          <w:tcPr>
+            <w:tcW w:type="dxa" w:w="3408"/>
+            <w:shd w:val="clear" w:color="auto" w:fill="26384A"/>
+          </w:tcPr>
+          <w:p>
+            <w:pPr>
+              <w:spacing w:after="40"/>
+            </w:pPr>
+            <w:r>
+              <w:rPr>
+                <w:b/>
+                <w:color w:val="FFFFFF"/>
+                <w:sz w:val="18"/>
+              </w:rPr>
+            </w:r>
+            <w:r>
+              <w:rPr>
+                <w:b/>
+                <w:i w:val="0"/>
+                <w:color w:val="FFFFFF"/>
+                <w:sz w:val="18"/>
+              </w:rPr>
+              <w:t>Typical size (slide)</w:t>
+            </w:r>
+          </w:p>
+        </w:tc>
+      </w:tr>
+      <w:tr>
+        <w:tc>
+          <w:tcPr>
+            <w:tcW w:type="dxa" w:w="3408"/>
+          </w:tcPr>
+          <w:p>
+            <w:pPr>
+              <w:spacing w:after="40"/>
+            </w:pPr>
+            <w:r>
+              <w:rPr>
+                <w:sz w:val="18"/>
+              </w:rPr>
+            </w:r>
+            <w:r>
+              <w:rPr>
+                <w:b/>
+                <w:i w:val="0"/>
+                <w:sz w:val="18"/>
+              </w:rPr>
+              <w:t>Tidal volume</w:t>
+            </w:r>
+          </w:p>
+        </w:tc>
+        <w:tc>
+          <w:tcPr>
+            <w:tcW w:type="dxa" w:w="3408"/>
+          </w:tcPr>
+          <w:p>
+            <w:pPr>
+              <w:spacing w:after="40"/>
+            </w:pPr>
+            <w:r>
+              <w:rPr>
+                <w:sz w:val="18"/>
+              </w:rPr>
+            </w:r>
+            <w:r>
+              <w:rPr>
+                <w:b w:val="0"/>
+                <w:i w:val="0"/>
+                <w:sz w:val="18"/>
+              </w:rPr>
+              <w:t xml:space="preserve">The air moved in and out with each </w:t>
+            </w:r>
+            <w:r>
+              <w:rPr>
+                <w:b/>
+                <w:i w:val="0"/>
+                <w:sz w:val="18"/>
+              </w:rPr>
+              <w:t>normal restful breath</w:t>
+            </w:r>
+            <w:r>
+              <w:rPr>
+                <w:b w:val="0"/>
+                <w:i w:val="0"/>
+                <w:sz w:val="18"/>
+              </w:rPr>
+              <w:t xml:space="preserve"> (tidal breathing)</w:t>
+            </w:r>
+          </w:p>
+        </w:tc>
+        <w:tc>
+          <w:tcPr>
+            <w:tcW w:type="dxa" w:w="3408"/>
+          </w:tcPr>
+          <w:p>
+            <w:pPr>
+              <w:spacing w:after="40"/>
+            </w:pPr>
+            <w:r>
+              <w:rPr>
+                <w:sz w:val="18"/>
+              </w:rPr>
+            </w:r>
+            <w:r>
+              <w:rPr>
+                <w:b w:val="0"/>
+                <w:i w:val="0"/>
+                <w:sz w:val="18"/>
+              </w:rPr>
+              <w:t>About 500 mL, varying with age, sex and size</w:t>
+            </w:r>
+          </w:p>
+        </w:tc>
+      </w:tr>
+      <w:tr>
+        <w:tc>
+          <w:tcPr>
+            <w:tcW w:type="dxa" w:w="3408"/>
+          </w:tcPr>
+          <w:p>
+            <w:pPr>
+              <w:spacing w:after="40"/>
+            </w:pPr>
+            <w:r>
+              <w:rPr>
+                <w:sz w:val="18"/>
+              </w:rPr>
+            </w:r>
+            <w:r>
+              <w:rPr>
+                <w:b/>
+                <w:i w:val="0"/>
+                <w:sz w:val="18"/>
+              </w:rPr>
+              <w:t>Inspiratory reserve volume</w:t>
+            </w:r>
+          </w:p>
+        </w:tc>
+        <w:tc>
+          <w:tcPr>
+            <w:tcW w:type="dxa" w:w="3408"/>
+          </w:tcPr>
+          <w:p>
+            <w:pPr>
+              <w:spacing w:after="40"/>
+            </w:pPr>
+            <w:r>
+              <w:rPr>
+                <w:sz w:val="18"/>
+              </w:rPr>
+            </w:r>
+            <w:r>
+              <w:rPr>
+                <w:b w:val="0"/>
+                <w:i w:val="0"/>
+                <w:sz w:val="18"/>
+              </w:rPr>
+              <w:t xml:space="preserve">The </w:t>
+            </w:r>
+            <w:r>
+              <w:rPr>
+                <w:b/>
+                <w:i w:val="0"/>
+                <w:sz w:val="18"/>
+              </w:rPr>
+              <w:t>additional volume breathed in on top of</w:t>
+            </w:r>
+            <w:r>
+              <w:rPr>
+                <w:b w:val="0"/>
+                <w:i w:val="0"/>
+                <w:sz w:val="18"/>
+              </w:rPr>
+              <w:t xml:space="preserve"> the tidal volume</w:t>
+            </w:r>
+          </w:p>
+        </w:tc>
+        <w:tc>
+          <w:tcPr>
+            <w:tcW w:type="dxa" w:w="3408"/>
+          </w:tcPr>
+          <w:p>
+            <w:pPr>
+              <w:spacing w:after="40"/>
+            </w:pPr>
+            <w:r>
+              <w:rPr>
+                <w:sz w:val="18"/>
+              </w:rPr>
+            </w:r>
+            <w:r>
+              <w:rPr>
+                <w:b w:val="0"/>
+                <w:i w:val="0"/>
+                <w:sz w:val="18"/>
+              </w:rPr>
+              <w:t>3000 to 3300 mL</w:t>
+            </w:r>
+          </w:p>
+        </w:tc>
+      </w:tr>
+      <w:tr>
+        <w:tc>
+          <w:tcPr>
+            <w:tcW w:type="dxa" w:w="3408"/>
+          </w:tcPr>
+          <w:p>
+            <w:pPr>
+              <w:spacing w:after="40"/>
+            </w:pPr>
+            <w:r>
+              <w:rPr>
+                <w:sz w:val="18"/>
+              </w:rPr>
+            </w:r>
+            <w:r>
+              <w:rPr>
+                <w:b/>
+                <w:i w:val="0"/>
+                <w:sz w:val="18"/>
+              </w:rPr>
+              <w:t>Expiratory reserve volume</w:t>
+            </w:r>
+          </w:p>
+        </w:tc>
+        <w:tc>
+          <w:tcPr>
+            <w:tcW w:type="dxa" w:w="3408"/>
+          </w:tcPr>
+          <w:p>
+            <w:pPr>
+              <w:spacing w:after="40"/>
+            </w:pPr>
+            <w:r>
+              <w:rPr>
+                <w:sz w:val="18"/>
+              </w:rPr>
+            </w:r>
+            <w:r>
+              <w:rPr>
+                <w:b w:val="0"/>
+                <w:i w:val="0"/>
+                <w:sz w:val="18"/>
+              </w:rPr>
+              <w:t xml:space="preserve">The </w:t>
+            </w:r>
+            <w:r>
+              <w:rPr>
+                <w:b/>
+                <w:i w:val="0"/>
+                <w:sz w:val="18"/>
+              </w:rPr>
+              <w:t>additional volume breathed out</w:t>
+            </w:r>
+            <w:r>
+              <w:rPr>
+                <w:b w:val="0"/>
+                <w:i w:val="0"/>
+                <w:sz w:val="18"/>
+              </w:rPr>
+              <w:t xml:space="preserve"> after a normal breath out</w:t>
+            </w:r>
+          </w:p>
+        </w:tc>
+        <w:tc>
+          <w:tcPr>
+            <w:tcW w:type="dxa" w:w="3408"/>
+          </w:tcPr>
+          <w:p>
+            <w:pPr>
+              <w:spacing w:after="40"/>
+            </w:pPr>
+            <w:r>
+              <w:rPr>
+                <w:sz w:val="18"/>
+              </w:rPr>
+            </w:r>
+          </w:p>
+        </w:tc>
+      </w:tr>
+      <w:tr>
+        <w:tc>
+          <w:tcPr>
+            <w:tcW w:type="dxa" w:w="3408"/>
+          </w:tcPr>
+          <w:p>
+            <w:pPr>
+              <w:spacing w:after="40"/>
+            </w:pPr>
+            <w:r>
+              <w:rPr>
+                <w:sz w:val="18"/>
+              </w:rPr>
+            </w:r>
+            <w:r>
+              <w:rPr>
+                <w:b/>
+                <w:i w:val="0"/>
+                <w:sz w:val="18"/>
+              </w:rPr>
+              <w:t>Residual volume</w:t>
+            </w:r>
+          </w:p>
+        </w:tc>
+        <w:tc>
+          <w:tcPr>
+            <w:tcW w:type="dxa" w:w="3408"/>
+          </w:tcPr>
+          <w:p>
+            <w:pPr>
+              <w:spacing w:after="40"/>
+            </w:pPr>
+            <w:r>
+              <w:rPr>
+                <w:sz w:val="18"/>
+              </w:rPr>
+            </w:r>
+            <w:r>
+              <w:rPr>
+                <w:b w:val="0"/>
+                <w:i w:val="0"/>
+                <w:sz w:val="18"/>
+              </w:rPr>
+              <w:t xml:space="preserve">The air </w:t>
+            </w:r>
+            <w:r>
+              <w:rPr>
+                <w:b/>
+                <w:i w:val="0"/>
+                <w:sz w:val="18"/>
+              </w:rPr>
+              <w:t>still remaining in the lung after maximal expiration</w:t>
+            </w:r>
+            <w:r>
+              <w:rPr>
+                <w:b w:val="0"/>
+                <w:i w:val="0"/>
+                <w:sz w:val="18"/>
+              </w:rPr>
+              <w:t>; it can never be breathed out</w:t>
+            </w:r>
+          </w:p>
+        </w:tc>
+        <w:tc>
+          <w:tcPr>
+            <w:tcW w:type="dxa" w:w="3408"/>
+          </w:tcPr>
+          <w:p>
+            <w:pPr>
+              <w:spacing w:after="40"/>
+            </w:pPr>
+            <w:r>
+              <w:rPr>
+                <w:sz w:val="18"/>
+              </w:rPr>
+            </w:r>
+            <w:r>
+              <w:rPr>
+                <w:b w:val="0"/>
+                <w:i w:val="0"/>
+                <w:sz w:val="18"/>
+              </w:rPr>
+              <w:t>1200 mL</w:t>
+            </w:r>
+          </w:p>
+        </w:tc>
+      </w:tr>
+    </w:tbl>
+    <w:p>
+      <w:pPr>
+        <w:spacing w:after="80"/>
+      </w:pPr>
+    </w:p>
+    <w:tbl>
+      <w:tblPr>
+        <w:tblStyle w:val="TableGrid"/>
+        <w:tblW w:type="auto" w:w="0"/>
+        <w:jc w:val="center"/>
+        <w:tblLook w:firstColumn="1" w:firstRow="1" w:lastColumn="0" w:lastRow="0" w:noHBand="0" w:noVBand="1" w:val="04A0"/>
+        <w:tblBorders>
+          <w:top w:val="single" w:sz="4" w:space="0" w:color="D8D2D4"/>
+          <w:left w:val="single" w:sz="4" w:space="0" w:color="D8D2D4"/>
+          <w:bottom w:val="single" w:sz="4" w:space="0" w:color="D8D2D4"/>
+          <w:right w:val="single" w:sz="4" w:space="0" w:color="D8D2D4"/>
+          <w:insideH w:val="single" w:sz="4" w:space="0" w:color="D8D2D4"/>
+          <w:insideV w:val="single" w:sz="4" w:space="0" w:color="D8D2D4"/>
+        </w:tblBorders>
+      </w:tblPr>
+      <w:tblGrid>
+        <w:gridCol w:w="3408"/>
+        <w:gridCol w:w="3408"/>
+        <w:gridCol w:w="3408"/>
+      </w:tblGrid>
+      <w:tr>
+        <w:tc>
+          <w:tcPr>
+            <w:tcW w:type="dxa" w:w="3408"/>
+            <w:shd w:val="clear" w:color="auto" w:fill="26384A"/>
+          </w:tcPr>
+          <w:p>
+            <w:pPr>
+              <w:spacing w:after="40"/>
+            </w:pPr>
+            <w:r>
+              <w:rPr>
+                <w:b/>
+                <w:color w:val="FFFFFF"/>
+                <w:sz w:val="18"/>
+              </w:rPr>
+            </w:r>
+            <w:r>
+              <w:rPr>
+                <w:b/>
+                <w:i w:val="0"/>
+                <w:color w:val="FFFFFF"/>
+                <w:sz w:val="18"/>
+              </w:rPr>
+              <w:t>Capacity</w:t>
+            </w:r>
+          </w:p>
+        </w:tc>
+        <w:tc>
+          <w:tcPr>
+            <w:tcW w:type="dxa" w:w="3408"/>
+            <w:shd w:val="clear" w:color="auto" w:fill="26384A"/>
+          </w:tcPr>
+          <w:p>
+            <w:pPr>
+              <w:spacing w:after="40"/>
+            </w:pPr>
+            <w:r>
+              <w:rPr>
+                <w:b/>
+                <w:color w:val="FFFFFF"/>
+                <w:sz w:val="18"/>
+              </w:rPr>
+            </w:r>
+            <w:r>
+              <w:rPr>
+                <w:b/>
+                <w:i w:val="0"/>
+                <w:color w:val="FFFFFF"/>
+                <w:sz w:val="18"/>
+              </w:rPr>
+              <w:t>Which volumes</w:t>
+            </w:r>
+          </w:p>
+        </w:tc>
+        <w:tc>
+          <w:tcPr>
+            <w:tcW w:type="dxa" w:w="3408"/>
+            <w:shd w:val="clear" w:color="auto" w:fill="26384A"/>
+          </w:tcPr>
+          <w:p>
+            <w:pPr>
+              <w:spacing w:after="40"/>
+            </w:pPr>
+            <w:r>
+              <w:rPr>
+                <w:b/>
+                <w:color w:val="FFFFFF"/>
+                <w:sz w:val="18"/>
+              </w:rPr>
+            </w:r>
+            <w:r>
+              <w:rPr>
+                <w:b/>
+                <w:i w:val="0"/>
+                <w:color w:val="FFFFFF"/>
+                <w:sz w:val="18"/>
+              </w:rPr>
+              <w:t>Meaning (slide size)</w:t>
+            </w:r>
+          </w:p>
+        </w:tc>
+      </w:tr>
+      <w:tr>
+        <w:tc>
+          <w:tcPr>
+            <w:tcW w:type="dxa" w:w="3408"/>
+          </w:tcPr>
+          <w:p>
+            <w:pPr>
+              <w:spacing w:after="40"/>
+            </w:pPr>
+            <w:r>
+              <w:rPr>
+                <w:sz w:val="18"/>
+              </w:rPr>
+            </w:r>
+            <w:r>
+              <w:rPr>
+                <w:b/>
+                <w:i w:val="0"/>
+                <w:sz w:val="18"/>
+              </w:rPr>
+              <w:t>Inspiratory capacity</w:t>
+            </w:r>
+          </w:p>
+        </w:tc>
+        <w:tc>
+          <w:tcPr>
+            <w:tcW w:type="dxa" w:w="3408"/>
+          </w:tcPr>
+          <w:p>
+            <w:pPr>
+              <w:spacing w:after="40"/>
+            </w:pPr>
+            <w:r>
+              <w:rPr>
+                <w:sz w:val="18"/>
+              </w:rPr>
+            </w:r>
+            <w:r>
+              <w:rPr>
+                <w:b w:val="0"/>
+                <w:i w:val="0"/>
+                <w:sz w:val="18"/>
+              </w:rPr>
+              <w:t>Tidal volume + inspiratory reserve volume</w:t>
+            </w:r>
+          </w:p>
+        </w:tc>
+        <w:tc>
+          <w:tcPr>
+            <w:tcW w:type="dxa" w:w="3408"/>
+          </w:tcPr>
+          <w:p>
+            <w:pPr>
+              <w:spacing w:after="40"/>
+            </w:pPr>
+            <w:r>
+              <w:rPr>
+                <w:sz w:val="18"/>
+              </w:rPr>
+            </w:r>
+            <w:r>
+              <w:rPr>
+                <w:b w:val="0"/>
+                <w:i w:val="0"/>
+                <w:sz w:val="18"/>
+              </w:rPr>
+              <w:t>The breath that can be drawn in from the end of a quiet breath out</w:t>
+            </w:r>
+          </w:p>
+        </w:tc>
+      </w:tr>
+      <w:tr>
+        <w:tc>
+          <w:tcPr>
+            <w:tcW w:type="dxa" w:w="3408"/>
+          </w:tcPr>
+          <w:p>
+            <w:pPr>
+              <w:spacing w:after="40"/>
+            </w:pPr>
+            <w:r>
+              <w:rPr>
+                <w:sz w:val="18"/>
+              </w:rPr>
+            </w:r>
+            <w:r>
+              <w:rPr>
+                <w:b/>
+                <w:i w:val="0"/>
+                <w:sz w:val="18"/>
+              </w:rPr>
+              <w:t>Functional residual capacity</w:t>
+            </w:r>
+          </w:p>
+        </w:tc>
+        <w:tc>
+          <w:tcPr>
+            <w:tcW w:type="dxa" w:w="3408"/>
+          </w:tcPr>
+          <w:p>
+            <w:pPr>
+              <w:spacing w:after="40"/>
+            </w:pPr>
+            <w:r>
+              <w:rPr>
+                <w:sz w:val="18"/>
+              </w:rPr>
+            </w:r>
+            <w:r>
+              <w:rPr>
+                <w:b w:val="0"/>
+                <w:i w:val="0"/>
+                <w:sz w:val="18"/>
+              </w:rPr>
+              <w:t>Expiratory reserve volume + residual volume</w:t>
+            </w:r>
+          </w:p>
+        </w:tc>
+        <w:tc>
+          <w:tcPr>
+            <w:tcW w:type="dxa" w:w="3408"/>
+          </w:tcPr>
+          <w:p>
+            <w:pPr>
+              <w:spacing w:after="40"/>
+            </w:pPr>
+            <w:r>
+              <w:rPr>
+                <w:sz w:val="18"/>
+              </w:rPr>
+            </w:r>
+            <w:r>
+              <w:rPr>
+                <w:b w:val="0"/>
+                <w:i w:val="0"/>
+                <w:sz w:val="18"/>
+              </w:rPr>
+              <w:t>The air left in the lungs at the end of a quiet breath out, with all the respiratory muscles fully relaxed (2200 to 2400 mL)</w:t>
+            </w:r>
+          </w:p>
+        </w:tc>
+      </w:tr>
+      <w:tr>
+        <w:tc>
+          <w:tcPr>
+            <w:tcW w:type="dxa" w:w="3408"/>
+          </w:tcPr>
+          <w:p>
+            <w:pPr>
+              <w:spacing w:after="40"/>
+            </w:pPr>
+            <w:r>
+              <w:rPr>
+                <w:sz w:val="18"/>
+              </w:rPr>
+            </w:r>
+            <w:r>
+              <w:rPr>
+                <w:b/>
+                <w:i w:val="0"/>
+                <w:sz w:val="18"/>
+              </w:rPr>
+              <w:t>Vital capacity</w:t>
+            </w:r>
+          </w:p>
+        </w:tc>
+        <w:tc>
+          <w:tcPr>
+            <w:tcW w:type="dxa" w:w="3408"/>
+          </w:tcPr>
+          <w:p>
+            <w:pPr>
+              <w:spacing w:after="40"/>
+            </w:pPr>
+            <w:r>
+              <w:rPr>
+                <w:sz w:val="18"/>
+              </w:rPr>
+            </w:r>
+            <w:r>
+              <w:rPr>
+                <w:b w:val="0"/>
+                <w:i w:val="0"/>
+                <w:sz w:val="18"/>
+              </w:rPr>
+              <w:t>Tidal volume + inspiratory reserve volume + expiratory reserve volume</w:t>
+            </w:r>
+          </w:p>
+        </w:tc>
+        <w:tc>
+          <w:tcPr>
+            <w:tcW w:type="dxa" w:w="3408"/>
+          </w:tcPr>
+          <w:p>
+            <w:pPr>
+              <w:spacing w:after="40"/>
+            </w:pPr>
+            <w:r>
+              <w:rPr>
+                <w:sz w:val="18"/>
+              </w:rPr>
+            </w:r>
+            <w:r>
+              <w:rPr>
+                <w:b w:val="0"/>
+                <w:i w:val="0"/>
+                <w:sz w:val="18"/>
+              </w:rPr>
+              <w:t>Everything except the residual volume: the deepest breath in to the fullest breath out (4500 to 5000 mL)</w:t>
+            </w:r>
+          </w:p>
+        </w:tc>
+      </w:tr>
+      <w:tr>
+        <w:tc>
+          <w:tcPr>
+            <w:tcW w:type="dxa" w:w="3408"/>
+          </w:tcPr>
+          <w:p>
+            <w:pPr>
+              <w:spacing w:after="40"/>
+            </w:pPr>
+            <w:r>
+              <w:rPr>
+                <w:sz w:val="18"/>
+              </w:rPr>
+            </w:r>
+            <w:r>
+              <w:rPr>
+                <w:b/>
+                <w:i w:val="0"/>
+                <w:sz w:val="18"/>
+              </w:rPr>
+              <w:t>Total lung capacity</w:t>
+            </w:r>
+          </w:p>
+        </w:tc>
+        <w:tc>
+          <w:tcPr>
+            <w:tcW w:type="dxa" w:w="3408"/>
+          </w:tcPr>
+          <w:p>
+            <w:pPr>
+              <w:spacing w:after="40"/>
+            </w:pPr>
+            <w:r>
+              <w:rPr>
+                <w:sz w:val="18"/>
+              </w:rPr>
+            </w:r>
+            <w:r>
+              <w:rPr>
+                <w:b w:val="0"/>
+                <w:i w:val="0"/>
+                <w:sz w:val="18"/>
+              </w:rPr>
+              <w:t>All four volumes: tidal + inspiratory reserve + expiratory reserve + residual</w:t>
+            </w:r>
+          </w:p>
+        </w:tc>
+        <w:tc>
+          <w:tcPr>
+            <w:tcW w:type="dxa" w:w="3408"/>
+          </w:tcPr>
+          <w:p>
+            <w:pPr>
+              <w:spacing w:after="40"/>
+            </w:pPr>
+            <w:r>
+              <w:rPr>
+                <w:sz w:val="18"/>
+              </w:rPr>
+            </w:r>
+            <w:r>
+              <w:rPr>
+                <w:b w:val="0"/>
+                <w:i w:val="0"/>
+                <w:sz w:val="18"/>
+              </w:rPr>
+              <w:t>The maximum volume the lungs can hold (5700 to 6200 mL)</w:t>
+            </w:r>
+          </w:p>
+        </w:tc>
+      </w:tr>
+    </w:tbl>
+    <w:p>
+      <w:pPr>
+        <w:spacing w:after="80"/>
+      </w:pPr>
+    </w:p>
+    <w:p>
+      <w:pPr>
+        <w:spacing w:after="120"/>
+      </w:pPr>
+      <w:r>
+        <w:rPr>
+          <w:b/>
+          <w:i w:val="0"/>
+        </w:rPr>
+        <w:t>Total lung capacity is the sum of all four volumes.</w:t>
+      </w:r>
+      <w:r>
+        <w:rPr>
+          <w:b w:val="0"/>
+          <w:i w:val="0"/>
+        </w:rPr>
+        <w:t xml:space="preserve"> Total lung capacity, the maximum volume the lungs can hold, is the sum of all four volumes: tidal, inspiratory reserve, expiratory reserve and residual.</w:t>
+      </w:r>
+    </w:p>
+    <w:p>
+      <w:pPr>
+        <w:spacing w:after="120"/>
+      </w:pPr>
+      <w:r>
+        <w:rPr>
+          <w:b/>
+          <w:i w:val="0"/>
+        </w:rPr>
+        <w:t>Reading the tracing:</w:t>
+      </w:r>
+      <w:r>
+        <w:rPr>
+          <w:b w:val="0"/>
+          <w:i w:val="0"/>
+        </w:rPr>
+        <w:t xml:space="preserve"> from the top of a quiet breath up to the peak of the deepest breath is the </w:t>
+      </w:r>
+      <w:r>
+        <w:rPr>
+          <w:b/>
+          <w:i w:val="0"/>
+        </w:rPr>
+        <w:t>inspiratory reserve volume</w:t>
+      </w:r>
+      <w:r>
+        <w:rPr>
+          <w:b w:val="0"/>
+          <w:i w:val="0"/>
+        </w:rPr>
+        <w:t xml:space="preserve">; the small rise and fall of each quiet breath is the </w:t>
+      </w:r>
+      <w:r>
+        <w:rPr>
+          <w:b/>
+          <w:i w:val="0"/>
+        </w:rPr>
+        <w:t>tidal volume</w:t>
+      </w:r>
+      <w:r>
+        <w:rPr>
+          <w:b w:val="0"/>
+          <w:i w:val="0"/>
+        </w:rPr>
+        <w:t xml:space="preserve">; from the end of a quiet breath out down to the lowest point of the fullest breath out is the </w:t>
+      </w:r>
+      <w:r>
+        <w:rPr>
+          <w:b/>
+          <w:i w:val="0"/>
+        </w:rPr>
+        <w:t>expiratory reserve volume</w:t>
+      </w:r>
+      <w:r>
+        <w:rPr>
+          <w:b w:val="0"/>
+          <w:i w:val="0"/>
+        </w:rPr>
+        <w:t xml:space="preserve">; below that lowest point is the </w:t>
+      </w:r>
+      <w:r>
+        <w:rPr>
+          <w:b/>
+          <w:i w:val="0"/>
+        </w:rPr>
+        <w:t>residual volume</w:t>
+      </w:r>
+      <w:r>
+        <w:rPr>
+          <w:b w:val="0"/>
+          <w:i w:val="0"/>
+        </w:rPr>
+        <w:t xml:space="preserve">. The expiratory reserve volume plus the residual volume (from the end of a quiet breath out to the bottom) is the </w:t>
+      </w:r>
+      <w:r>
+        <w:rPr>
+          <w:b/>
+          <w:i w:val="0"/>
+        </w:rPr>
+        <w:t>functional residual capacity</w:t>
+      </w:r>
+      <w:r>
+        <w:rPr>
+          <w:b w:val="0"/>
+          <w:i w:val="0"/>
+        </w:rPr>
+        <w:t>.</w:t>
+      </w:r>
+    </w:p>
+    <w:p>
+      <w:pPr>
+        <w:pStyle w:val="Heading2"/>
+        <w:spacing w:before="200" w:after="100"/>
+      </w:pPr>
+      <w:r>
+        <w:rPr>
+          <w:rFonts w:ascii="Georgia" w:hAnsi="Georgia"/>
+          <w:color w:val="26384A"/>
+        </w:rPr>
+        <w:t>20.3 · Objective a — Spirometry: how it is done and the forced values</w:t>
+      </w:r>
+    </w:p>
+    <w:p>
+      <w:pPr>
+        <w:spacing w:after="120"/>
+      </w:pPr>
+      <w:r>
+        <w:rPr>
+          <w:b/>
+          <w:i w:val="0"/>
+        </w:rPr>
+        <w:t>Spirometry is used to measure air flow and some lung volumes.</w:t>
+      </w:r>
+      <w:r>
+        <w:rPr>
+          <w:b w:val="0"/>
+          <w:i w:val="0"/>
+        </w:rPr>
+        <w:t xml:space="preserve"> The patient places the mouth around the mouthpiece, </w:t>
+      </w:r>
+      <w:r>
+        <w:rPr>
+          <w:b/>
+          <w:i w:val="0"/>
+        </w:rPr>
+        <w:t>inhales maximally</w:t>
+      </w:r>
+      <w:r>
+        <w:rPr>
+          <w:b w:val="0"/>
+          <w:i w:val="0"/>
+        </w:rPr>
+        <w:t xml:space="preserve">, then </w:t>
+      </w:r>
+      <w:r>
+        <w:rPr>
+          <w:b/>
+          <w:i w:val="0"/>
+        </w:rPr>
+        <w:t>exhales forcefully, as fast as possible, and continues for at least 6 seconds</w:t>
+      </w:r>
+      <w:r>
+        <w:rPr>
+          <w:b w:val="0"/>
+          <w:i w:val="0"/>
+        </w:rPr>
+        <w:t xml:space="preserve">. The effort is </w:t>
+      </w:r>
+      <w:r>
+        <w:rPr>
+          <w:b/>
+          <w:i w:val="0"/>
+        </w:rPr>
+        <w:t>repeated 3 times</w:t>
+      </w:r>
+      <w:r>
+        <w:rPr>
+          <w:b w:val="0"/>
+          <w:i w:val="0"/>
+        </w:rPr>
+        <w:t xml:space="preserve">, and the </w:t>
+      </w:r>
+      <w:r>
+        <w:rPr>
+          <w:b/>
+          <w:i w:val="0"/>
+        </w:rPr>
+        <w:t>highest air volumes and flows are recorded</w:t>
+      </w:r>
+      <w:r>
+        <w:rPr>
+          <w:b w:val="0"/>
+          <w:i w:val="0"/>
+        </w:rPr>
+        <w:t>.</w:t>
+      </w:r>
+    </w:p>
+    <w:tbl>
+      <w:tblPr>
+        <w:tblStyle w:val="TableGrid"/>
+        <w:tblW w:type="auto" w:w="0"/>
+        <w:jc w:val="center"/>
+        <w:tblLook w:firstColumn="1" w:firstRow="1" w:lastColumn="0" w:lastRow="0" w:noHBand="0" w:noVBand="1" w:val="04A0"/>
+        <w:tblBorders>
+          <w:top w:val="single" w:sz="4" w:space="0" w:color="D8D2D4"/>
+          <w:left w:val="single" w:sz="4" w:space="0" w:color="D8D2D4"/>
+          <w:bottom w:val="single" w:sz="4" w:space="0" w:color="D8D2D4"/>
+          <w:right w:val="single" w:sz="4" w:space="0" w:color="D8D2D4"/>
+          <w:insideH w:val="single" w:sz="4" w:space="0" w:color="D8D2D4"/>
+          <w:insideV w:val="single" w:sz="4" w:space="0" w:color="D8D2D4"/>
+        </w:tblBorders>
+      </w:tblPr>
+      <w:tblGrid>
+        <w:gridCol w:w="5112"/>
+        <w:gridCol w:w="5112"/>
+      </w:tblGrid>
+      <w:tr>
+        <w:tc>
+          <w:tcPr>
+            <w:tcW w:type="dxa" w:w="5112"/>
+            <w:shd w:val="clear" w:color="auto" w:fill="26384A"/>
+          </w:tcPr>
+          <w:p>
+            <w:pPr>
+              <w:spacing w:after="40"/>
+            </w:pPr>
+            <w:r>
+              <w:rPr>
+                <w:b/>
+                <w:color w:val="FFFFFF"/>
+                <w:sz w:val="18"/>
+              </w:rPr>
+            </w:r>
+            <w:r>
+              <w:rPr>
+                <w:b/>
+                <w:i w:val="0"/>
+                <w:color w:val="FFFFFF"/>
+                <w:sz w:val="18"/>
+              </w:rPr>
+              <w:t>Value</w:t>
+            </w:r>
+          </w:p>
+        </w:tc>
+        <w:tc>
+          <w:tcPr>
+            <w:tcW w:type="dxa" w:w="5112"/>
+            <w:shd w:val="clear" w:color="auto" w:fill="26384A"/>
+          </w:tcPr>
+          <w:p>
+            <w:pPr>
+              <w:spacing w:after="40"/>
+            </w:pPr>
+            <w:r>
+              <w:rPr>
+                <w:b/>
+                <w:color w:val="FFFFFF"/>
+                <w:sz w:val="18"/>
+              </w:rPr>
+            </w:r>
+            <w:r>
+              <w:rPr>
+                <w:b/>
+                <w:i w:val="0"/>
+                <w:color w:val="FFFFFF"/>
+                <w:sz w:val="18"/>
+              </w:rPr>
+              <w:t>Definition</w:t>
+            </w:r>
+          </w:p>
+        </w:tc>
+      </w:tr>
+      <w:tr>
+        <w:tc>
+          <w:tcPr>
+            <w:tcW w:type="dxa" w:w="5112"/>
+          </w:tcPr>
+          <w:p>
+            <w:pPr>
+              <w:spacing w:after="40"/>
+            </w:pPr>
+            <w:r>
+              <w:rPr>
+                <w:sz w:val="18"/>
+              </w:rPr>
+            </w:r>
+            <w:r>
+              <w:rPr>
+                <w:b/>
+                <w:i w:val="0"/>
+                <w:sz w:val="18"/>
+              </w:rPr>
+              <w:t>Forced vital capacity</w:t>
+            </w:r>
+          </w:p>
+        </w:tc>
+        <w:tc>
+          <w:tcPr>
+            <w:tcW w:type="dxa" w:w="5112"/>
+          </w:tcPr>
+          <w:p>
+            <w:pPr>
+              <w:spacing w:after="40"/>
+            </w:pPr>
+            <w:r>
+              <w:rPr>
+                <w:sz w:val="18"/>
+              </w:rPr>
+            </w:r>
+            <w:r>
+              <w:rPr>
+                <w:b w:val="0"/>
+                <w:i w:val="0"/>
+                <w:sz w:val="18"/>
+              </w:rPr>
+              <w:t xml:space="preserve">The </w:t>
+            </w:r>
+            <w:r>
+              <w:rPr>
+                <w:b/>
+                <w:i w:val="0"/>
+                <w:sz w:val="18"/>
+              </w:rPr>
+              <w:t>total volume</w:t>
+            </w:r>
+            <w:r>
+              <w:rPr>
+                <w:b w:val="0"/>
+                <w:i w:val="0"/>
+                <w:sz w:val="18"/>
+              </w:rPr>
+              <w:t xml:space="preserve"> of air a person can forcefully and rapidly exhale after a maximal deep breath; the maximum exhaled volume, typically reached in about 6 seconds</w:t>
+            </w:r>
+          </w:p>
+        </w:tc>
+      </w:tr>
+      <w:tr>
+        <w:tc>
+          <w:tcPr>
+            <w:tcW w:type="dxa" w:w="5112"/>
+          </w:tcPr>
+          <w:p>
+            <w:pPr>
+              <w:spacing w:after="40"/>
+            </w:pPr>
+            <w:r>
+              <w:rPr>
+                <w:sz w:val="18"/>
+              </w:rPr>
+            </w:r>
+            <w:r>
+              <w:rPr>
+                <w:b/>
+                <w:i w:val="0"/>
+                <w:sz w:val="18"/>
+              </w:rPr>
+              <w:t>Forced expiratory volume in one second</w:t>
+            </w:r>
+          </w:p>
+        </w:tc>
+        <w:tc>
+          <w:tcPr>
+            <w:tcW w:type="dxa" w:w="5112"/>
+          </w:tcPr>
+          <w:p>
+            <w:pPr>
+              <w:spacing w:after="40"/>
+            </w:pPr>
+            <w:r>
+              <w:rPr>
+                <w:sz w:val="18"/>
+              </w:rPr>
+            </w:r>
+            <w:r>
+              <w:rPr>
+                <w:b w:val="0"/>
+                <w:i w:val="0"/>
+                <w:sz w:val="18"/>
+              </w:rPr>
+              <w:t xml:space="preserve">The amount of air forcefully blown out in the </w:t>
+            </w:r>
+            <w:r>
+              <w:rPr>
+                <w:b/>
+                <w:i w:val="0"/>
+                <w:sz w:val="18"/>
+              </w:rPr>
+              <w:t>first second</w:t>
+            </w:r>
+            <w:r>
+              <w:rPr>
+                <w:b w:val="0"/>
+                <w:i w:val="0"/>
+                <w:sz w:val="18"/>
+              </w:rPr>
+              <w:t xml:space="preserve"> of the breath out</w:t>
+            </w:r>
+          </w:p>
+        </w:tc>
+      </w:tr>
+      <w:tr>
+        <w:tc>
+          <w:tcPr>
+            <w:tcW w:type="dxa" w:w="5112"/>
+          </w:tcPr>
+          <w:p>
+            <w:pPr>
+              <w:spacing w:after="40"/>
+            </w:pPr>
+            <w:r>
+              <w:rPr>
+                <w:sz w:val="18"/>
+              </w:rPr>
+            </w:r>
+            <w:r>
+              <w:rPr>
+                <w:b w:val="0"/>
+                <w:i w:val="0"/>
+                <w:sz w:val="18"/>
+                <w:highlight w:val="yellow"/>
+              </w:rPr>
+              <w:t xml:space="preserve">★ </w:t>
+            </w:r>
+            <w:r>
+              <w:rPr>
+                <w:b/>
+                <w:i w:val="0"/>
+                <w:sz w:val="18"/>
+                <w:highlight w:val="yellow"/>
+              </w:rPr>
+              <w:t>The ratio</w:t>
+            </w:r>
+            <w:r>
+              <w:rPr>
+                <w:b w:val="0"/>
+                <w:i w:val="0"/>
+                <w:sz w:val="18"/>
+              </w:rPr>
+              <w:t xml:space="preserve"> (forced expiratory volume in one second over forced vital capacity)</w:t>
+            </w:r>
+          </w:p>
+        </w:tc>
+        <w:tc>
+          <w:tcPr>
+            <w:tcW w:type="dxa" w:w="5112"/>
+          </w:tcPr>
+          <w:p>
+            <w:pPr>
+              <w:spacing w:after="40"/>
+            </w:pPr>
+            <w:r>
+              <w:rPr>
+                <w:sz w:val="18"/>
+              </w:rPr>
+            </w:r>
+            <w:r>
+              <w:rPr>
+                <w:b w:val="0"/>
+                <w:i w:val="0"/>
+                <w:sz w:val="18"/>
+              </w:rPr>
+              <w:t xml:space="preserve">A calculated measurement: the </w:t>
+            </w:r>
+            <w:r>
+              <w:rPr>
+                <w:b/>
+                <w:i w:val="0"/>
+                <w:sz w:val="18"/>
+              </w:rPr>
+              <w:t>percentage of the forced vital capacity exhaled in the first second</w:t>
+            </w:r>
+            <w:r>
+              <w:rPr>
+                <w:b w:val="0"/>
+                <w:i w:val="0"/>
+                <w:sz w:val="18"/>
+              </w:rPr>
+              <w:t xml:space="preserve">. Normal is </w:t>
+            </w:r>
+            <w:r>
+              <w:rPr>
+                <w:b/>
+                <w:i w:val="0"/>
+                <w:sz w:val="18"/>
+              </w:rPr>
+              <w:t>more than 80%</w:t>
+            </w:r>
+            <w:r>
+              <w:rPr>
+                <w:b w:val="0"/>
+                <w:i w:val="0"/>
+                <w:sz w:val="18"/>
+              </w:rPr>
+              <w:t xml:space="preserve">; </w:t>
+            </w:r>
+            <w:r>
+              <w:rPr>
+                <w:b/>
+                <w:i w:val="0"/>
+                <w:sz w:val="18"/>
+              </w:rPr>
+              <w:t>below 70% indicates obstruction</w:t>
+            </w:r>
+          </w:p>
+        </w:tc>
+      </w:tr>
+      <w:tr>
+        <w:tc>
+          <w:tcPr>
+            <w:tcW w:type="dxa" w:w="5112"/>
+          </w:tcPr>
+          <w:p>
+            <w:pPr>
+              <w:spacing w:after="40"/>
+            </w:pPr>
+            <w:r>
+              <w:rPr>
+                <w:sz w:val="18"/>
+              </w:rPr>
+            </w:r>
+            <w:r>
+              <w:rPr>
+                <w:b/>
+                <w:i w:val="0"/>
+                <w:sz w:val="18"/>
+              </w:rPr>
+              <w:t>Peak expiratory flow rate</w:t>
+            </w:r>
+          </w:p>
+        </w:tc>
+        <w:tc>
+          <w:tcPr>
+            <w:tcW w:type="dxa" w:w="5112"/>
+          </w:tcPr>
+          <w:p>
+            <w:pPr>
+              <w:spacing w:after="40"/>
+            </w:pPr>
+            <w:r>
+              <w:rPr>
+                <w:sz w:val="18"/>
+              </w:rPr>
+            </w:r>
+            <w:r>
+              <w:rPr>
+                <w:b w:val="0"/>
+                <w:i w:val="0"/>
+                <w:sz w:val="18"/>
+              </w:rPr>
+              <w:t xml:space="preserve">The </w:t>
+            </w:r>
+            <w:r>
+              <w:rPr>
+                <w:b/>
+                <w:i w:val="0"/>
+                <w:sz w:val="18"/>
+              </w:rPr>
+              <w:t>maximum velocity</w:t>
+            </w:r>
+            <w:r>
+              <w:rPr>
+                <w:b w:val="0"/>
+                <w:i w:val="0"/>
+                <w:sz w:val="18"/>
+              </w:rPr>
+              <w:t xml:space="preserve"> created during forced expiration: the </w:t>
+            </w:r>
+            <w:r>
+              <w:rPr>
+                <w:b/>
+                <w:i w:val="0"/>
+                <w:sz w:val="18"/>
+              </w:rPr>
+              <w:t>maximum slope</w:t>
+            </w:r>
+            <w:r>
+              <w:rPr>
+                <w:b w:val="0"/>
+                <w:i w:val="0"/>
+                <w:sz w:val="18"/>
+              </w:rPr>
+              <w:t xml:space="preserve"> of the volume-time curve, the top of the flow-volume loop</w:t>
+            </w:r>
+          </w:p>
+        </w:tc>
+      </w:tr>
+      <w:tr>
+        <w:tc>
+          <w:tcPr>
+            <w:tcW w:type="dxa" w:w="5112"/>
+          </w:tcPr>
+          <w:p>
+            <w:pPr>
+              <w:spacing w:after="40"/>
+            </w:pPr>
+            <w:r>
+              <w:rPr>
+                <w:sz w:val="18"/>
+              </w:rPr>
+            </w:r>
+            <w:r>
+              <w:rPr>
+                <w:b/>
+                <w:i w:val="0"/>
+                <w:sz w:val="18"/>
+              </w:rPr>
+              <w:t>Forced expiratory volume in 6 seconds</w:t>
+            </w:r>
+          </w:p>
+        </w:tc>
+        <w:tc>
+          <w:tcPr>
+            <w:tcW w:type="dxa" w:w="5112"/>
+          </w:tcPr>
+          <w:p>
+            <w:pPr>
+              <w:spacing w:after="40"/>
+            </w:pPr>
+            <w:r>
+              <w:rPr>
+                <w:sz w:val="18"/>
+              </w:rPr>
+            </w:r>
+            <w:r>
+              <w:rPr>
+                <w:b w:val="0"/>
+                <w:i w:val="0"/>
+                <w:sz w:val="18"/>
+              </w:rPr>
+              <w:t>The volume blown out by 6 seconds</w:t>
+            </w:r>
+          </w:p>
+        </w:tc>
+      </w:tr>
+      <w:tr>
+        <w:tc>
+          <w:tcPr>
+            <w:tcW w:type="dxa" w:w="5112"/>
+          </w:tcPr>
+          <w:p>
+            <w:pPr>
+              <w:spacing w:after="40"/>
+            </w:pPr>
+            <w:r>
+              <w:rPr>
+                <w:sz w:val="18"/>
+              </w:rPr>
+            </w:r>
+            <w:r>
+              <w:rPr>
+                <w:b/>
+                <w:i w:val="0"/>
+                <w:sz w:val="18"/>
+              </w:rPr>
+              <w:t>Forced expiratory flow 25% to 75%</w:t>
+            </w:r>
+          </w:p>
+        </w:tc>
+        <w:tc>
+          <w:tcPr>
+            <w:tcW w:type="dxa" w:w="5112"/>
+          </w:tcPr>
+          <w:p>
+            <w:pPr>
+              <w:spacing w:after="40"/>
+            </w:pPr>
+            <w:r>
+              <w:rPr>
+                <w:sz w:val="18"/>
+              </w:rPr>
+            </w:r>
+            <w:r>
+              <w:rPr>
+                <w:b w:val="0"/>
+                <w:i w:val="0"/>
+                <w:sz w:val="18"/>
+              </w:rPr>
+              <w:t xml:space="preserve">The </w:t>
+            </w:r>
+            <w:r>
+              <w:rPr>
+                <w:b/>
+                <w:i w:val="0"/>
+                <w:sz w:val="18"/>
+              </w:rPr>
+              <w:t>average flow over the middle half</w:t>
+            </w:r>
+            <w:r>
+              <w:rPr>
+                <w:b w:val="0"/>
+                <w:i w:val="0"/>
+                <w:sz w:val="18"/>
+              </w:rPr>
+              <w:t xml:space="preserve"> of the forced vital capacity: from the point at which 25% of it has been exhaled to the point at which 75% has</w:t>
+            </w:r>
+          </w:p>
+        </w:tc>
+      </w:tr>
+    </w:tbl>
+    <w:p>
+      <w:pPr>
+        <w:spacing w:after="80"/>
+      </w:pPr>
+    </w:p>
+    <w:p>
+      <w:pPr>
+        <w:spacing w:after="120"/>
+      </w:pPr>
+      <w:r>
+        <w:rPr>
+          <w:b/>
+          <w:i w:val="0"/>
+        </w:rPr>
+        <w:t>The spirometry breath out.</w:t>
+      </w:r>
+      <w:r>
+        <w:rPr>
+          <w:b w:val="0"/>
+          <w:i w:val="0"/>
+        </w:rPr>
+        <w:t xml:space="preserve"> After a maximal breath in, the patient exhales forcefully, as fast as possible, and keeps going for at least 6 seconds.</w:t>
+      </w:r>
+    </w:p>
+    <w:p>
+      <w:pPr>
+        <w:spacing w:after="120"/>
+      </w:pPr>
+      <w:r>
+        <w:rPr>
+          <w:b w:val="0"/>
+          <w:i w:val="0"/>
+          <w:highlight w:val="yellow"/>
+        </w:rPr>
+        <w:t xml:space="preserve">★ The </w:t>
+      </w:r>
+      <w:r>
+        <w:rPr>
+          <w:b/>
+          <w:i w:val="0"/>
+          <w:highlight w:val="yellow"/>
+        </w:rPr>
+        <w:t>forced vital capacity</w:t>
+      </w:r>
+      <w:r>
+        <w:rPr>
+          <w:b w:val="0"/>
+          <w:i w:val="0"/>
+          <w:highlight w:val="yellow"/>
+        </w:rPr>
+        <w:t xml:space="preserve">, the </w:t>
+      </w:r>
+      <w:r>
+        <w:rPr>
+          <w:b/>
+          <w:i w:val="0"/>
+          <w:highlight w:val="yellow"/>
+        </w:rPr>
+        <w:t>forced expiratory volume in one second</w:t>
+      </w:r>
+      <w:r>
+        <w:rPr>
+          <w:b w:val="0"/>
+          <w:i w:val="0"/>
+          <w:highlight w:val="yellow"/>
+        </w:rPr>
+        <w:t xml:space="preserve"> and </w:t>
+      </w:r>
+      <w:r>
+        <w:rPr>
+          <w:b/>
+          <w:i w:val="0"/>
+          <w:highlight w:val="yellow"/>
+        </w:rPr>
+        <w:t>the ratio</w:t>
+      </w:r>
+      <w:r>
+        <w:rPr>
+          <w:b w:val="0"/>
+          <w:i w:val="0"/>
+          <w:highlight w:val="yellow"/>
+        </w:rPr>
+        <w:t xml:space="preserve"> of the two are the </w:t>
+      </w:r>
+      <w:r>
+        <w:rPr>
+          <w:b/>
+          <w:i w:val="0"/>
+          <w:highlight w:val="yellow"/>
+        </w:rPr>
+        <w:t>three most important values</w:t>
+      </w:r>
+      <w:r>
+        <w:rPr>
+          <w:b w:val="0"/>
+          <w:i w:val="0"/>
+          <w:highlight w:val="yellow"/>
+        </w:rPr>
+        <w:t xml:space="preserve"> in interpreting pulmonary function tests.</w:t>
+      </w:r>
+    </w:p>
+    <w:p>
+      <w:pPr>
+        <w:pStyle w:val="Heading3"/>
+        <w:spacing w:before="200" w:after="100"/>
+      </w:pPr>
+      <w:r>
+        <w:rPr>
+          <w:rFonts w:ascii="Georgia" w:hAnsi="Georgia"/>
+          <w:color w:val="26384A"/>
+        </w:rPr>
+        <w:t>The two graphs</w:t>
+      </w:r>
+    </w:p>
+    <w:p>
+      <w:pPr>
+        <w:spacing w:after="120"/>
+      </w:pPr>
+      <w:r>
+        <w:rPr>
+          <w:b w:val="0"/>
+          <w:i w:val="0"/>
+        </w:rPr>
+        <w:t xml:space="preserve">The </w:t>
+      </w:r>
+      <w:r>
+        <w:rPr>
+          <w:b/>
+          <w:i w:val="0"/>
+        </w:rPr>
+        <w:t>volume-time curve</w:t>
+      </w:r>
+      <w:r>
+        <w:rPr>
+          <w:b w:val="0"/>
+          <w:i w:val="0"/>
+        </w:rPr>
+        <w:t xml:space="preserve"> plots exhaled volume against time: it rises steeply and then </w:t>
+      </w:r>
+      <w:r>
+        <w:rPr>
+          <w:b/>
+          <w:i w:val="0"/>
+        </w:rPr>
+        <w:t>plateaus</w:t>
+      </w:r>
+      <w:r>
+        <w:rPr>
+          <w:b w:val="0"/>
+          <w:i w:val="0"/>
+        </w:rPr>
+        <w:t xml:space="preserve">. The volume at </w:t>
+      </w:r>
+      <w:r>
+        <w:rPr>
+          <w:b/>
+          <w:i w:val="0"/>
+        </w:rPr>
+        <w:t>1 second</w:t>
+      </w:r>
+      <w:r>
+        <w:rPr>
+          <w:b w:val="0"/>
+          <w:i w:val="0"/>
+        </w:rPr>
+        <w:t xml:space="preserve"> is the forced expiratory volume in one second; the plateau is the forced vital capacity; the steepest slope is the peak expiratory flow rate. Normally </w:t>
+      </w:r>
+      <w:r>
+        <w:rPr>
+          <w:b/>
+          <w:i w:val="0"/>
+        </w:rPr>
+        <w:t>more than 80% of the forced vital capacity is expired in the first second</w:t>
+      </w:r>
+      <w:r>
+        <w:rPr>
+          <w:b w:val="0"/>
+          <w:i w:val="0"/>
+        </w:rPr>
+        <w:t>.</w:t>
+      </w:r>
+    </w:p>
+    <w:p>
+      <w:pPr>
+        <w:jc w:val="center"/>
+      </w:pPr>
+      <w:r>
+        <w:drawing>
+          <wp:inline xmlns:a="http://schemas.openxmlformats.org/drawingml/2006/main" xmlns:pic="http://schemas.openxmlformats.org/drawingml/2006/picture">
+            <wp:extent cx="3840480" cy="3315614"/>
+            <wp:docPr id="52" name="Picture 52"/>
+            <wp:cNvGraphicFramePr>
+              <a:graphicFrameLocks noChangeAspect="1"/>
+            </wp:cNvGraphicFramePr>
+            <a:graphic>
+              <a:graphicData uri="http://schemas.openxmlformats.org/drawingml/2006/picture">
+                <pic:pic>
+                  <pic:nvPicPr>
+                    <pic:cNvPr id="0" name="Principles_of_Diagnostic_Medicine_I_Exam_4_pdm-exam-4-study-guide-images_l20-volume-time-fev1.jpg"/>
+                    <pic:cNvPicPr/>
+                  </pic:nvPicPr>
+                  <pic:blipFill>
+                    <a:blip r:embed="rId60"/>
+                    <a:stretch>
+                      <a:fillRect/>
+                    </a:stretch>
+                  </pic:blipFill>
+                  <pic:spPr>
+                    <a:xfrm>
+                      <a:off x="0" y="0"/>
+                      <a:ext cx="3840480" cy="3315614"/>
+                    </a:xfrm>
+                    <a:prstGeom prst="rect"/>
+                  </pic:spPr>
+                </pic:pic>
+              </a:graphicData>
+            </a:graphic>
+          </wp:inline>
+        </w:drawing>
+      </w:r>
+    </w:p>
+    <w:p>
+      <w:pPr>
+        <w:spacing w:after="160"/>
+        <w:jc w:val="center"/>
+      </w:pPr>
+      <w:r>
+        <w:rPr>
+          <w:sz w:val="15"/>
+        </w:rPr>
+        <w:t>The normal volume-time curve. The patient starts with a full maximal inspiration and exhales the maximum as quickly as possible: the volume at 1 second is the forced expiratory volume in one second, the plateau (reached by about 6 seconds) the forced vital capacity, and the steepest slope (dashed red) the peak expiratory flow rate. Source: Pulmonary Function Testing - Prof. Fowler.pptx, Slide 29.</w:t>
+      </w:r>
+    </w:p>
+    <w:p>
+      <w:pPr>
+        <w:spacing w:after="120"/>
+      </w:pPr>
+      <w:r>
+        <w:rPr>
+          <w:b w:val="0"/>
+          <w:i w:val="0"/>
+        </w:rPr>
+        <w:t xml:space="preserve">The </w:t>
+      </w:r>
+      <w:r>
+        <w:rPr>
+          <w:b/>
+          <w:i w:val="0"/>
+        </w:rPr>
+        <w:t>flow-volume loop</w:t>
+      </w:r>
+      <w:r>
+        <w:rPr>
+          <w:b w:val="0"/>
+          <w:i w:val="0"/>
+        </w:rPr>
+        <w:t xml:space="preserve"> is the graph that plots </w:t>
+      </w:r>
+      <w:r>
+        <w:rPr>
+          <w:b/>
+          <w:i w:val="0"/>
+        </w:rPr>
+        <w:t>airflow against lung volume</w:t>
+      </w:r>
+      <w:r>
+        <w:rPr>
+          <w:b w:val="0"/>
+          <w:i w:val="0"/>
+        </w:rPr>
+        <w:t xml:space="preserve"> during a forced inhalation and expiration in spirometry. The expiratory limb is above the axis and the inspiratory limb below it; the </w:t>
+      </w:r>
+      <w:r>
+        <w:rPr>
+          <w:b/>
+          <w:i w:val="0"/>
+        </w:rPr>
+        <w:t>top of the expiratory limb is the peak expiratory flow</w:t>
+      </w:r>
+      <w:r>
+        <w:rPr>
+          <w:b w:val="0"/>
+          <w:i w:val="0"/>
+        </w:rPr>
+        <w:t xml:space="preserve">, and from it the normal expiratory limb falls in a </w:t>
+      </w:r>
+      <w:r>
+        <w:rPr>
+          <w:b/>
+          <w:i w:val="0"/>
+        </w:rPr>
+        <w:t>straight line</w:t>
+      </w:r>
+      <w:r>
+        <w:rPr>
+          <w:b w:val="0"/>
+          <w:i w:val="0"/>
+        </w:rPr>
+        <w:t xml:space="preserve"> to the volume axis. </w:t>
+      </w:r>
+      <w:r>
+        <w:rPr>
+          <w:b w:val="0"/>
+          <w:i w:val="0"/>
+          <w:highlight w:val="yellow"/>
+        </w:rPr>
+        <w:t>★ Know the normal loop, and the abnormal ones follow.</w:t>
+      </w:r>
+    </w:p>
+    <w:p>
+      <w:pPr>
+        <w:jc w:val="center"/>
+      </w:pPr>
+      <w:r>
+        <w:drawing>
+          <wp:inline xmlns:a="http://schemas.openxmlformats.org/drawingml/2006/main" xmlns:pic="http://schemas.openxmlformats.org/drawingml/2006/picture">
+            <wp:extent cx="3840480" cy="6884933"/>
+            <wp:docPr id="53" name="Picture 53"/>
+            <wp:cNvGraphicFramePr>
+              <a:graphicFrameLocks noChangeAspect="1"/>
+            </wp:cNvGraphicFramePr>
+            <a:graphic>
+              <a:graphicData uri="http://schemas.openxmlformats.org/drawingml/2006/picture">
+                <pic:pic>
+                  <pic:nvPicPr>
+                    <pic:cNvPr id="0" name="Principles_of_Diagnostic_Medicine_I_Exam_4_pdm-exam-4-study-guide-images_l20-flow-volume-normal.jpg"/>
+                    <pic:cNvPicPr/>
+                  </pic:nvPicPr>
+                  <pic:blipFill>
+                    <a:blip r:embed="rId61"/>
+                    <a:stretch>
+                      <a:fillRect/>
+                    </a:stretch>
+                  </pic:blipFill>
+                  <pic:spPr>
+                    <a:xfrm>
+                      <a:off x="0" y="0"/>
+                      <a:ext cx="3840480" cy="6884933"/>
+                    </a:xfrm>
+                    <a:prstGeom prst="rect"/>
+                  </pic:spPr>
+                </pic:pic>
+              </a:graphicData>
+            </a:graphic>
+          </wp:inline>
+        </w:drawing>
+      </w:r>
+    </w:p>
+    <w:p>
+      <w:pPr>
+        <w:spacing w:after="160"/>
+        <w:jc w:val="center"/>
+      </w:pPr>
+      <w:r>
+        <w:rPr>
+          <w:sz w:val="15"/>
+        </w:rPr>
+        <w:t>The normal loop (top) and its volume-time curve (bottom). Peak expiratory flow at the top of the exhalation limb, the forced expiratory volume in one second marked on both graphs, and the vital capacity (VC) spanning the loop. Source: Pulmonary Function Testing - Prof. Fowler.pptx, Slides 30 and 31.</w:t>
+      </w:r>
+    </w:p>
+    <w:tbl>
+      <w:tblPr>
+        <w:tblStyle w:val="TableGrid"/>
+        <w:tblW w:type="auto" w:w="0"/>
+        <w:jc w:val="center"/>
+        <w:tblLook w:firstColumn="1" w:firstRow="1" w:lastColumn="0" w:lastRow="0" w:noHBand="0" w:noVBand="1" w:val="04A0"/>
+        <w:tblBorders>
+          <w:top w:val="single" w:sz="4" w:space="0" w:color="D8D2D4"/>
+          <w:left w:val="single" w:sz="4" w:space="0" w:color="D8D2D4"/>
+          <w:bottom w:val="single" w:sz="4" w:space="0" w:color="D8D2D4"/>
+          <w:right w:val="single" w:sz="4" w:space="0" w:color="D8D2D4"/>
+          <w:insideH w:val="single" w:sz="4" w:space="0" w:color="D8D2D4"/>
+          <w:insideV w:val="single" w:sz="4" w:space="0" w:color="D8D2D4"/>
+        </w:tblBorders>
+      </w:tblPr>
+      <w:tblGrid>
+        <w:gridCol w:w="5112"/>
+        <w:gridCol w:w="5112"/>
+      </w:tblGrid>
+      <w:tr>
+        <w:tc>
+          <w:tcPr>
+            <w:tcW w:type="dxa" w:w="5112"/>
+            <w:shd w:val="clear" w:color="auto" w:fill="26384A"/>
+          </w:tcPr>
+          <w:p>
+            <w:pPr>
+              <w:spacing w:after="40"/>
+            </w:pPr>
+            <w:r>
+              <w:rPr>
+                <w:b/>
+                <w:color w:val="FFFFFF"/>
+                <w:sz w:val="18"/>
+              </w:rPr>
+            </w:r>
+            <w:r>
+              <w:rPr>
+                <w:b/>
+                <w:i w:val="0"/>
+                <w:color w:val="FFFFFF"/>
+                <w:sz w:val="18"/>
+              </w:rPr>
+              <w:t>Normal values (95% confidence interval; the exam supplies ranges)</w:t>
+            </w:r>
+          </w:p>
+        </w:tc>
+        <w:tc>
+          <w:tcPr>
+            <w:tcW w:type="dxa" w:w="5112"/>
+            <w:shd w:val="clear" w:color="auto" w:fill="26384A"/>
+          </w:tcPr>
+          <w:p>
+            <w:pPr>
+              <w:spacing w:after="40"/>
+            </w:pPr>
+            <w:r>
+              <w:rPr>
+                <w:b/>
+                <w:color w:val="FFFFFF"/>
+                <w:sz w:val="18"/>
+              </w:rPr>
+            </w:r>
+            <w:r>
+              <w:rPr>
+                <w:b/>
+                <w:i w:val="0"/>
+                <w:color w:val="FFFFFF"/>
+                <w:sz w:val="18"/>
+              </w:rPr>
+              <w:t>Percent of predicted</w:t>
+            </w:r>
+          </w:p>
+        </w:tc>
+      </w:tr>
+      <w:tr>
+        <w:tc>
+          <w:tcPr>
+            <w:tcW w:type="dxa" w:w="5112"/>
+          </w:tcPr>
+          <w:p>
+            <w:pPr>
+              <w:spacing w:after="40"/>
+            </w:pPr>
+            <w:r>
+              <w:rPr>
+                <w:sz w:val="18"/>
+              </w:rPr>
+            </w:r>
+            <w:r>
+              <w:rPr>
+                <w:b w:val="0"/>
+                <w:i w:val="0"/>
+                <w:sz w:val="18"/>
+              </w:rPr>
+              <w:t>Forced expiratory volume in one second; forced vital capacity</w:t>
+            </w:r>
+          </w:p>
+        </w:tc>
+        <w:tc>
+          <w:tcPr>
+            <w:tcW w:type="dxa" w:w="5112"/>
+          </w:tcPr>
+          <w:p>
+            <w:pPr>
+              <w:spacing w:after="40"/>
+            </w:pPr>
+            <w:r>
+              <w:rPr>
+                <w:sz w:val="18"/>
+              </w:rPr>
+            </w:r>
+            <w:r>
+              <w:rPr>
+                <w:b w:val="0"/>
+                <w:i w:val="0"/>
+                <w:sz w:val="18"/>
+              </w:rPr>
+              <w:t>80% to 100%</w:t>
+            </w:r>
+          </w:p>
+        </w:tc>
+      </w:tr>
+      <w:tr>
+        <w:tc>
+          <w:tcPr>
+            <w:tcW w:type="dxa" w:w="5112"/>
+          </w:tcPr>
+          <w:p>
+            <w:pPr>
+              <w:spacing w:after="40"/>
+            </w:pPr>
+            <w:r>
+              <w:rPr>
+                <w:sz w:val="18"/>
+              </w:rPr>
+            </w:r>
+            <w:r>
+              <w:rPr>
+                <w:b w:val="0"/>
+                <w:i w:val="0"/>
+                <w:sz w:val="18"/>
+              </w:rPr>
+              <w:t>Absolute ratio</w:t>
+            </w:r>
+          </w:p>
+        </w:tc>
+        <w:tc>
+          <w:tcPr>
+            <w:tcW w:type="dxa" w:w="5112"/>
+          </w:tcPr>
+          <w:p>
+            <w:pPr>
+              <w:spacing w:after="40"/>
+            </w:pPr>
+            <w:r>
+              <w:rPr>
+                <w:sz w:val="18"/>
+              </w:rPr>
+            </w:r>
+            <w:r>
+              <w:rPr>
+                <w:b w:val="0"/>
+                <w:i w:val="0"/>
+                <w:sz w:val="18"/>
+              </w:rPr>
+              <w:t>Within 5% of predicted</w:t>
+            </w:r>
+          </w:p>
+        </w:tc>
+      </w:tr>
+      <w:tr>
+        <w:tc>
+          <w:tcPr>
+            <w:tcW w:type="dxa" w:w="5112"/>
+          </w:tcPr>
+          <w:p>
+            <w:pPr>
+              <w:spacing w:after="40"/>
+            </w:pPr>
+            <w:r>
+              <w:rPr>
+                <w:sz w:val="18"/>
+              </w:rPr>
+            </w:r>
+            <w:r>
+              <w:rPr>
+                <w:b w:val="0"/>
+                <w:i w:val="0"/>
+                <w:sz w:val="18"/>
+              </w:rPr>
+              <w:t>Total lung capacity</w:t>
+            </w:r>
+          </w:p>
+        </w:tc>
+        <w:tc>
+          <w:tcPr>
+            <w:tcW w:type="dxa" w:w="5112"/>
+          </w:tcPr>
+          <w:p>
+            <w:pPr>
+              <w:spacing w:after="40"/>
+            </w:pPr>
+            <w:r>
+              <w:rPr>
+                <w:sz w:val="18"/>
+              </w:rPr>
+            </w:r>
+            <w:r>
+              <w:rPr>
+                <w:b w:val="0"/>
+                <w:i w:val="0"/>
+                <w:sz w:val="18"/>
+              </w:rPr>
+              <w:t>80% to 120%</w:t>
+            </w:r>
+          </w:p>
+        </w:tc>
+      </w:tr>
+      <w:tr>
+        <w:tc>
+          <w:tcPr>
+            <w:tcW w:type="dxa" w:w="5112"/>
+          </w:tcPr>
+          <w:p>
+            <w:pPr>
+              <w:spacing w:after="40"/>
+            </w:pPr>
+            <w:r>
+              <w:rPr>
+                <w:sz w:val="18"/>
+              </w:rPr>
+            </w:r>
+            <w:r>
+              <w:rPr>
+                <w:b w:val="0"/>
+                <w:i w:val="0"/>
+                <w:sz w:val="18"/>
+              </w:rPr>
+              <w:t>Functional residual capacity; residual volume</w:t>
+            </w:r>
+          </w:p>
+        </w:tc>
+        <w:tc>
+          <w:tcPr>
+            <w:tcW w:type="dxa" w:w="5112"/>
+          </w:tcPr>
+          <w:p>
+            <w:pPr>
+              <w:spacing w:after="40"/>
+            </w:pPr>
+            <w:r>
+              <w:rPr>
+                <w:sz w:val="18"/>
+              </w:rPr>
+            </w:r>
+            <w:r>
+              <w:rPr>
+                <w:b w:val="0"/>
+                <w:i w:val="0"/>
+                <w:sz w:val="18"/>
+              </w:rPr>
+              <w:t>75% to 120%</w:t>
+            </w:r>
+          </w:p>
+        </w:tc>
+      </w:tr>
+      <w:tr>
+        <w:tc>
+          <w:tcPr>
+            <w:tcW w:type="dxa" w:w="5112"/>
+          </w:tcPr>
+          <w:p>
+            <w:pPr>
+              <w:spacing w:after="40"/>
+            </w:pPr>
+            <w:r>
+              <w:rPr>
+                <w:sz w:val="18"/>
+              </w:rPr>
+            </w:r>
+            <w:r>
+              <w:rPr>
+                <w:b w:val="0"/>
+                <w:i w:val="0"/>
+                <w:sz w:val="18"/>
+              </w:rPr>
+              <w:t>Diffusing capacity for carbon monoxide</w:t>
+            </w:r>
+          </w:p>
+        </w:tc>
+        <w:tc>
+          <w:tcPr>
+            <w:tcW w:type="dxa" w:w="5112"/>
+          </w:tcPr>
+          <w:p>
+            <w:pPr>
+              <w:spacing w:after="40"/>
+            </w:pPr>
+            <w:r>
+              <w:rPr>
+                <w:sz w:val="18"/>
+              </w:rPr>
+            </w:r>
+            <w:r>
+              <w:rPr>
+                <w:b w:val="0"/>
+                <w:i w:val="0"/>
+                <w:sz w:val="18"/>
+              </w:rPr>
+              <w:t>More than 60% (the slide: “&gt;60 to &gt;120%”)</w:t>
+            </w:r>
+          </w:p>
+        </w:tc>
+      </w:tr>
+    </w:tbl>
+    <w:p>
+      <w:pPr>
+        <w:spacing w:after="80"/>
+      </w:pPr>
+    </w:p>
+    <w:p>
+      <w:pPr>
+        <w:pStyle w:val="Heading2"/>
+        <w:spacing w:before="200" w:after="100"/>
+      </w:pPr>
+      <w:r>
+        <w:rPr>
+          <w:rFonts w:ascii="Georgia" w:hAnsi="Georgia"/>
+          <w:color w:val="26384A"/>
+        </w:rPr>
+        <w:t>20.4 · Objective b — Indications: why order pulmonary function tests?</w:t>
+      </w:r>
+    </w:p>
+    <w:p>
+      <w:pPr>
+        <w:pStyle w:val="ListBullet"/>
+        <w:spacing w:after="40"/>
+      </w:pPr>
+      <w:r>
+        <w:rPr>
+          <w:b/>
+          <w:i w:val="0"/>
+          <w:sz w:val="20"/>
+        </w:rPr>
+        <w:t>Diagnosis of symptomatic disease.</w:t>
+      </w:r>
+      <w:r>
+        <w:rPr>
+          <w:b w:val="0"/>
+          <w:i w:val="0"/>
+          <w:sz w:val="20"/>
+        </w:rPr>
+        <w:t xml:space="preserve"> The </w:t>
+      </w:r>
+      <w:r>
+        <w:rPr>
+          <w:b/>
+          <w:i w:val="0"/>
+          <w:sz w:val="20"/>
+        </w:rPr>
+        <w:t>most common reason</w:t>
+      </w:r>
+      <w:r>
+        <w:rPr>
+          <w:b w:val="0"/>
+          <w:i w:val="0"/>
+          <w:sz w:val="20"/>
+        </w:rPr>
+        <w:t xml:space="preserve"> to order pulmonary function tests is </w:t>
+      </w:r>
+      <w:r>
+        <w:rPr>
+          <w:b/>
+          <w:i w:val="0"/>
+          <w:sz w:val="20"/>
+        </w:rPr>
+        <w:t>to help make a diagnosis</w:t>
+      </w:r>
+      <w:r>
+        <w:rPr>
+          <w:b w:val="0"/>
+          <w:i w:val="0"/>
+          <w:sz w:val="20"/>
+        </w:rPr>
+        <w:t xml:space="preserve"> in a patient presenting with a pulmonary symptom such as </w:t>
+      </w:r>
+      <w:r>
+        <w:rPr>
+          <w:b/>
+          <w:i w:val="0"/>
+          <w:sz w:val="20"/>
+        </w:rPr>
+        <w:t>chronic shortness of breath, cough, or unexplained hypercapnia or hypoxemia</w:t>
+      </w:r>
+      <w:r>
+        <w:rPr>
+          <w:b w:val="0"/>
+          <w:i w:val="0"/>
+          <w:sz w:val="20"/>
+        </w:rPr>
+        <w:t>, for example smokers and those with occupational exposures.</w:t>
+      </w:r>
+    </w:p>
+    <w:p>
+      <w:pPr>
+        <w:pStyle w:val="ListBullet"/>
+        <w:spacing w:after="40"/>
+      </w:pPr>
+      <w:r>
+        <w:rPr>
+          <w:b/>
+          <w:i w:val="0"/>
+          <w:sz w:val="20"/>
+        </w:rPr>
+        <w:t>Pulmonary function tests do NOT provide a specific diagnosis.</w:t>
+      </w:r>
+      <w:r>
+        <w:rPr>
+          <w:b w:val="0"/>
+          <w:i w:val="0"/>
+          <w:sz w:val="20"/>
+        </w:rPr>
+        <w:t xml:space="preserve"> They show what </w:t>
+      </w:r>
+      <w:r>
+        <w:rPr>
+          <w:b/>
+          <w:i w:val="0"/>
+          <w:sz w:val="20"/>
+        </w:rPr>
+        <w:t>pathophysiological derangement</w:t>
+      </w:r>
+      <w:r>
+        <w:rPr>
+          <w:b w:val="0"/>
+          <w:i w:val="0"/>
+          <w:sz w:val="20"/>
+        </w:rPr>
+        <w:t xml:space="preserve"> the underlying disease is causing and help </w:t>
+      </w:r>
+      <w:r>
+        <w:rPr>
+          <w:b/>
+          <w:i w:val="0"/>
+          <w:sz w:val="20"/>
+        </w:rPr>
+        <w:t>rule out</w:t>
+      </w:r>
+      <w:r>
+        <w:rPr>
+          <w:b w:val="0"/>
+          <w:i w:val="0"/>
+          <w:sz w:val="20"/>
+        </w:rPr>
+        <w:t xml:space="preserve"> parts of the differential.</w:t>
+      </w:r>
+    </w:p>
+    <w:p>
+      <w:pPr>
+        <w:pStyle w:val="ListBullet"/>
+        <w:spacing w:after="40"/>
+      </w:pPr>
+      <w:r>
+        <w:rPr>
+          <w:b/>
+          <w:i w:val="0"/>
+          <w:sz w:val="20"/>
+        </w:rPr>
+        <w:t>Prognosis:</w:t>
+      </w:r>
+      <w:r>
+        <w:rPr>
+          <w:b w:val="0"/>
+          <w:i w:val="0"/>
+          <w:sz w:val="20"/>
+        </w:rPr>
+        <w:t xml:space="preserve"> they can help determine the </w:t>
+      </w:r>
+      <w:r>
+        <w:rPr>
+          <w:b/>
+          <w:i w:val="0"/>
+          <w:sz w:val="20"/>
+        </w:rPr>
+        <w:t>prognosis in a patient with known disease</w:t>
+      </w:r>
+      <w:r>
+        <w:rPr>
+          <w:b w:val="0"/>
+          <w:i w:val="0"/>
+          <w:sz w:val="20"/>
+        </w:rPr>
+        <w:t>.</w:t>
+      </w:r>
+    </w:p>
+    <w:p>
+      <w:pPr>
+        <w:pStyle w:val="ListBullet"/>
+        <w:spacing w:after="40"/>
+      </w:pPr>
+      <w:r>
+        <w:rPr>
+          <w:b/>
+          <w:i w:val="0"/>
+          <w:sz w:val="20"/>
+        </w:rPr>
+        <w:t>Surgical risk:</w:t>
+      </w:r>
+      <w:r>
+        <w:rPr>
+          <w:b w:val="0"/>
+          <w:i w:val="0"/>
+          <w:sz w:val="20"/>
+        </w:rPr>
+        <w:t xml:space="preserve"> they can </w:t>
+      </w:r>
+      <w:r>
+        <w:rPr>
+          <w:b/>
+          <w:i w:val="0"/>
+          <w:sz w:val="20"/>
+        </w:rPr>
+        <w:t>estimate surgical risk</w:t>
+      </w:r>
+      <w:r>
+        <w:rPr>
+          <w:b w:val="0"/>
+          <w:i w:val="0"/>
+          <w:sz w:val="20"/>
+        </w:rPr>
+        <w:t xml:space="preserve"> in patients facing </w:t>
+      </w:r>
+      <w:r>
+        <w:rPr>
+          <w:b/>
+          <w:i w:val="0"/>
+          <w:sz w:val="20"/>
+        </w:rPr>
+        <w:t>lung resection</w:t>
+      </w:r>
+      <w:r>
+        <w:rPr>
+          <w:b w:val="0"/>
+          <w:i w:val="0"/>
+          <w:sz w:val="20"/>
+        </w:rPr>
+        <w:t xml:space="preserve"> or with chronic obstructive pulmonary disease.</w:t>
+      </w:r>
+    </w:p>
+    <w:p>
+      <w:pPr>
+        <w:pStyle w:val="ListBullet"/>
+        <w:spacing w:after="40"/>
+      </w:pPr>
+      <w:r>
+        <w:rPr>
+          <w:b/>
+          <w:i w:val="0"/>
+          <w:sz w:val="20"/>
+        </w:rPr>
+        <w:t>Screening:</w:t>
+      </w:r>
+      <w:r>
+        <w:rPr>
+          <w:b w:val="0"/>
+          <w:i w:val="0"/>
+          <w:sz w:val="20"/>
+        </w:rPr>
+        <w:t xml:space="preserve"> they can screen for </w:t>
+      </w:r>
+      <w:r>
+        <w:rPr>
+          <w:b/>
+          <w:i w:val="0"/>
+          <w:sz w:val="20"/>
+        </w:rPr>
+        <w:t>early, asymptomatic complications</w:t>
+      </w:r>
+      <w:r>
+        <w:rPr>
+          <w:b w:val="0"/>
+          <w:i w:val="0"/>
+          <w:sz w:val="20"/>
+        </w:rPr>
+        <w:t xml:space="preserve"> from </w:t>
+      </w:r>
+      <w:r>
+        <w:rPr>
+          <w:b/>
+          <w:i w:val="0"/>
+          <w:sz w:val="20"/>
+        </w:rPr>
+        <w:t>non-pulmonary diseases</w:t>
+      </w:r>
+      <w:r>
+        <w:rPr>
+          <w:b w:val="0"/>
+          <w:i w:val="0"/>
+          <w:sz w:val="20"/>
+        </w:rPr>
+        <w:t xml:space="preserve"> such as </w:t>
+      </w:r>
+      <w:r>
+        <w:rPr>
+          <w:b/>
+          <w:i w:val="0"/>
+          <w:sz w:val="20"/>
+        </w:rPr>
+        <w:t>autoimmune diseases</w:t>
+      </w:r>
+      <w:r>
+        <w:rPr>
+          <w:b w:val="0"/>
+          <w:i w:val="0"/>
+          <w:sz w:val="20"/>
+        </w:rPr>
+        <w:t xml:space="preserve"> or from </w:t>
+      </w:r>
+      <w:r>
+        <w:rPr>
+          <w:b/>
+          <w:i w:val="0"/>
+          <w:sz w:val="20"/>
+        </w:rPr>
+        <w:t>medication</w:t>
+      </w:r>
+      <w:r>
+        <w:rPr>
+          <w:b w:val="0"/>
+          <w:i w:val="0"/>
+          <w:sz w:val="20"/>
+        </w:rPr>
+        <w:t xml:space="preserve">, for example long-term </w:t>
+      </w:r>
+      <w:r>
+        <w:rPr>
+          <w:b/>
+          <w:i w:val="0"/>
+          <w:sz w:val="20"/>
+        </w:rPr>
+        <w:t>amiodarone</w:t>
+      </w:r>
+      <w:r>
+        <w:rPr>
+          <w:b w:val="0"/>
+          <w:i w:val="0"/>
+          <w:sz w:val="20"/>
+        </w:rPr>
+        <w:t>, which can cause significant pulmonary toxicity.</w:t>
+      </w:r>
+    </w:p>
+    <w:p>
+      <w:pPr>
+        <w:pStyle w:val="Heading2"/>
+        <w:spacing w:before="200" w:after="100"/>
+      </w:pPr>
+      <w:r>
+        <w:rPr>
+          <w:rFonts w:ascii="Georgia" w:hAnsi="Georgia"/>
+          <w:color w:val="26384A"/>
+        </w:rPr>
+        <w:t>20.5 · Objective c — Obstructive against restrictive: the physiology, the curves and the loops</w:t>
+      </w:r>
+    </w:p>
+    <w:p>
+      <w:pPr>
+        <w:spacing w:after="120"/>
+      </w:pPr>
+      <w:r>
+        <w:rPr>
+          <w:b w:val="0"/>
+          <w:i w:val="0"/>
+        </w:rPr>
+        <w:t xml:space="preserve">As a diagnostic tool, pulmonary function tests classify diffuse lung disease into </w:t>
+      </w:r>
+      <w:r>
+        <w:rPr>
+          <w:b/>
+          <w:i w:val="0"/>
+        </w:rPr>
+        <w:t>three categories</w:t>
+      </w:r>
+      <w:r>
+        <w:rPr>
+          <w:b w:val="0"/>
+          <w:i w:val="0"/>
+        </w:rPr>
+        <w:t xml:space="preserve">: </w:t>
+      </w:r>
+      <w:r>
+        <w:rPr>
+          <w:b/>
+          <w:i w:val="0"/>
+        </w:rPr>
+        <w:t>obstructive</w:t>
+      </w:r>
+      <w:r>
+        <w:rPr>
+          <w:b w:val="0"/>
+          <w:i w:val="0"/>
+        </w:rPr>
+        <w:t xml:space="preserve">, </w:t>
+      </w:r>
+      <w:r>
+        <w:rPr>
+          <w:b/>
+          <w:i w:val="0"/>
+        </w:rPr>
+        <w:t>restrictive</w:t>
+      </w:r>
+      <w:r>
+        <w:rPr>
+          <w:b w:val="0"/>
+          <w:i w:val="0"/>
+        </w:rPr>
+        <w:t xml:space="preserve"> and </w:t>
+      </w:r>
+      <w:r>
+        <w:rPr>
+          <w:b/>
+          <w:i w:val="0"/>
+        </w:rPr>
+        <w:t>pulmonary vascular</w:t>
+      </w:r>
+      <w:r>
+        <w:rPr>
+          <w:b w:val="0"/>
+          <w:i w:val="0"/>
+        </w:rPr>
+        <w:t xml:space="preserve"> (gas transfer impairment).</w:t>
+      </w:r>
+    </w:p>
+    <w:tbl>
+      <w:tblPr>
+        <w:tblStyle w:val="TableGrid"/>
+        <w:tblW w:type="auto" w:w="0"/>
+        <w:jc w:val="center"/>
+        <w:tblLook w:firstColumn="1" w:firstRow="1" w:lastColumn="0" w:lastRow="0" w:noHBand="0" w:noVBand="1" w:val="04A0"/>
+        <w:tblBorders>
+          <w:top w:val="single" w:sz="4" w:space="0" w:color="D8D2D4"/>
+          <w:left w:val="single" w:sz="4" w:space="0" w:color="D8D2D4"/>
+          <w:bottom w:val="single" w:sz="4" w:space="0" w:color="D8D2D4"/>
+          <w:right w:val="single" w:sz="4" w:space="0" w:color="D8D2D4"/>
+          <w:insideH w:val="single" w:sz="4" w:space="0" w:color="D8D2D4"/>
+          <w:insideV w:val="single" w:sz="4" w:space="0" w:color="D8D2D4"/>
+        </w:tblBorders>
+      </w:tblPr>
+      <w:tblGrid>
+        <w:gridCol w:w="3408"/>
+        <w:gridCol w:w="3408"/>
+        <w:gridCol w:w="3408"/>
+      </w:tblGrid>
+      <w:tr>
+        <w:tc>
+          <w:tcPr>
+            <w:tcW w:type="dxa" w:w="3408"/>
+            <w:shd w:val="clear" w:color="auto" w:fill="26384A"/>
+          </w:tcPr>
+          <w:p>
+            <w:pPr>
+              <w:spacing w:after="40"/>
+            </w:pPr>
+            <w:r>
+              <w:rPr>
+                <w:b/>
+                <w:color w:val="FFFFFF"/>
+                <w:sz w:val="18"/>
+              </w:rPr>
+            </w:r>
+            <w:r>
+              <w:rPr>
+                <w:b/>
+                <w:i w:val="0"/>
+                <w:color w:val="FFFFFF"/>
+                <w:sz w:val="18"/>
+              </w:rPr>
+              <w:t>Physiology</w:t>
+            </w:r>
+          </w:p>
+        </w:tc>
+        <w:tc>
+          <w:tcPr>
+            <w:tcW w:type="dxa" w:w="3408"/>
+            <w:shd w:val="clear" w:color="auto" w:fill="26384A"/>
+          </w:tcPr>
+          <w:p>
+            <w:pPr>
+              <w:spacing w:after="40"/>
+            </w:pPr>
+            <w:r>
+              <w:rPr>
+                <w:b/>
+                <w:color w:val="FFFFFF"/>
+                <w:sz w:val="18"/>
+              </w:rPr>
+            </w:r>
+            <w:r>
+              <w:rPr>
+                <w:b/>
+                <w:i w:val="0"/>
+                <w:color w:val="FFFFFF"/>
+                <w:sz w:val="18"/>
+              </w:rPr>
+              <w:t>What goes wrong</w:t>
+            </w:r>
+          </w:p>
+        </w:tc>
+        <w:tc>
+          <w:tcPr>
+            <w:tcW w:type="dxa" w:w="3408"/>
+            <w:shd w:val="clear" w:color="auto" w:fill="26384A"/>
+          </w:tcPr>
+          <w:p>
+            <w:pPr>
+              <w:spacing w:after="40"/>
+            </w:pPr>
+            <w:r>
+              <w:rPr>
+                <w:b/>
+                <w:color w:val="FFFFFF"/>
+                <w:sz w:val="18"/>
+              </w:rPr>
+            </w:r>
+            <w:r>
+              <w:rPr>
+                <w:b/>
+                <w:i w:val="0"/>
+                <w:color w:val="FFFFFF"/>
+                <w:sz w:val="18"/>
+              </w:rPr>
+              <w:t>Examples</w:t>
+            </w:r>
+          </w:p>
+        </w:tc>
+      </w:tr>
+      <w:tr>
+        <w:tc>
+          <w:tcPr>
+            <w:tcW w:type="dxa" w:w="3408"/>
+          </w:tcPr>
+          <w:p>
+            <w:pPr>
+              <w:spacing w:after="40"/>
+            </w:pPr>
+            <w:r>
+              <w:rPr>
+                <w:sz w:val="18"/>
+              </w:rPr>
+            </w:r>
+            <w:r>
+              <w:rPr>
+                <w:b/>
+                <w:i w:val="0"/>
+                <w:sz w:val="18"/>
+              </w:rPr>
+              <w:t>Obstructive</w:t>
+            </w:r>
+            <w:r>
+              <w:rPr>
+                <w:b w:val="0"/>
+                <w:i w:val="0"/>
+                <w:sz w:val="18"/>
+              </w:rPr>
+              <w:t xml:space="preserve">: </w:t>
+            </w:r>
+            <w:r>
+              <w:rPr>
+                <w:b/>
+                <w:i w:val="0"/>
+                <w:sz w:val="18"/>
+              </w:rPr>
+              <w:t>decreased airflow</w:t>
+            </w:r>
+          </w:p>
+        </w:tc>
+        <w:tc>
+          <w:tcPr>
+            <w:tcW w:type="dxa" w:w="3408"/>
+          </w:tcPr>
+          <w:p>
+            <w:pPr>
+              <w:spacing w:after="40"/>
+            </w:pPr>
+            <w:r>
+              <w:rPr>
+                <w:sz w:val="18"/>
+              </w:rPr>
+            </w:r>
+            <w:r>
+              <w:rPr>
+                <w:b/>
+                <w:i w:val="0"/>
+                <w:sz w:val="18"/>
+              </w:rPr>
+              <w:t>Increased airway resistance</w:t>
+            </w:r>
+            <w:r>
+              <w:rPr>
+                <w:b w:val="0"/>
+                <w:i w:val="0"/>
+                <w:sz w:val="18"/>
+              </w:rPr>
+              <w:t>: air gets in but has trouble getting OUT</w:t>
+            </w:r>
+          </w:p>
+        </w:tc>
+        <w:tc>
+          <w:tcPr>
+            <w:tcW w:type="dxa" w:w="3408"/>
+          </w:tcPr>
+          <w:p>
+            <w:pPr>
+              <w:spacing w:after="40"/>
+            </w:pPr>
+            <w:r>
+              <w:rPr>
+                <w:sz w:val="18"/>
+              </w:rPr>
+            </w:r>
+            <w:r>
+              <w:rPr>
+                <w:b w:val="0"/>
+                <w:i w:val="0"/>
+                <w:sz w:val="18"/>
+              </w:rPr>
+              <w:t xml:space="preserve">Chronic obstructive pulmonary disease (chronic bronchitis, emphysema); asthma; asthmatic or chronic obstructive bronchitis; </w:t>
+            </w:r>
+            <w:r>
+              <w:rPr>
+                <w:b w:val="0"/>
+                <w:i w:val="0"/>
+                <w:sz w:val="18"/>
+                <w:highlight w:val="yellow"/>
+              </w:rPr>
+              <w:t xml:space="preserve">★ </w:t>
+            </w:r>
+            <w:r>
+              <w:rPr>
+                <w:b/>
+                <w:i w:val="0"/>
+                <w:sz w:val="18"/>
+                <w:highlight w:val="yellow"/>
+              </w:rPr>
+              <w:t>bronchiectasis</w:t>
+            </w:r>
+            <w:r>
+              <w:rPr>
+                <w:b w:val="0"/>
+                <w:i w:val="0"/>
+                <w:sz w:val="18"/>
+                <w:highlight w:val="yellow"/>
+              </w:rPr>
+              <w:t xml:space="preserve"> (permanent airway dilation, resulting in chronic inflammation, recurrent infections and increased airway resistance)</w:t>
+            </w:r>
+            <w:r>
+              <w:rPr>
+                <w:b w:val="0"/>
+                <w:i w:val="0"/>
+                <w:sz w:val="18"/>
+              </w:rPr>
+              <w:t xml:space="preserve">; </w:t>
+            </w:r>
+            <w:r>
+              <w:rPr>
+                <w:b/>
+                <w:i w:val="0"/>
+                <w:sz w:val="18"/>
+              </w:rPr>
+              <w:t>cystic fibrosis</w:t>
+            </w:r>
+          </w:p>
+        </w:tc>
+      </w:tr>
+      <w:tr>
+        <w:tc>
+          <w:tcPr>
+            <w:tcW w:type="dxa" w:w="3408"/>
+          </w:tcPr>
+          <w:p>
+            <w:pPr>
+              <w:spacing w:after="40"/>
+            </w:pPr>
+            <w:r>
+              <w:rPr>
+                <w:sz w:val="18"/>
+              </w:rPr>
+            </w:r>
+            <w:r>
+              <w:rPr>
+                <w:b/>
+                <w:i w:val="0"/>
+                <w:sz w:val="18"/>
+              </w:rPr>
+              <w:t>Restrictive</w:t>
+            </w:r>
+            <w:r>
+              <w:rPr>
+                <w:b w:val="0"/>
+                <w:i w:val="0"/>
+                <w:sz w:val="18"/>
+              </w:rPr>
+              <w:t xml:space="preserve">: a </w:t>
+            </w:r>
+            <w:r>
+              <w:rPr>
+                <w:b/>
+                <w:i w:val="0"/>
+                <w:sz w:val="18"/>
+              </w:rPr>
+              <w:t>decrease in volume</w:t>
+            </w:r>
+          </w:p>
+        </w:tc>
+        <w:tc>
+          <w:tcPr>
+            <w:tcW w:type="dxa" w:w="3408"/>
+          </w:tcPr>
+          <w:p>
+            <w:pPr>
+              <w:spacing w:after="40"/>
+            </w:pPr>
+            <w:r>
+              <w:rPr>
+                <w:sz w:val="18"/>
+              </w:rPr>
+            </w:r>
+            <w:r>
+              <w:rPr>
+                <w:b/>
+                <w:i w:val="0"/>
+                <w:sz w:val="18"/>
+              </w:rPr>
+              <w:t>Poor compliance</w:t>
+            </w:r>
+            <w:r>
+              <w:rPr>
+                <w:b w:val="0"/>
+                <w:i w:val="0"/>
+                <w:sz w:val="18"/>
+              </w:rPr>
+              <w:t xml:space="preserve"> of the respiratory system or </w:t>
+            </w:r>
+            <w:r>
+              <w:rPr>
+                <w:b/>
+                <w:i w:val="0"/>
+                <w:sz w:val="18"/>
+              </w:rPr>
+              <w:t>neuromuscular impairment</w:t>
+            </w:r>
+            <w:r>
+              <w:rPr>
+                <w:b w:val="0"/>
+                <w:i w:val="0"/>
+                <w:sz w:val="18"/>
+              </w:rPr>
+              <w:t>: the lungs need more effort to expand than normal, so the breaths are shallow (trouble getting air IN)</w:t>
+            </w:r>
+          </w:p>
+        </w:tc>
+        <w:tc>
+          <w:tcPr>
+            <w:tcW w:type="dxa" w:w="3408"/>
+          </w:tcPr>
+          <w:p>
+            <w:pPr>
+              <w:spacing w:after="40"/>
+            </w:pPr>
+            <w:r>
+              <w:rPr>
+                <w:sz w:val="18"/>
+              </w:rPr>
+            </w:r>
+            <w:r>
+              <w:rPr>
+                <w:b/>
+                <w:i w:val="0"/>
+                <w:sz w:val="18"/>
+              </w:rPr>
+              <w:t>Interstitial lung diseases</w:t>
+            </w:r>
+            <w:r>
+              <w:rPr>
+                <w:b w:val="0"/>
+                <w:i w:val="0"/>
+                <w:sz w:val="18"/>
+              </w:rPr>
+              <w:t xml:space="preserve"> (pulmonary fibrosis, sarcoidosis); </w:t>
+            </w:r>
+            <w:r>
+              <w:rPr>
+                <w:b/>
+                <w:i w:val="0"/>
+                <w:sz w:val="18"/>
+              </w:rPr>
+              <w:t>chest wall pathology</w:t>
+            </w:r>
+            <w:r>
+              <w:rPr>
+                <w:b w:val="0"/>
+                <w:i w:val="0"/>
+                <w:sz w:val="18"/>
+              </w:rPr>
+              <w:t xml:space="preserve"> (obesity, kyphosis, </w:t>
+            </w:r>
+            <w:r>
+              <w:rPr>
+                <w:b/>
+                <w:i w:val="0"/>
+                <w:sz w:val="18"/>
+              </w:rPr>
+              <w:t>scoliosis</w:t>
+            </w:r>
+            <w:r>
+              <w:rPr>
+                <w:b w:val="0"/>
+                <w:i w:val="0"/>
+                <w:sz w:val="18"/>
+              </w:rPr>
+              <w:t xml:space="preserve">); </w:t>
+            </w:r>
+            <w:r>
+              <w:rPr>
+                <w:b/>
+                <w:i w:val="0"/>
+                <w:sz w:val="18"/>
+              </w:rPr>
+              <w:t>neuromuscular diseases</w:t>
+            </w:r>
+            <w:r>
+              <w:rPr>
+                <w:b w:val="0"/>
+                <w:i w:val="0"/>
+                <w:sz w:val="18"/>
+              </w:rPr>
+              <w:t xml:space="preserve"> (amyotrophic lateral sclerosis, </w:t>
+            </w:r>
+            <w:r>
+              <w:rPr>
+                <w:b/>
+                <w:i w:val="0"/>
+                <w:sz w:val="18"/>
+              </w:rPr>
+              <w:t>muscular dystrophy</w:t>
+            </w:r>
+            <w:r>
+              <w:rPr>
+                <w:b w:val="0"/>
+                <w:i w:val="0"/>
+                <w:sz w:val="18"/>
+              </w:rPr>
+              <w:t xml:space="preserve">), which impair lung function through </w:t>
+            </w:r>
+            <w:r>
+              <w:rPr>
+                <w:b/>
+                <w:i w:val="0"/>
+                <w:sz w:val="18"/>
+              </w:rPr>
+              <w:t>weakness of the respiratory muscles rather than poor compliance</w:t>
+            </w:r>
+            <w:r>
+              <w:rPr>
+                <w:b w:val="0"/>
+                <w:i w:val="0"/>
+                <w:sz w:val="18"/>
+              </w:rPr>
+              <w:t xml:space="preserve">. The restrictive list also names beryllium disease, </w:t>
+            </w:r>
+            <w:r>
+              <w:rPr>
+                <w:b/>
+                <w:i w:val="0"/>
+                <w:sz w:val="18"/>
+              </w:rPr>
+              <w:t>congestive heart failure</w:t>
+            </w:r>
+            <w:r>
+              <w:rPr>
+                <w:b w:val="0"/>
+                <w:i w:val="0"/>
+                <w:sz w:val="18"/>
+              </w:rPr>
+              <w:t>, idiopathic pulmonary fibrosis, interstitial pneumonitis, neuromuscular diseases, sarcoidosis and thoracic deformities</w:t>
+            </w:r>
+          </w:p>
+        </w:tc>
+      </w:tr>
+      <w:tr>
+        <w:tc>
+          <w:tcPr>
+            <w:tcW w:type="dxa" w:w="3408"/>
+          </w:tcPr>
+          <w:p>
+            <w:pPr>
+              <w:spacing w:after="40"/>
+            </w:pPr>
+            <w:r>
+              <w:rPr>
+                <w:sz w:val="18"/>
+              </w:rPr>
+            </w:r>
+            <w:r>
+              <w:rPr>
+                <w:b/>
+                <w:i w:val="0"/>
+                <w:sz w:val="18"/>
+              </w:rPr>
+              <w:t>Gas transfer impairment</w:t>
+            </w:r>
+            <w:r>
+              <w:rPr>
+                <w:b w:val="0"/>
+                <w:i w:val="0"/>
+                <w:sz w:val="18"/>
+              </w:rPr>
+              <w:t xml:space="preserve"> (pulmonary vascular)</w:t>
+            </w:r>
+          </w:p>
+        </w:tc>
+        <w:tc>
+          <w:tcPr>
+            <w:tcW w:type="dxa" w:w="3408"/>
+          </w:tcPr>
+          <w:p>
+            <w:pPr>
+              <w:spacing w:after="40"/>
+            </w:pPr>
+            <w:r>
+              <w:rPr>
+                <w:sz w:val="18"/>
+              </w:rPr>
+            </w:r>
+            <w:r>
+              <w:rPr>
+                <w:b/>
+                <w:i w:val="0"/>
+                <w:sz w:val="18"/>
+              </w:rPr>
+              <w:t>Normal breathing mechanics</w:t>
+            </w:r>
+            <w:r>
+              <w:rPr>
+                <w:b w:val="0"/>
+                <w:i w:val="0"/>
+                <w:sz w:val="18"/>
+              </w:rPr>
+              <w:t xml:space="preserve">; the problem is oxygen and carbon dioxide moving across the </w:t>
+            </w:r>
+            <w:r>
+              <w:rPr>
+                <w:b/>
+                <w:i w:val="0"/>
+                <w:sz w:val="18"/>
+              </w:rPr>
+              <w:t>alveolar-capillary membrane</w:t>
+            </w:r>
+            <w:r>
+              <w:rPr>
+                <w:b w:val="0"/>
+                <w:i w:val="0"/>
+                <w:sz w:val="18"/>
+              </w:rPr>
+              <w:t xml:space="preserve">, or the </w:t>
+            </w:r>
+            <w:r>
+              <w:rPr>
+                <w:b/>
+                <w:i w:val="0"/>
+                <w:sz w:val="18"/>
+              </w:rPr>
+              <w:t>pulmonary blood flow</w:t>
+            </w:r>
+            <w:r>
+              <w:rPr>
+                <w:b w:val="0"/>
+                <w:i w:val="0"/>
+                <w:sz w:val="18"/>
+              </w:rPr>
+              <w:t xml:space="preserve"> (delivery of hemoglobin to the membrane)</w:t>
+            </w:r>
+          </w:p>
+        </w:tc>
+        <w:tc>
+          <w:tcPr>
+            <w:tcW w:type="dxa" w:w="3408"/>
+          </w:tcPr>
+          <w:p>
+            <w:pPr>
+              <w:spacing w:after="40"/>
+            </w:pPr>
+            <w:r>
+              <w:rPr>
+                <w:sz w:val="18"/>
+              </w:rPr>
+            </w:r>
+            <w:r>
+              <w:rPr>
+                <w:b/>
+                <w:i w:val="0"/>
+                <w:sz w:val="18"/>
+              </w:rPr>
+              <w:t>Pulmonary hypertension</w:t>
+            </w:r>
+            <w:r>
+              <w:rPr>
+                <w:b w:val="0"/>
+                <w:i w:val="0"/>
+                <w:sz w:val="18"/>
+              </w:rPr>
+              <w:t xml:space="preserve">; </w:t>
+            </w:r>
+            <w:r>
+              <w:rPr>
+                <w:b/>
+                <w:i w:val="0"/>
+                <w:sz w:val="18"/>
+              </w:rPr>
+              <w:t>chronic thromboembolic disease</w:t>
+            </w:r>
+            <w:r>
+              <w:rPr>
+                <w:b w:val="0"/>
+                <w:i w:val="0"/>
+                <w:sz w:val="18"/>
+              </w:rPr>
+              <w:t>; early emphysema; early interstitial lung disease</w:t>
+            </w:r>
+          </w:p>
+        </w:tc>
+      </w:tr>
+    </w:tbl>
+    <w:p>
+      <w:pPr>
+        <w:spacing w:after="80"/>
+      </w:pPr>
+    </w:p>
+    <w:tbl>
+      <w:tblPr>
+        <w:tblW w:type="auto" w:w="0"/>
+        <w:tblLook w:firstColumn="1" w:firstRow="1" w:lastColumn="0" w:lastRow="0" w:noHBand="0" w:noVBand="1" w:val="04A0"/>
+        <w:tblBorders>
+          <w:top w:val="single" w:sz="8" w:space="0" w:color="B9A98B"/>
+          <w:left w:val="single" w:sz="8" w:space="0" w:color="B9A98B"/>
+          <w:bottom w:val="single" w:sz="8" w:space="0" w:color="B9A98B"/>
+          <w:right w:val="single" w:sz="8" w:space="0" w:color="B9A98B"/>
+          <w:insideH w:val="single" w:sz="8" w:space="0" w:color="B9A98B"/>
+          <w:insideV w:val="single" w:sz="8" w:space="0" w:color="B9A98B"/>
+        </w:tblBorders>
+      </w:tblPr>
+      <w:tblGrid>
+        <w:gridCol w:w="10224"/>
+      </w:tblGrid>
+      <w:tr>
+        <w:tc>
+          <w:tcPr>
+            <w:tcW w:type="dxa" w:w="10224"/>
+            <w:shd w:val="clear" w:color="auto" w:fill="F5F2EC"/>
+          </w:tcPr>
+          <w:p>
+            <w:pPr>
+              <w:spacing w:after="80"/>
+            </w:pPr>
+            <w:r>
+              <w:rPr>
+                <w:b/>
+                <w:color w:val="6B5B3E"/>
+                <w:sz w:val="18"/>
+              </w:rPr>
+              <w:t>NOTE</w:t>
+            </w:r>
+          </w:p>
+          <w:p>
+            <w:pPr>
+              <w:spacing w:after="120"/>
+            </w:pPr>
+            <w:r>
+              <w:rPr>
+                <w:b/>
+                <w:i w:val="0"/>
+              </w:rPr>
+              <w:t>The categories are NOT mutually exclusive.</w:t>
+            </w:r>
+            <w:r>
+              <w:rPr>
+                <w:b w:val="0"/>
+                <w:i w:val="0"/>
+              </w:rPr>
+              <w:t xml:space="preserve"> Chronic obstructive pulmonary disease can have both </w:t>
+            </w:r>
+            <w:r>
+              <w:rPr>
+                <w:b/>
+                <w:i w:val="0"/>
+              </w:rPr>
+              <w:t>obstructive and vascular</w:t>
+            </w:r>
+            <w:r>
+              <w:rPr>
+                <w:b w:val="0"/>
+                <w:i w:val="0"/>
+              </w:rPr>
+              <w:t xml:space="preserve"> components; </w:t>
+            </w:r>
+            <w:r>
+              <w:rPr>
+                <w:b/>
+                <w:i w:val="0"/>
+              </w:rPr>
+              <w:t>sarcoidosis</w:t>
+            </w:r>
+            <w:r>
+              <w:rPr>
+                <w:b w:val="0"/>
+                <w:i w:val="0"/>
+              </w:rPr>
+              <w:t xml:space="preserve"> can be </w:t>
+            </w:r>
+            <w:r>
+              <w:rPr>
+                <w:b/>
+                <w:i w:val="0"/>
+              </w:rPr>
+              <w:t>restrictive, obstructive and vascular</w:t>
+            </w:r>
+            <w:r>
+              <w:rPr>
+                <w:b w:val="0"/>
+                <w:i w:val="0"/>
+              </w:rPr>
+              <w:t>.</w:t>
+            </w:r>
+          </w:p>
+        </w:tc>
+      </w:tr>
+    </w:tbl>
+    <w:p>
+      <w:pPr>
+        <w:spacing w:after="80"/>
+      </w:pPr>
+    </w:p>
+    <w:p>
+      <w:pPr>
+        <w:pStyle w:val="Heading3"/>
+        <w:spacing w:before="200" w:after="100"/>
+      </w:pPr>
+      <w:r>
+        <w:rPr>
+          <w:rFonts w:ascii="Georgia" w:hAnsi="Georgia"/>
+          <w:color w:val="26384A"/>
+        </w:rPr>
+        <w:t>Two breathless patients</w:t>
+      </w:r>
+    </w:p>
+    <w:p>
+      <w:pPr>
+        <w:spacing w:after="120"/>
+      </w:pPr>
+      <w:r>
+        <w:rPr>
+          <w:b w:val="0"/>
+          <w:i w:val="0"/>
+        </w:rPr>
+        <w:t xml:space="preserve">Patient A, a </w:t>
+      </w:r>
+      <w:r>
+        <w:rPr>
+          <w:b/>
+          <w:i w:val="0"/>
+        </w:rPr>
+        <w:t>62-year-old former smoker</w:t>
+      </w:r>
+      <w:r>
+        <w:rPr>
+          <w:b w:val="0"/>
+          <w:i w:val="0"/>
+        </w:rPr>
+        <w:t xml:space="preserve"> with dyspnea on exertion and wheezing: the film is </w:t>
+      </w:r>
+      <w:r>
+        <w:rPr>
+          <w:b/>
+          <w:i w:val="0"/>
+        </w:rPr>
+        <w:t>hyperinflated with flat diaphragms</w:t>
+      </w:r>
+      <w:r>
+        <w:rPr>
+          <w:b w:val="0"/>
+          <w:i w:val="0"/>
+        </w:rPr>
+        <w:t xml:space="preserve">, which fits obstruction. Patient B, a </w:t>
+      </w:r>
+      <w:r>
+        <w:rPr>
+          <w:b/>
+          <w:i w:val="0"/>
+        </w:rPr>
+        <w:t>66-year-old nonsmoker</w:t>
+      </w:r>
+      <w:r>
+        <w:rPr>
+          <w:b w:val="0"/>
+          <w:i w:val="0"/>
+        </w:rPr>
+        <w:t xml:space="preserve"> with dyspnea on exertion, a dry cough and “Velcro” crackles: </w:t>
+      </w:r>
+      <w:r>
+        <w:rPr>
+          <w:b/>
+          <w:i w:val="0"/>
+        </w:rPr>
+        <w:t>small-volume lungs with reticular opacities</w:t>
+      </w:r>
+      <w:r>
+        <w:rPr>
+          <w:b w:val="0"/>
+          <w:i w:val="0"/>
+        </w:rPr>
+        <w:t>, which fits restriction, confirmed by a low total lung capacity.</w:t>
+      </w:r>
+    </w:p>
+    <w:p>
+      <w:pPr>
+        <w:jc w:val="center"/>
+      </w:pPr>
+      <w:r>
+        <w:drawing>
+          <wp:inline xmlns:a="http://schemas.openxmlformats.org/drawingml/2006/main" xmlns:pic="http://schemas.openxmlformats.org/drawingml/2006/picture">
+            <wp:extent cx="3840480" cy="4800600"/>
+            <wp:docPr id="54" name="Picture 54"/>
+            <wp:cNvGraphicFramePr>
+              <a:graphicFrameLocks noChangeAspect="1"/>
+            </wp:cNvGraphicFramePr>
+            <a:graphic>
+              <a:graphicData uri="http://schemas.openxmlformats.org/drawingml/2006/picture">
+                <pic:pic>
+                  <pic:nvPicPr>
+                    <pic:cNvPr id="0" name="Principles_of_Diagnostic_Medicine_I_Exam_4_pdm-exam-4-study-guide-images_l20-two-patients-a.jpg"/>
+                    <pic:cNvPicPr/>
+                  </pic:nvPicPr>
+                  <pic:blipFill>
+                    <a:blip r:embed="rId62"/>
+                    <a:stretch>
+                      <a:fillRect/>
+                    </a:stretch>
+                  </pic:blipFill>
+                  <pic:spPr>
+                    <a:xfrm>
+                      <a:off x="0" y="0"/>
+                      <a:ext cx="3840480" cy="4800600"/>
+                    </a:xfrm>
+                    <a:prstGeom prst="rect"/>
+                  </pic:spPr>
+                </pic:pic>
+              </a:graphicData>
+            </a:graphic>
+          </wp:inline>
+        </w:drawing>
+      </w:r>
+    </w:p>
+    <w:p>
+      <w:pPr>
+        <w:spacing w:after="160"/>
+        <w:jc w:val="center"/>
+      </w:pPr>
+      <w:r>
+        <w:rPr>
+          <w:sz w:val="15"/>
+        </w:rPr>
+        <w:t>Patient A: hyperinflated, with flat diaphragms (the white lines). Source: Pulmonary Function Testing - Prof. Fowler.pptx, Slide 3.</w:t>
+      </w:r>
+    </w:p>
+    <w:p>
+      <w:pPr>
+        <w:jc w:val="center"/>
+      </w:pPr>
+      <w:r>
+        <w:drawing>
+          <wp:inline xmlns:a="http://schemas.openxmlformats.org/drawingml/2006/main" xmlns:pic="http://schemas.openxmlformats.org/drawingml/2006/picture">
+            <wp:extent cx="3840480" cy="3497288"/>
+            <wp:docPr id="55" name="Picture 55"/>
+            <wp:cNvGraphicFramePr>
+              <a:graphicFrameLocks noChangeAspect="1"/>
+            </wp:cNvGraphicFramePr>
+            <a:graphic>
+              <a:graphicData uri="http://schemas.openxmlformats.org/drawingml/2006/picture">
+                <pic:pic>
+                  <pic:nvPicPr>
+                    <pic:cNvPr id="0" name="Principles_of_Diagnostic_Medicine_I_Exam_4_pdm-exam-4-study-guide-images_l20-two-patients-b.jpg"/>
+                    <pic:cNvPicPr/>
+                  </pic:nvPicPr>
+                  <pic:blipFill>
+                    <a:blip r:embed="rId63"/>
+                    <a:stretch>
+                      <a:fillRect/>
+                    </a:stretch>
+                  </pic:blipFill>
+                  <pic:spPr>
+                    <a:xfrm>
+                      <a:off x="0" y="0"/>
+                      <a:ext cx="3840480" cy="3497288"/>
+                    </a:xfrm>
+                    <a:prstGeom prst="rect"/>
+                  </pic:spPr>
+                </pic:pic>
+              </a:graphicData>
+            </a:graphic>
+          </wp:inline>
+        </w:drawing>
+      </w:r>
+    </w:p>
+    <w:p>
+      <w:pPr>
+        <w:spacing w:after="160"/>
+        <w:jc w:val="center"/>
+      </w:pPr>
+      <w:r>
+        <w:rPr>
+          <w:sz w:val="15"/>
+        </w:rPr>
+        <w:t>Patient B: small-volume lungs with reticular opacities. Source: Pulmonary Function Testing - Prof. Fowler.pptx, Slide 3.</w:t>
+      </w:r>
+    </w:p>
+    <w:p>
+      <w:pPr>
+        <w:pStyle w:val="Heading3"/>
+        <w:spacing w:before="200" w:after="100"/>
+      </w:pPr>
+      <w:r>
+        <w:rPr>
+          <w:rFonts w:ascii="Georgia" w:hAnsi="Georgia"/>
+          <w:color w:val="26384A"/>
+        </w:rPr>
+        <w:t>The result table</w:t>
+      </w:r>
+    </w:p>
+    <w:tbl>
+      <w:tblPr>
+        <w:tblStyle w:val="TableGrid"/>
+        <w:tblW w:type="auto" w:w="0"/>
+        <w:jc w:val="center"/>
+        <w:tblLook w:firstColumn="1" w:firstRow="1" w:lastColumn="0" w:lastRow="0" w:noHBand="0" w:noVBand="1" w:val="04A0"/>
+        <w:tblBorders>
+          <w:top w:val="single" w:sz="4" w:space="0" w:color="D8D2D4"/>
+          <w:left w:val="single" w:sz="4" w:space="0" w:color="D8D2D4"/>
+          <w:bottom w:val="single" w:sz="4" w:space="0" w:color="D8D2D4"/>
+          <w:right w:val="single" w:sz="4" w:space="0" w:color="D8D2D4"/>
+          <w:insideH w:val="single" w:sz="4" w:space="0" w:color="D8D2D4"/>
+          <w:insideV w:val="single" w:sz="4" w:space="0" w:color="D8D2D4"/>
+        </w:tblBorders>
+      </w:tblPr>
+      <w:tblGrid>
+        <w:gridCol w:w="2556"/>
+        <w:gridCol w:w="2556"/>
+        <w:gridCol w:w="2556"/>
+        <w:gridCol w:w="2556"/>
+      </w:tblGrid>
+      <w:tr>
+        <w:tc>
+          <w:tcPr>
+            <w:tcW w:type="dxa" w:w="2556"/>
+            <w:shd w:val="clear" w:color="auto" w:fill="26384A"/>
+          </w:tcPr>
+          <w:p>
+            <w:pPr>
+              <w:spacing w:after="40"/>
+            </w:pPr>
+            <w:r>
+              <w:rPr>
+                <w:b/>
+                <w:color w:val="FFFFFF"/>
+                <w:sz w:val="18"/>
+              </w:rPr>
+            </w:r>
+          </w:p>
+        </w:tc>
+        <w:tc>
+          <w:tcPr>
+            <w:tcW w:type="dxa" w:w="2556"/>
+            <w:shd w:val="clear" w:color="auto" w:fill="26384A"/>
+          </w:tcPr>
+          <w:p>
+            <w:pPr>
+              <w:spacing w:after="40"/>
+            </w:pPr>
+            <w:r>
+              <w:rPr>
+                <w:b/>
+                <w:color w:val="FFFFFF"/>
+                <w:sz w:val="18"/>
+              </w:rPr>
+            </w:r>
+            <w:r>
+              <w:rPr>
+                <w:b/>
+                <w:i w:val="0"/>
+                <w:color w:val="FFFFFF"/>
+                <w:sz w:val="18"/>
+              </w:rPr>
+              <w:t>Forced expiratory volume in one second</w:t>
+            </w:r>
+          </w:p>
+        </w:tc>
+        <w:tc>
+          <w:tcPr>
+            <w:tcW w:type="dxa" w:w="2556"/>
+            <w:shd w:val="clear" w:color="auto" w:fill="26384A"/>
+          </w:tcPr>
+          <w:p>
+            <w:pPr>
+              <w:spacing w:after="40"/>
+            </w:pPr>
+            <w:r>
+              <w:rPr>
+                <w:b/>
+                <w:color w:val="FFFFFF"/>
+                <w:sz w:val="18"/>
+              </w:rPr>
+            </w:r>
+            <w:r>
+              <w:rPr>
+                <w:b/>
+                <w:i w:val="0"/>
+                <w:color w:val="FFFFFF"/>
+                <w:sz w:val="18"/>
+              </w:rPr>
+              <w:t>Forced vital capacity</w:t>
+            </w:r>
+          </w:p>
+        </w:tc>
+        <w:tc>
+          <w:tcPr>
+            <w:tcW w:type="dxa" w:w="2556"/>
+            <w:shd w:val="clear" w:color="auto" w:fill="26384A"/>
+          </w:tcPr>
+          <w:p>
+            <w:pPr>
+              <w:spacing w:after="40"/>
+            </w:pPr>
+            <w:r>
+              <w:rPr>
+                <w:b/>
+                <w:color w:val="FFFFFF"/>
+                <w:sz w:val="18"/>
+              </w:rPr>
+            </w:r>
+            <w:r>
+              <w:rPr>
+                <w:b/>
+                <w:i w:val="0"/>
+                <w:color w:val="FFFFFF"/>
+                <w:sz w:val="18"/>
+              </w:rPr>
+              <w:t>The ratio (Tiffeneau index)</w:t>
+            </w:r>
+          </w:p>
+        </w:tc>
+      </w:tr>
+      <w:tr>
+        <w:tc>
+          <w:tcPr>
+            <w:tcW w:type="dxa" w:w="2556"/>
+          </w:tcPr>
+          <w:p>
+            <w:pPr>
+              <w:spacing w:after="40"/>
+            </w:pPr>
+            <w:r>
+              <w:rPr>
+                <w:sz w:val="18"/>
+              </w:rPr>
+            </w:r>
+            <w:r>
+              <w:rPr>
+                <w:b/>
+                <w:i w:val="0"/>
+                <w:sz w:val="18"/>
+              </w:rPr>
+              <w:t>Obstructive lung disease</w:t>
+            </w:r>
+          </w:p>
+        </w:tc>
+        <w:tc>
+          <w:tcPr>
+            <w:tcW w:type="dxa" w:w="2556"/>
+          </w:tcPr>
+          <w:p>
+            <w:pPr>
+              <w:spacing w:after="40"/>
+            </w:pPr>
+            <w:r>
+              <w:rPr>
+                <w:sz w:val="18"/>
+              </w:rPr>
+            </w:r>
+            <w:r>
+              <w:rPr>
+                <w:b w:val="0"/>
+                <w:i w:val="0"/>
+                <w:sz w:val="18"/>
+              </w:rPr>
+              <w:t>Normal (very mild obstruction) or decreased (moderate or severe)</w:t>
+            </w:r>
+          </w:p>
+        </w:tc>
+        <w:tc>
+          <w:tcPr>
+            <w:tcW w:type="dxa" w:w="2556"/>
+          </w:tcPr>
+          <w:p>
+            <w:pPr>
+              <w:spacing w:after="40"/>
+            </w:pPr>
+            <w:r>
+              <w:rPr>
+                <w:sz w:val="18"/>
+              </w:rPr>
+            </w:r>
+            <w:r>
+              <w:rPr>
+                <w:b w:val="0"/>
+                <w:i w:val="0"/>
+                <w:sz w:val="18"/>
+              </w:rPr>
+              <w:t>Normal (mild or moderate obstruction) or decreased (severe)</w:t>
+            </w:r>
+          </w:p>
+        </w:tc>
+        <w:tc>
+          <w:tcPr>
+            <w:tcW w:type="dxa" w:w="2556"/>
+          </w:tcPr>
+          <w:p>
+            <w:pPr>
+              <w:spacing w:after="40"/>
+            </w:pPr>
+            <w:r>
+              <w:rPr>
+                <w:sz w:val="18"/>
+              </w:rPr>
+            </w:r>
+            <w:r>
+              <w:rPr>
+                <w:b/>
+                <w:i w:val="0"/>
+                <w:sz w:val="18"/>
+              </w:rPr>
+              <w:t>Decreased, below 70%</w:t>
+            </w:r>
+          </w:p>
+        </w:tc>
+      </w:tr>
+      <w:tr>
+        <w:tc>
+          <w:tcPr>
+            <w:tcW w:type="dxa" w:w="2556"/>
+          </w:tcPr>
+          <w:p>
+            <w:pPr>
+              <w:spacing w:after="40"/>
+            </w:pPr>
+            <w:r>
+              <w:rPr>
+                <w:sz w:val="18"/>
+              </w:rPr>
+            </w:r>
+            <w:r>
+              <w:rPr>
+                <w:b/>
+                <w:i w:val="0"/>
+                <w:sz w:val="18"/>
+              </w:rPr>
+              <w:t>Restrictive lung disease</w:t>
+            </w:r>
+          </w:p>
+        </w:tc>
+        <w:tc>
+          <w:tcPr>
+            <w:tcW w:type="dxa" w:w="2556"/>
+          </w:tcPr>
+          <w:p>
+            <w:pPr>
+              <w:spacing w:after="40"/>
+            </w:pPr>
+            <w:r>
+              <w:rPr>
+                <w:sz w:val="18"/>
+              </w:rPr>
+            </w:r>
+            <w:r>
+              <w:rPr>
+                <w:b w:val="0"/>
+                <w:i w:val="0"/>
+                <w:sz w:val="18"/>
+              </w:rPr>
+              <w:t>Normal or decreased</w:t>
+            </w:r>
+          </w:p>
+        </w:tc>
+        <w:tc>
+          <w:tcPr>
+            <w:tcW w:type="dxa" w:w="2556"/>
+          </w:tcPr>
+          <w:p>
+            <w:pPr>
+              <w:spacing w:after="40"/>
+            </w:pPr>
+            <w:r>
+              <w:rPr>
+                <w:sz w:val="18"/>
+              </w:rPr>
+            </w:r>
+            <w:r>
+              <w:rPr>
+                <w:b/>
+                <w:i w:val="0"/>
+                <w:sz w:val="18"/>
+              </w:rPr>
+              <w:t>Decreased</w:t>
+            </w:r>
+          </w:p>
+        </w:tc>
+        <w:tc>
+          <w:tcPr>
+            <w:tcW w:type="dxa" w:w="2556"/>
+          </w:tcPr>
+          <w:p>
+            <w:pPr>
+              <w:spacing w:after="40"/>
+            </w:pPr>
+            <w:r>
+              <w:rPr>
+                <w:sz w:val="18"/>
+              </w:rPr>
+            </w:r>
+            <w:r>
+              <w:rPr>
+                <w:b/>
+                <w:i w:val="0"/>
+                <w:sz w:val="18"/>
+              </w:rPr>
+              <w:t>Normal or increased, 70% or more</w:t>
+            </w:r>
+          </w:p>
+        </w:tc>
+      </w:tr>
+    </w:tbl>
+    <w:p>
+      <w:pPr>
+        <w:spacing w:after="80"/>
+      </w:pPr>
+    </w:p>
+    <w:p>
+      <w:pPr>
+        <w:jc w:val="center"/>
+      </w:pPr>
+      <w:r>
+        <w:drawing>
+          <wp:inline xmlns:a="http://schemas.openxmlformats.org/drawingml/2006/main" xmlns:pic="http://schemas.openxmlformats.org/drawingml/2006/picture">
+            <wp:extent cx="3840480" cy="2026920"/>
+            <wp:docPr id="56" name="Picture 56"/>
+            <wp:cNvGraphicFramePr>
+              <a:graphicFrameLocks noChangeAspect="1"/>
+            </wp:cNvGraphicFramePr>
+            <a:graphic>
+              <a:graphicData uri="http://schemas.openxmlformats.org/drawingml/2006/picture">
+                <pic:pic>
+                  <pic:nvPicPr>
+                    <pic:cNvPr id="0" name="Principles_of_Diagnostic_Medicine_I_Exam_4_pdm-exam-4-study-guide-images_l20-interpretation-table.jpg"/>
+                    <pic:cNvPicPr/>
+                  </pic:nvPicPr>
+                  <pic:blipFill>
+                    <a:blip r:embed="rId64"/>
+                    <a:stretch>
+                      <a:fillRect/>
+                    </a:stretch>
+                  </pic:blipFill>
+                  <pic:spPr>
+                    <a:xfrm>
+                      <a:off x="0" y="0"/>
+                      <a:ext cx="3840480" cy="2026920"/>
+                    </a:xfrm>
+                    <a:prstGeom prst="rect"/>
+                  </pic:spPr>
+                </pic:pic>
+              </a:graphicData>
+            </a:graphic>
+          </wp:inline>
+        </w:drawing>
+      </w:r>
+    </w:p>
+    <w:p>
+      <w:pPr>
+        <w:spacing w:after="160"/>
+        <w:jc w:val="center"/>
+      </w:pPr>
+      <w:r>
+        <w:rPr>
+          <w:sz w:val="15"/>
+        </w:rPr>
+        <w:t>Interpretation of the forced expiratory volume in one second, the forced vital capacity and their ratio. Source: Pulmonary Function Testing - Prof. Fowler.pptx, Slide 41.</w:t>
+      </w:r>
+    </w:p>
+    <w:p>
+      <w:pPr>
+        <w:spacing w:after="120"/>
+      </w:pPr>
+      <w:r>
+        <w:rPr>
+          <w:b/>
+          <w:i w:val="0"/>
+        </w:rPr>
+        <w:t>Why the ratio falls in obstruction:</w:t>
+      </w:r>
+      <w:r>
+        <w:rPr>
+          <w:b w:val="0"/>
+          <w:i w:val="0"/>
+        </w:rPr>
+        <w:t xml:space="preserve"> the ratio is the percentage of the forced vital capacity exhaled in the first second, and in obstruction it takes longer to push the air out, so the forced expiratory volume in one second drops proportionally more than the forced vital capacity and the ratio falls </w:t>
+      </w:r>
+      <w:r>
+        <w:rPr>
+          <w:b/>
+          <w:i w:val="0"/>
+        </w:rPr>
+        <w:t>below 70%</w:t>
+      </w:r>
+      <w:r>
+        <w:rPr>
+          <w:b w:val="0"/>
+          <w:i w:val="0"/>
+        </w:rPr>
+        <w:t xml:space="preserve">. In restriction the forced vital capacity is the value that is decreased, so the ratio stays normal or rises. </w:t>
+      </w:r>
+      <w:r>
+        <w:rPr>
+          <w:b w:val="0"/>
+          <w:i w:val="0"/>
+          <w:highlight w:val="yellow"/>
+        </w:rPr>
+        <w:t>★ 70% is the marker.</w:t>
+      </w:r>
+    </w:p>
+    <w:p>
+      <w:pPr>
+        <w:pStyle w:val="Heading3"/>
+        <w:spacing w:before="200" w:after="100"/>
+      </w:pPr>
+      <w:r>
+        <w:rPr>
+          <w:rFonts w:ascii="Georgia" w:hAnsi="Georgia"/>
+          <w:color w:val="26384A"/>
+        </w:rPr>
+        <w:t>The volume-time curve in each pattern</w:t>
+      </w:r>
+    </w:p>
+    <w:p>
+      <w:pPr>
+        <w:pStyle w:val="ListBullet"/>
+        <w:spacing w:after="40"/>
+      </w:pPr>
+      <w:r>
+        <w:rPr>
+          <w:b/>
+          <w:i w:val="0"/>
+          <w:sz w:val="20"/>
+        </w:rPr>
+        <w:t>Normal:</w:t>
+      </w:r>
+      <w:r>
+        <w:rPr>
+          <w:b w:val="0"/>
+          <w:i w:val="0"/>
+          <w:sz w:val="20"/>
+        </w:rPr>
+        <w:t xml:space="preserve"> a steep rise, more than 80% of the forced vital capacity out in the first second, then a plateau.</w:t>
+      </w:r>
+    </w:p>
+    <w:p>
+      <w:pPr>
+        <w:pStyle w:val="ListBullet"/>
+        <w:spacing w:after="40"/>
+      </w:pPr>
+      <w:r>
+        <w:rPr>
+          <w:b w:val="0"/>
+          <w:i w:val="0"/>
+          <w:sz w:val="20"/>
+          <w:highlight w:val="yellow"/>
+        </w:rPr>
+        <w:t xml:space="preserve">★ </w:t>
+      </w:r>
+      <w:r>
+        <w:rPr>
+          <w:b/>
+          <w:i w:val="0"/>
+          <w:sz w:val="20"/>
+          <w:highlight w:val="yellow"/>
+        </w:rPr>
+        <w:t>Obstruction:</w:t>
+      </w:r>
+      <w:r>
+        <w:rPr>
+          <w:b w:val="0"/>
+          <w:i w:val="0"/>
+          <w:sz w:val="20"/>
+          <w:highlight w:val="yellow"/>
+        </w:rPr>
+        <w:t xml:space="preserve"> a </w:t>
+      </w:r>
+      <w:r>
+        <w:rPr>
+          <w:b/>
+          <w:i w:val="0"/>
+          <w:sz w:val="20"/>
+          <w:highlight w:val="yellow"/>
+        </w:rPr>
+        <w:t>slow rise</w:t>
+      </w:r>
+      <w:r>
+        <w:rPr>
+          <w:b w:val="0"/>
+          <w:i w:val="0"/>
+          <w:sz w:val="20"/>
+          <w:highlight w:val="yellow"/>
+        </w:rPr>
+        <w:t xml:space="preserve">, no steep first second, and a long, </w:t>
+      </w:r>
+      <w:r>
+        <w:rPr>
+          <w:b/>
+          <w:i w:val="0"/>
+          <w:sz w:val="20"/>
+          <w:highlight w:val="yellow"/>
+        </w:rPr>
+        <w:t>late plateau</w:t>
+      </w:r>
+      <w:r>
+        <w:rPr>
+          <w:b w:val="0"/>
+          <w:i w:val="0"/>
+          <w:sz w:val="20"/>
+        </w:rPr>
+        <w:t xml:space="preserve"> (mild: late plateau, forced vital capacity preserved; severe: </w:t>
+      </w:r>
+      <w:r>
+        <w:rPr>
+          <w:b/>
+          <w:i w:val="0"/>
+          <w:sz w:val="20"/>
+        </w:rPr>
+        <w:t>no plateau</w:t>
+      </w:r>
+      <w:r>
+        <w:rPr>
+          <w:b w:val="0"/>
+          <w:i w:val="0"/>
+          <w:sz w:val="20"/>
+        </w:rPr>
+        <w:t>, forced vital capacity reduced). The obstructive pattern is determined by the ratio.</w:t>
+      </w:r>
+    </w:p>
+    <w:p>
+      <w:pPr>
+        <w:pStyle w:val="ListBullet"/>
+        <w:spacing w:after="40"/>
+      </w:pPr>
+      <w:r>
+        <w:rPr>
+          <w:b w:val="0"/>
+          <w:i w:val="0"/>
+          <w:sz w:val="20"/>
+          <w:highlight w:val="yellow"/>
+        </w:rPr>
+        <w:t xml:space="preserve">★ </w:t>
+      </w:r>
+      <w:r>
+        <w:rPr>
+          <w:b/>
+          <w:i w:val="0"/>
+          <w:sz w:val="20"/>
+          <w:highlight w:val="yellow"/>
+        </w:rPr>
+        <w:t>Restriction:</w:t>
+      </w:r>
+      <w:r>
+        <w:rPr>
+          <w:b w:val="0"/>
+          <w:i w:val="0"/>
+          <w:sz w:val="20"/>
+          <w:highlight w:val="yellow"/>
+        </w:rPr>
+        <w:t xml:space="preserve"> the </w:t>
+      </w:r>
+      <w:r>
+        <w:rPr>
+          <w:b/>
+          <w:i w:val="0"/>
+          <w:sz w:val="20"/>
+          <w:highlight w:val="yellow"/>
+        </w:rPr>
+        <w:t>normal shape</w:t>
+      </w:r>
+      <w:r>
+        <w:rPr>
+          <w:b w:val="0"/>
+          <w:i w:val="0"/>
+          <w:sz w:val="20"/>
+          <w:highlight w:val="yellow"/>
+        </w:rPr>
+        <w:t xml:space="preserve">, a steep rise and a normal plateau, but at a </w:t>
+      </w:r>
+      <w:r>
+        <w:rPr>
+          <w:b/>
+          <w:i w:val="0"/>
+          <w:sz w:val="20"/>
+          <w:highlight w:val="yellow"/>
+        </w:rPr>
+        <w:t>lower volume</w:t>
+      </w:r>
+      <w:r>
+        <w:rPr>
+          <w:b w:val="0"/>
+          <w:i w:val="0"/>
+          <w:sz w:val="20"/>
+          <w:highlight w:val="yellow"/>
+        </w:rPr>
+        <w:t xml:space="preserve"> (forced vital capacity reduced): the air comes out easily, there is simply less of it.</w:t>
+      </w:r>
+    </w:p>
+    <w:p>
+      <w:pPr>
+        <w:jc w:val="center"/>
+      </w:pPr>
+      <w:r>
+        <w:drawing>
+          <wp:inline xmlns:a="http://schemas.openxmlformats.org/drawingml/2006/main" xmlns:pic="http://schemas.openxmlformats.org/drawingml/2006/picture">
+            <wp:extent cx="3840480" cy="4075427"/>
+            <wp:docPr id="57" name="Picture 57"/>
+            <wp:cNvGraphicFramePr>
+              <a:graphicFrameLocks noChangeAspect="1"/>
+            </wp:cNvGraphicFramePr>
+            <a:graphic>
+              <a:graphicData uri="http://schemas.openxmlformats.org/drawingml/2006/picture">
+                <pic:pic>
+                  <pic:nvPicPr>
+                    <pic:cNvPr id="0" name="Principles_of_Diagnostic_Medicine_I_Exam_4_pdm-exam-4-study-guide-images_l20-volume-time-normal-obstructed.jpg"/>
+                    <pic:cNvPicPr/>
+                  </pic:nvPicPr>
+                  <pic:blipFill>
+                    <a:blip r:embed="rId65"/>
+                    <a:stretch>
+                      <a:fillRect/>
+                    </a:stretch>
+                  </pic:blipFill>
+                  <pic:spPr>
+                    <a:xfrm>
+                      <a:off x="0" y="0"/>
+                      <a:ext cx="3840480" cy="4075427"/>
+                    </a:xfrm>
+                    <a:prstGeom prst="rect"/>
+                  </pic:spPr>
+                </pic:pic>
+              </a:graphicData>
+            </a:graphic>
+          </wp:inline>
+        </w:drawing>
+      </w:r>
+    </w:p>
+    <w:p>
+      <w:pPr>
+        <w:spacing w:after="160"/>
+        <w:jc w:val="center"/>
+      </w:pPr>
+      <w:r>
+        <w:rPr>
+          <w:sz w:val="15"/>
+        </w:rPr>
+        <w:t>Normal against airway obstruction. The normal tracing puts out 80% of the forced vital capacity in the first second; the obstructed one only 47%. Source: Pulmonary Function Testing - Prof. Fowler.pptx, Slide 28.</w:t>
+      </w:r>
+    </w:p>
+    <w:p>
+      <w:pPr>
+        <w:jc w:val="center"/>
+      </w:pPr>
+      <w:r>
+        <w:drawing>
+          <wp:inline xmlns:a="http://schemas.openxmlformats.org/drawingml/2006/main" xmlns:pic="http://schemas.openxmlformats.org/drawingml/2006/picture">
+            <wp:extent cx="3840480" cy="2110154"/>
+            <wp:docPr id="58" name="Picture 58"/>
+            <wp:cNvGraphicFramePr>
+              <a:graphicFrameLocks noChangeAspect="1"/>
+            </wp:cNvGraphicFramePr>
+            <a:graphic>
+              <a:graphicData uri="http://schemas.openxmlformats.org/drawingml/2006/picture">
+                <pic:pic>
+                  <pic:nvPicPr>
+                    <pic:cNvPr id="0" name="Principles_of_Diagnostic_Medicine_I_Exam_4_pdm-exam-4-study-guide-images_l20-vt-slow-rise.jpg"/>
+                    <pic:cNvPicPr/>
+                  </pic:nvPicPr>
+                  <pic:blipFill>
+                    <a:blip r:embed="rId66"/>
+                    <a:stretch>
+                      <a:fillRect/>
+                    </a:stretch>
+                  </pic:blipFill>
+                  <pic:spPr>
+                    <a:xfrm>
+                      <a:off x="0" y="0"/>
+                      <a:ext cx="3840480" cy="2110154"/>
+                    </a:xfrm>
+                    <a:prstGeom prst="rect"/>
+                  </pic:spPr>
+                </pic:pic>
+              </a:graphicData>
+            </a:graphic>
+          </wp:inline>
+        </w:drawing>
+      </w:r>
+    </w:p>
+    <w:p>
+      <w:pPr>
+        <w:spacing w:after="160"/>
+        <w:jc w:val="center"/>
+      </w:pPr>
+      <w:r>
+        <w:rPr>
+          <w:sz w:val="15"/>
+        </w:rPr>
+        <w:t>An obstructive volume-time curve: a slow rise that keeps climbing without a clear plateau. Source: Pulmonary Function Testing - Prof. Fowler.pptx, Slide 34.</w:t>
+      </w:r>
+    </w:p>
+    <w:p>
+      <w:pPr>
+        <w:jc w:val="center"/>
+      </w:pPr>
+      <w:r>
+        <w:drawing>
+          <wp:inline xmlns:a="http://schemas.openxmlformats.org/drawingml/2006/main" xmlns:pic="http://schemas.openxmlformats.org/drawingml/2006/picture">
+            <wp:extent cx="3840480" cy="2163470"/>
+            <wp:docPr id="59" name="Picture 59"/>
+            <wp:cNvGraphicFramePr>
+              <a:graphicFrameLocks noChangeAspect="1"/>
+            </wp:cNvGraphicFramePr>
+            <a:graphic>
+              <a:graphicData uri="http://schemas.openxmlformats.org/drawingml/2006/picture">
+                <pic:pic>
+                  <pic:nvPicPr>
+                    <pic:cNvPr id="0" name="Principles_of_Diagnostic_Medicine_I_Exam_4_pdm-exam-4-study-guide-images_l20-restrictive-volume-time.jpg"/>
+                    <pic:cNvPicPr/>
+                  </pic:nvPicPr>
+                  <pic:blipFill>
+                    <a:blip r:embed="rId67"/>
+                    <a:stretch>
+                      <a:fillRect/>
+                    </a:stretch>
+                  </pic:blipFill>
+                  <pic:spPr>
+                    <a:xfrm>
+                      <a:off x="0" y="0"/>
+                      <a:ext cx="3840480" cy="2163470"/>
+                    </a:xfrm>
+                    <a:prstGeom prst="rect"/>
+                  </pic:spPr>
+                </pic:pic>
+              </a:graphicData>
+            </a:graphic>
+          </wp:inline>
+        </w:drawing>
+      </w:r>
+    </w:p>
+    <w:p>
+      <w:pPr>
+        <w:spacing w:after="160"/>
+        <w:jc w:val="center"/>
+      </w:pPr>
+      <w:r>
+        <w:rPr>
+          <w:sz w:val="15"/>
+        </w:rPr>
+        <w:t>Restrictive against normal: the same shape, a lower plateau. Source: Pulmonary Function Testing - Prof. Fowler.pptx, Slide 40.</w:t>
+      </w:r>
+    </w:p>
+    <w:p>
+      <w:pPr>
+        <w:pStyle w:val="Heading3"/>
+        <w:spacing w:before="200" w:after="100"/>
+      </w:pPr>
+      <w:r>
+        <w:rPr>
+          <w:rFonts w:ascii="Georgia" w:hAnsi="Georgia"/>
+          <w:color w:val="26384A"/>
+        </w:rPr>
+        <w:t>The flow-volume loop in each pattern</w:t>
+      </w:r>
+    </w:p>
+    <w:p>
+      <w:pPr>
+        <w:pStyle w:val="ListBullet"/>
+        <w:spacing w:after="40"/>
+      </w:pPr>
+      <w:r>
+        <w:rPr>
+          <w:b/>
+          <w:i w:val="0"/>
+          <w:sz w:val="20"/>
+        </w:rPr>
+        <w:t>Normal:</w:t>
+      </w:r>
+      <w:r>
+        <w:rPr>
+          <w:b w:val="0"/>
+          <w:i w:val="0"/>
+          <w:sz w:val="20"/>
+        </w:rPr>
+        <w:t xml:space="preserve"> a quick rise to a sharp peak, then an expiratory limb that falls in a </w:t>
+      </w:r>
+      <w:r>
+        <w:rPr>
+          <w:b/>
+          <w:i w:val="0"/>
+          <w:sz w:val="20"/>
+        </w:rPr>
+        <w:t>straight line</w:t>
+      </w:r>
+      <w:r>
+        <w:rPr>
+          <w:b w:val="0"/>
+          <w:i w:val="0"/>
+          <w:sz w:val="20"/>
+        </w:rPr>
+        <w:t>.</w:t>
+      </w:r>
+    </w:p>
+    <w:p>
+      <w:pPr>
+        <w:pStyle w:val="ListBullet"/>
+        <w:spacing w:after="40"/>
+      </w:pPr>
+      <w:r>
+        <w:rPr>
+          <w:b w:val="0"/>
+          <w:i w:val="0"/>
+          <w:sz w:val="20"/>
+          <w:highlight w:val="yellow"/>
+        </w:rPr>
+        <w:t xml:space="preserve">★ </w:t>
+      </w:r>
+      <w:r>
+        <w:rPr>
+          <w:b/>
+          <w:i w:val="0"/>
+          <w:sz w:val="20"/>
+          <w:highlight w:val="yellow"/>
+        </w:rPr>
+        <w:t>Obstruction:</w:t>
+      </w:r>
+      <w:r>
+        <w:rPr>
+          <w:b w:val="0"/>
+          <w:i w:val="0"/>
+          <w:sz w:val="20"/>
+          <w:highlight w:val="yellow"/>
+        </w:rPr>
+        <w:t xml:space="preserve"> “a </w:t>
+      </w:r>
+      <w:r>
+        <w:rPr>
+          <w:b/>
+          <w:i w:val="0"/>
+          <w:sz w:val="20"/>
+          <w:highlight w:val="yellow"/>
+        </w:rPr>
+        <w:t>scoop in the loop</w:t>
+      </w:r>
+      <w:r>
+        <w:rPr>
+          <w:b w:val="0"/>
+          <w:i w:val="0"/>
+          <w:sz w:val="20"/>
+          <w:highlight w:val="yellow"/>
+        </w:rPr>
+        <w:t>”: the expiratory limb is scooped (concave) after the peak.</w:t>
+      </w:r>
+      <w:r>
+        <w:rPr>
+          <w:b w:val="0"/>
+          <w:i w:val="0"/>
+          <w:sz w:val="20"/>
+        </w:rPr>
+        <w:t xml:space="preserve"> The deformity is called </w:t>
+      </w:r>
+      <w:r>
+        <w:rPr>
+          <w:b/>
+          <w:i w:val="0"/>
+          <w:sz w:val="20"/>
+        </w:rPr>
+        <w:t>coving</w:t>
+      </w:r>
+      <w:r>
+        <w:rPr>
+          <w:b w:val="0"/>
+          <w:i w:val="0"/>
+          <w:sz w:val="20"/>
+        </w:rPr>
+        <w:t xml:space="preserve">. Mild obstruction: peak expiratory flow </w:t>
+      </w:r>
+      <w:r>
+        <w:rPr>
+          <w:b/>
+          <w:i w:val="0"/>
+          <w:sz w:val="20"/>
+        </w:rPr>
+        <w:t>mildly reduced</w:t>
+      </w:r>
+      <w:r>
+        <w:rPr>
+          <w:b w:val="0"/>
+          <w:i w:val="0"/>
+          <w:sz w:val="20"/>
+        </w:rPr>
+        <w:t xml:space="preserve">, with coving. Severe obstruction: peak expiratory flow </w:t>
+      </w:r>
+      <w:r>
+        <w:rPr>
+          <w:b/>
+          <w:i w:val="0"/>
+          <w:sz w:val="20"/>
+        </w:rPr>
+        <w:t>severely reduced</w:t>
+      </w:r>
+      <w:r>
+        <w:rPr>
+          <w:b w:val="0"/>
+          <w:i w:val="0"/>
+          <w:sz w:val="20"/>
+        </w:rPr>
+        <w:t>, the limb collapsing into a long flat tail, with coving.</w:t>
+      </w:r>
+    </w:p>
+    <w:p>
+      <w:pPr>
+        <w:pStyle w:val="ListBullet"/>
+        <w:spacing w:after="40"/>
+      </w:pPr>
+      <w:r>
+        <w:rPr>
+          <w:b w:val="0"/>
+          <w:i w:val="0"/>
+          <w:sz w:val="20"/>
+          <w:highlight w:val="yellow"/>
+        </w:rPr>
+        <w:t xml:space="preserve">★ </w:t>
+      </w:r>
+      <w:r>
+        <w:rPr>
+          <w:b/>
+          <w:i w:val="0"/>
+          <w:sz w:val="20"/>
+          <w:highlight w:val="yellow"/>
+        </w:rPr>
+        <w:t>Restriction:</w:t>
+      </w:r>
+      <w:r>
+        <w:rPr>
+          <w:b w:val="0"/>
+          <w:i w:val="0"/>
+          <w:sz w:val="20"/>
+          <w:highlight w:val="yellow"/>
+        </w:rPr>
+        <w:t xml:space="preserve"> </w:t>
+      </w:r>
+      <w:r>
+        <w:rPr>
+          <w:b/>
+          <w:i w:val="0"/>
+          <w:sz w:val="20"/>
+          <w:highlight w:val="yellow"/>
+        </w:rPr>
+        <w:t>narrow and tall with a sharp point, like a witch’s hat</w:t>
+      </w:r>
+      <w:r>
+        <w:rPr>
+          <w:b w:val="0"/>
+          <w:i w:val="0"/>
+          <w:sz w:val="20"/>
+          <w:highlight w:val="yellow"/>
+        </w:rPr>
+        <w:t>; everything is smaller because less volume moves.</w:t>
+      </w:r>
+      <w:r>
+        <w:rPr>
+          <w:b w:val="0"/>
+          <w:i w:val="0"/>
+          <w:sz w:val="20"/>
+        </w:rPr>
+        <w:t xml:space="preserve"> Peak expiratory flow is </w:t>
+      </w:r>
+      <w:r>
+        <w:rPr>
+          <w:b/>
+          <w:i w:val="0"/>
+          <w:sz w:val="20"/>
+        </w:rPr>
+        <w:t>normal or mildly reduced</w:t>
+      </w:r>
+      <w:r>
+        <w:rPr>
+          <w:b w:val="0"/>
+          <w:i w:val="0"/>
+          <w:sz w:val="20"/>
+        </w:rPr>
+        <w:t>, and there is no coving.</w:t>
+      </w:r>
+    </w:p>
+    <w:p>
+      <w:pPr>
+        <w:pStyle w:val="ListBullet"/>
+        <w:spacing w:after="40"/>
+      </w:pPr>
+      <w:r>
+        <w:rPr>
+          <w:b/>
+          <w:i w:val="0"/>
+          <w:sz w:val="20"/>
+        </w:rPr>
+        <w:t>Gas transfer impairment</w:t>
+      </w:r>
+      <w:r>
+        <w:rPr>
+          <w:b w:val="0"/>
+          <w:i w:val="0"/>
+          <w:sz w:val="20"/>
+        </w:rPr>
+        <w:t xml:space="preserve"> keeps normal breathing mechanics, so its curves and loops look normal; the diffusing capacity finds it (20.7).</w:t>
+      </w:r>
+    </w:p>
+    <w:p>
+      <w:pPr>
+        <w:jc w:val="center"/>
+      </w:pPr>
+      <w:r>
+        <w:drawing>
+          <wp:inline xmlns:a="http://schemas.openxmlformats.org/drawingml/2006/main" xmlns:pic="http://schemas.openxmlformats.org/drawingml/2006/picture">
+            <wp:extent cx="3840480" cy="1587398"/>
+            <wp:docPr id="60" name="Picture 60"/>
+            <wp:cNvGraphicFramePr>
+              <a:graphicFrameLocks noChangeAspect="1"/>
+            </wp:cNvGraphicFramePr>
+            <a:graphic>
+              <a:graphicData uri="http://schemas.openxmlformats.org/drawingml/2006/picture">
+                <pic:pic>
+                  <pic:nvPicPr>
+                    <pic:cNvPr id="0" name="Principles_of_Diagnostic_Medicine_I_Exam_4_pdm-exam-4-study-guide-images_l20-loop-shapes.jpg"/>
+                    <pic:cNvPicPr/>
+                  </pic:nvPicPr>
+                  <pic:blipFill>
+                    <a:blip r:embed="rId68"/>
+                    <a:stretch>
+                      <a:fillRect/>
+                    </a:stretch>
+                  </pic:blipFill>
+                  <pic:spPr>
+                    <a:xfrm>
+                      <a:off x="0" y="0"/>
+                      <a:ext cx="3840480" cy="1587398"/>
+                    </a:xfrm>
+                    <a:prstGeom prst="rect"/>
+                  </pic:spPr>
+                </pic:pic>
+              </a:graphicData>
+            </a:graphic>
+          </wp:inline>
+        </w:drawing>
+      </w:r>
+    </w:p>
+    <w:p>
+      <w:pPr>
+        <w:spacing w:after="160"/>
+        <w:jc w:val="center"/>
+      </w:pPr>
+      <w:r>
+        <w:rPr>
+          <w:sz w:val="15"/>
+        </w:rPr>
+        <w:t>Normal, obstructive (the scoop) and restrictive (the witch’s hat). Source: Pulmonary Function Testing - Prof. Fowler.pptx, Slide 44.</w:t>
+      </w:r>
+    </w:p>
+    <w:p>
+      <w:pPr>
+        <w:jc w:val="center"/>
+      </w:pPr>
+      <w:r>
+        <w:drawing>
+          <wp:inline xmlns:a="http://schemas.openxmlformats.org/drawingml/2006/main" xmlns:pic="http://schemas.openxmlformats.org/drawingml/2006/picture">
+            <wp:extent cx="3840480" cy="3297959"/>
+            <wp:docPr id="61" name="Picture 61"/>
+            <wp:cNvGraphicFramePr>
+              <a:graphicFrameLocks noChangeAspect="1"/>
+            </wp:cNvGraphicFramePr>
+            <a:graphic>
+              <a:graphicData uri="http://schemas.openxmlformats.org/drawingml/2006/picture">
+                <pic:pic>
+                  <pic:nvPicPr>
+                    <pic:cNvPr id="0" name="Principles_of_Diagnostic_Medicine_I_Exam_4_pdm-exam-4-study-guide-images_l20-loop-normal-slide36.jpg"/>
+                    <pic:cNvPicPr/>
+                  </pic:nvPicPr>
+                  <pic:blipFill>
+                    <a:blip r:embed="rId69"/>
+                    <a:stretch>
+                      <a:fillRect/>
+                    </a:stretch>
+                  </pic:blipFill>
+                  <pic:spPr>
+                    <a:xfrm>
+                      <a:off x="0" y="0"/>
+                      <a:ext cx="3840480" cy="3297959"/>
+                    </a:xfrm>
+                    <a:prstGeom prst="rect"/>
+                  </pic:spPr>
+                </pic:pic>
+              </a:graphicData>
+            </a:graphic>
+          </wp:inline>
+        </w:drawing>
+      </w:r>
+    </w:p>
+    <w:p>
+      <w:pPr>
+        <w:spacing w:after="160"/>
+        <w:jc w:val="center"/>
+      </w:pPr>
+      <w:r>
+        <w:rPr>
+          <w:sz w:val="15"/>
+        </w:rPr>
+        <w:t>A normal loop for comparison. Source: Pulmonary Function Testing - Prof. Fowler.pptx, Slide 36.</w:t>
+      </w:r>
+    </w:p>
+    <w:p>
+      <w:pPr>
+        <w:jc w:val="center"/>
+      </w:pPr>
+      <w:r>
+        <w:drawing>
+          <wp:inline xmlns:a="http://schemas.openxmlformats.org/drawingml/2006/main" xmlns:pic="http://schemas.openxmlformats.org/drawingml/2006/picture">
+            <wp:extent cx="3840480" cy="5367130"/>
+            <wp:docPr id="62" name="Picture 62"/>
+            <wp:cNvGraphicFramePr>
+              <a:graphicFrameLocks noChangeAspect="1"/>
+            </wp:cNvGraphicFramePr>
+            <a:graphic>
+              <a:graphicData uri="http://schemas.openxmlformats.org/drawingml/2006/picture">
+                <pic:pic>
+                  <pic:nvPicPr>
+                    <pic:cNvPr id="0" name="Principles_of_Diagnostic_Medicine_I_Exam_4_pdm-exam-4-study-guide-images_l20-loop-concave.jpg"/>
+                    <pic:cNvPicPr/>
+                  </pic:nvPicPr>
+                  <pic:blipFill>
+                    <a:blip r:embed="rId70"/>
+                    <a:stretch>
+                      <a:fillRect/>
+                    </a:stretch>
+                  </pic:blipFill>
+                  <pic:spPr>
+                    <a:xfrm>
+                      <a:off x="0" y="0"/>
+                      <a:ext cx="3840480" cy="5367130"/>
+                    </a:xfrm>
+                    <a:prstGeom prst="rect"/>
+                  </pic:spPr>
+                </pic:pic>
+              </a:graphicData>
+            </a:graphic>
+          </wp:inline>
+        </w:drawing>
+      </w:r>
+    </w:p>
+    <w:p>
+      <w:pPr>
+        <w:spacing w:after="160"/>
+        <w:jc w:val="center"/>
+      </w:pPr>
+      <w:r>
+        <w:rPr>
+          <w:sz w:val="15"/>
+        </w:rPr>
+        <w:t>Obstruction: the expiratory limb bows inward after the peak. Source: Pulmonary Function Testing - Prof. Fowler.pptx, Slide 36.</w:t>
+      </w:r>
+    </w:p>
+    <w:p>
+      <w:pPr>
+        <w:jc w:val="center"/>
+      </w:pPr>
+      <w:r>
+        <w:drawing>
+          <wp:inline xmlns:a="http://schemas.openxmlformats.org/drawingml/2006/main" xmlns:pic="http://schemas.openxmlformats.org/drawingml/2006/picture">
+            <wp:extent cx="3840480" cy="5469038"/>
+            <wp:docPr id="63" name="Picture 63"/>
+            <wp:cNvGraphicFramePr>
+              <a:graphicFrameLocks noChangeAspect="1"/>
+            </wp:cNvGraphicFramePr>
+            <a:graphic>
+              <a:graphicData uri="http://schemas.openxmlformats.org/drawingml/2006/picture">
+                <pic:pic>
+                  <pic:nvPicPr>
+                    <pic:cNvPr id="0" name="Principles_of_Diagnostic_Medicine_I_Exam_4_pdm-exam-4-study-guide-images_l20-loop-flattened.jpg"/>
+                    <pic:cNvPicPr/>
+                  </pic:nvPicPr>
+                  <pic:blipFill>
+                    <a:blip r:embed="rId71"/>
+                    <a:stretch>
+                      <a:fillRect/>
+                    </a:stretch>
+                  </pic:blipFill>
+                  <pic:spPr>
+                    <a:xfrm>
+                      <a:off x="0" y="0"/>
+                      <a:ext cx="3840480" cy="5469038"/>
+                    </a:xfrm>
+                    <a:prstGeom prst="rect"/>
+                  </pic:spPr>
+                </pic:pic>
+              </a:graphicData>
+            </a:graphic>
+          </wp:inline>
+        </w:drawing>
+      </w:r>
+    </w:p>
+    <w:p>
+      <w:pPr>
+        <w:spacing w:after="160"/>
+        <w:jc w:val="center"/>
+      </w:pPr>
+      <w:r>
+        <w:rPr>
+          <w:sz w:val="15"/>
+        </w:rPr>
+        <w:t>Severe obstruction: a low peak and an expiratory limb that collapses into a long, flat tail. Source: Pulmonary Function Testing - Prof. Fowler.pptx, Slide 37.</w:t>
+      </w:r>
+    </w:p>
+    <w:p>
+      <w:pPr>
+        <w:jc w:val="center"/>
+      </w:pPr>
+      <w:r>
+        <w:drawing>
+          <wp:inline xmlns:a="http://schemas.openxmlformats.org/drawingml/2006/main" xmlns:pic="http://schemas.openxmlformats.org/drawingml/2006/picture">
+            <wp:extent cx="3840480" cy="4625645"/>
+            <wp:docPr id="64" name="Picture 64"/>
+            <wp:cNvGraphicFramePr>
+              <a:graphicFrameLocks noChangeAspect="1"/>
+            </wp:cNvGraphicFramePr>
+            <a:graphic>
+              <a:graphicData uri="http://schemas.openxmlformats.org/drawingml/2006/picture">
+                <pic:pic>
+                  <pic:nvPicPr>
+                    <pic:cNvPr id="0" name="Principles_of_Diagnostic_Medicine_I_Exam_4_pdm-exam-4-study-guide-images_l20-restrictive-loop.jpg"/>
+                    <pic:cNvPicPr/>
+                  </pic:nvPicPr>
+                  <pic:blipFill>
+                    <a:blip r:embed="rId72"/>
+                    <a:stretch>
+                      <a:fillRect/>
+                    </a:stretch>
+                  </pic:blipFill>
+                  <pic:spPr>
+                    <a:xfrm>
+                      <a:off x="0" y="0"/>
+                      <a:ext cx="3840480" cy="4625645"/>
+                    </a:xfrm>
+                    <a:prstGeom prst="rect"/>
+                  </pic:spPr>
+                </pic:pic>
+              </a:graphicData>
+            </a:graphic>
+          </wp:inline>
+        </w:drawing>
+      </w:r>
+    </w:p>
+    <w:p>
+      <w:pPr>
+        <w:spacing w:after="160"/>
+        <w:jc w:val="center"/>
+      </w:pPr>
+      <w:r>
+        <w:rPr>
+          <w:sz w:val="15"/>
+        </w:rPr>
+        <w:t>Restriction against normal: the inner (restrictive) loop keeps the normal shape but is smaller in every direction. Source: Pulmonary Function Testing - Prof. Fowler.pptx, Slide 40.</w:t>
+      </w:r>
+    </w:p>
+    <w:p>
+      <w:pPr>
+        <w:jc w:val="center"/>
+      </w:pPr>
+      <w:r>
+        <w:drawing>
+          <wp:inline xmlns:a="http://schemas.openxmlformats.org/drawingml/2006/main" xmlns:pic="http://schemas.openxmlformats.org/drawingml/2006/picture">
+            <wp:extent cx="3840480" cy="2041610"/>
+            <wp:docPr id="65" name="Picture 65"/>
+            <wp:cNvGraphicFramePr>
+              <a:graphicFrameLocks noChangeAspect="1"/>
+            </wp:cNvGraphicFramePr>
+            <a:graphic>
+              <a:graphicData uri="http://schemas.openxmlformats.org/drawingml/2006/picture">
+                <pic:pic>
+                  <pic:nvPicPr>
+                    <pic:cNvPr id="0" name="Principles_of_Diagnostic_Medicine_I_Exam_4_pdm-exam-4-study-guide-images_l20-loop-variations.jpg"/>
+                    <pic:cNvPicPr/>
+                  </pic:nvPicPr>
+                  <pic:blipFill>
+                    <a:blip r:embed="rId73"/>
+                    <a:stretch>
+                      <a:fillRect/>
+                    </a:stretch>
+                  </pic:blipFill>
+                  <pic:spPr>
+                    <a:xfrm>
+                      <a:off x="0" y="0"/>
+                      <a:ext cx="3840480" cy="2041610"/>
+                    </a:xfrm>
+                    <a:prstGeom prst="rect"/>
+                  </pic:spPr>
+                </pic:pic>
+              </a:graphicData>
+            </a:graphic>
+          </wp:inline>
+        </w:drawing>
+      </w:r>
+    </w:p>
+    <w:p>
+      <w:pPr>
+        <w:spacing w:after="160"/>
+        <w:jc w:val="center"/>
+      </w:pPr>
+      <w:r>
+        <w:rPr>
+          <w:sz w:val="15"/>
+        </w:rPr>
+        <w:t>The variations. Mild obstruction: late plateau, forced vital capacity preserved, peak expiratory flow mildly reduced, coving. Severe obstruction: no plateau, forced vital capacity reduced, peak severely reduced, coving. Restriction: normal plateau, forced vital capacity reduced, peak normal or mildly reduced. Source: Pulmonary Function Testing - Prof. Fowler.pptx, Slide 45.</w:t>
+      </w:r>
+    </w:p>
+    <w:p>
+      <w:pPr>
+        <w:pStyle w:val="Heading2"/>
+        <w:spacing w:before="200" w:after="100"/>
+      </w:pPr>
+      <w:r>
+        <w:rPr>
+          <w:rFonts w:ascii="Georgia" w:hAnsi="Georgia"/>
+          <w:color w:val="26384A"/>
+        </w:rPr>
+        <w:t>20.6 · Objective d — Interpreting a report: the stepwise read and three cases</w:t>
+      </w:r>
+    </w:p>
+    <w:p>
+      <w:pPr>
+        <w:spacing w:after="120"/>
+      </w:pPr>
+      <w:r>
+        <w:rPr>
+          <w:b w:val="0"/>
+          <w:i w:val="0"/>
+        </w:rPr>
+        <w:t xml:space="preserve">A report is a page of numbers. Read it </w:t>
+      </w:r>
+      <w:r>
+        <w:rPr>
+          <w:b/>
+          <w:i w:val="0"/>
+        </w:rPr>
+        <w:t>in order</w:t>
+      </w:r>
+      <w:r>
+        <w:rPr>
+          <w:b w:val="0"/>
+          <w:i w:val="0"/>
+        </w:rPr>
+        <w:t>:</w:t>
+      </w:r>
+    </w:p>
+    <w:p>
+      <w:pPr>
+        <w:pStyle w:val="ListNumber"/>
+        <w:spacing w:after="40"/>
+      </w:pPr>
+      <w:r>
+        <w:rPr>
+          <w:b/>
+          <w:i w:val="0"/>
+          <w:sz w:val="20"/>
+        </w:rPr>
+        <w:t>Assess the ratio</w:t>
+      </w:r>
+      <w:r>
+        <w:rPr>
+          <w:b w:val="0"/>
+          <w:i w:val="0"/>
+          <w:sz w:val="20"/>
+        </w:rPr>
+        <w:t xml:space="preserve"> (forced expiratory volume in one second over forced vital capacity) </w:t>
+      </w:r>
+      <w:r>
+        <w:rPr>
+          <w:b/>
+          <w:i w:val="0"/>
+          <w:sz w:val="20"/>
+        </w:rPr>
+        <w:t>first</w:t>
+      </w:r>
+      <w:r>
+        <w:rPr>
+          <w:b w:val="0"/>
+          <w:i w:val="0"/>
+          <w:sz w:val="20"/>
+        </w:rPr>
+        <w:t>.</w:t>
+      </w:r>
+    </w:p>
+    <w:p>
+      <w:pPr>
+        <w:pStyle w:val="ListNumber"/>
+        <w:spacing w:after="40"/>
+      </w:pPr>
+      <w:r>
+        <w:rPr>
+          <w:b/>
+          <w:i w:val="0"/>
+          <w:sz w:val="20"/>
+        </w:rPr>
+        <w:t>If the ratio is low</w:t>
+      </w:r>
+      <w:r>
+        <w:rPr>
+          <w:b w:val="0"/>
+          <w:i w:val="0"/>
+          <w:sz w:val="20"/>
+        </w:rPr>
+        <w:t xml:space="preserve">, assess the forced vital capacity: </w:t>
+      </w:r>
+      <w:r>
+        <w:rPr>
+          <w:b/>
+          <w:i w:val="0"/>
+          <w:sz w:val="20"/>
+        </w:rPr>
+        <w:t>low</w:t>
+      </w:r>
+      <w:r>
+        <w:rPr>
+          <w:b w:val="0"/>
+          <w:i w:val="0"/>
+          <w:sz w:val="20"/>
+        </w:rPr>
+        <w:t xml:space="preserve"> forced vital capacity = </w:t>
+      </w:r>
+      <w:r>
+        <w:rPr>
+          <w:b/>
+          <w:i w:val="0"/>
+          <w:sz w:val="20"/>
+        </w:rPr>
+        <w:t>obstruction or mixed</w:t>
+      </w:r>
+      <w:r>
+        <w:rPr>
+          <w:b w:val="0"/>
+          <w:i w:val="0"/>
+          <w:sz w:val="20"/>
+        </w:rPr>
+        <w:t xml:space="preserve"> (severe obstruction can reduce the forced vital capacity too); </w:t>
+      </w:r>
+      <w:r>
+        <w:rPr>
+          <w:b/>
+          <w:i w:val="0"/>
+          <w:sz w:val="20"/>
+        </w:rPr>
+        <w:t>normal</w:t>
+      </w:r>
+      <w:r>
+        <w:rPr>
+          <w:b w:val="0"/>
+          <w:i w:val="0"/>
+          <w:sz w:val="20"/>
+        </w:rPr>
+        <w:t xml:space="preserve"> forced vital capacity = </w:t>
+      </w:r>
+      <w:r>
+        <w:rPr>
+          <w:b/>
+          <w:i w:val="0"/>
+          <w:sz w:val="20"/>
+        </w:rPr>
+        <w:t>obstruction</w:t>
+      </w:r>
+      <w:r>
+        <w:rPr>
+          <w:b w:val="0"/>
+          <w:i w:val="0"/>
+          <w:sz w:val="20"/>
+        </w:rPr>
+        <w:t>.</w:t>
+      </w:r>
+    </w:p>
+    <w:p>
+      <w:pPr>
+        <w:pStyle w:val="ListNumber"/>
+        <w:spacing w:after="40"/>
+      </w:pPr>
+      <w:r>
+        <w:rPr>
+          <w:b/>
+          <w:i w:val="0"/>
+          <w:sz w:val="20"/>
+        </w:rPr>
+        <w:t>If the ratio is normal or high</w:t>
+      </w:r>
+      <w:r>
+        <w:rPr>
+          <w:b w:val="0"/>
+          <w:i w:val="0"/>
+          <w:sz w:val="20"/>
+        </w:rPr>
+        <w:t xml:space="preserve">, assess the forced vital capacity: </w:t>
+      </w:r>
+      <w:r>
+        <w:rPr>
+          <w:b/>
+          <w:i w:val="0"/>
+          <w:sz w:val="20"/>
+        </w:rPr>
+        <w:t>low</w:t>
+      </w:r>
+      <w:r>
+        <w:rPr>
+          <w:b w:val="0"/>
+          <w:i w:val="0"/>
+          <w:sz w:val="20"/>
+        </w:rPr>
+        <w:t xml:space="preserve"> = </w:t>
+      </w:r>
+      <w:r>
+        <w:rPr>
+          <w:b/>
+          <w:i w:val="0"/>
+          <w:sz w:val="20"/>
+        </w:rPr>
+        <w:t>possible restriction</w:t>
+      </w:r>
+      <w:r>
+        <w:rPr>
+          <w:b w:val="0"/>
+          <w:i w:val="0"/>
+          <w:sz w:val="20"/>
+        </w:rPr>
+        <w:t xml:space="preserve">; </w:t>
+      </w:r>
+      <w:r>
+        <w:rPr>
+          <w:b/>
+          <w:i w:val="0"/>
+          <w:sz w:val="20"/>
+        </w:rPr>
+        <w:t>normal or high</w:t>
+      </w:r>
+      <w:r>
+        <w:rPr>
+          <w:b w:val="0"/>
+          <w:i w:val="0"/>
+          <w:sz w:val="20"/>
+        </w:rPr>
+        <w:t xml:space="preserve"> = </w:t>
+      </w:r>
+      <w:r>
+        <w:rPr>
+          <w:b/>
+          <w:i w:val="0"/>
+          <w:sz w:val="20"/>
+        </w:rPr>
+        <w:t>normal lung mechanics</w:t>
+      </w:r>
+      <w:r>
+        <w:rPr>
+          <w:b w:val="0"/>
+          <w:i w:val="0"/>
+          <w:sz w:val="20"/>
+        </w:rPr>
+        <w:t>.</w:t>
+      </w:r>
+    </w:p>
+    <w:p>
+      <w:pPr>
+        <w:jc w:val="center"/>
+      </w:pPr>
+      <w:r>
+        <w:drawing>
+          <wp:inline xmlns:a="http://schemas.openxmlformats.org/drawingml/2006/main" xmlns:pic="http://schemas.openxmlformats.org/drawingml/2006/picture">
+            <wp:extent cx="3840480" cy="2069592"/>
+            <wp:docPr id="66" name="Picture 66"/>
+            <wp:cNvGraphicFramePr>
+              <a:graphicFrameLocks noChangeAspect="1"/>
+            </wp:cNvGraphicFramePr>
+            <a:graphic>
+              <a:graphicData uri="http://schemas.openxmlformats.org/drawingml/2006/picture">
+                <pic:pic>
+                  <pic:nvPicPr>
+                    <pic:cNvPr id="0" name="Principles_of_Diagnostic_Medicine_I_Exam_4_pdm-exam-4-study-guide-images_l20-spirometry-algorithm.jpg"/>
+                    <pic:cNvPicPr/>
+                  </pic:nvPicPr>
+                  <pic:blipFill>
+                    <a:blip r:embed="rId74"/>
+                    <a:stretch>
+                      <a:fillRect/>
+                    </a:stretch>
+                  </pic:blipFill>
+                  <pic:spPr>
+                    <a:xfrm>
+                      <a:off x="0" y="0"/>
+                      <a:ext cx="3840480" cy="2069592"/>
+                    </a:xfrm>
+                    <a:prstGeom prst="rect"/>
+                  </pic:spPr>
+                </pic:pic>
+              </a:graphicData>
+            </a:graphic>
+          </wp:inline>
+        </w:drawing>
+      </w:r>
+    </w:p>
+    <w:p>
+      <w:pPr>
+        <w:spacing w:after="160"/>
+        <w:jc w:val="center"/>
+      </w:pPr>
+      <w:r>
+        <w:rPr>
+          <w:sz w:val="15"/>
+        </w:rPr>
+        <w:t>Interpretation of spirometry. Source: Pulmonary Function Testing - Prof. Fowler.pptx, Slide 42.</w:t>
+      </w:r>
+    </w:p>
+    <w:tbl>
+      <w:tblPr>
+        <w:tblStyle w:val="TableGrid"/>
+        <w:tblW w:type="auto" w:w="0"/>
+        <w:jc w:val="center"/>
+        <w:tblLook w:firstColumn="1" w:firstRow="1" w:lastColumn="0" w:lastRow="0" w:noHBand="0" w:noVBand="1" w:val="04A0"/>
+        <w:tblBorders>
+          <w:top w:val="single" w:sz="4" w:space="0" w:color="D8D2D4"/>
+          <w:left w:val="single" w:sz="4" w:space="0" w:color="D8D2D4"/>
+          <w:bottom w:val="single" w:sz="4" w:space="0" w:color="D8D2D4"/>
+          <w:right w:val="single" w:sz="4" w:space="0" w:color="D8D2D4"/>
+          <w:insideH w:val="single" w:sz="4" w:space="0" w:color="D8D2D4"/>
+          <w:insideV w:val="single" w:sz="4" w:space="0" w:color="D8D2D4"/>
+        </w:tblBorders>
+      </w:tblPr>
+      <w:tblGrid>
+        <w:gridCol w:w="5112"/>
+        <w:gridCol w:w="5112"/>
+      </w:tblGrid>
+      <w:tr>
+        <w:tc>
+          <w:tcPr>
+            <w:tcW w:type="dxa" w:w="5112"/>
+            <w:shd w:val="clear" w:color="auto" w:fill="26384A"/>
+          </w:tcPr>
+          <w:p>
+            <w:pPr>
+              <w:spacing w:after="40"/>
+            </w:pPr>
+            <w:r>
+              <w:rPr>
+                <w:b/>
+                <w:color w:val="FFFFFF"/>
+                <w:sz w:val="18"/>
+              </w:rPr>
+            </w:r>
+            <w:r>
+              <w:rPr>
+                <w:b/>
+                <w:i w:val="0"/>
+                <w:color w:val="FFFFFF"/>
+                <w:sz w:val="18"/>
+              </w:rPr>
+              <w:t>Very basic interpretation</w:t>
+            </w:r>
+          </w:p>
+        </w:tc>
+        <w:tc>
+          <w:tcPr>
+            <w:tcW w:type="dxa" w:w="5112"/>
+            <w:shd w:val="clear" w:color="auto" w:fill="26384A"/>
+          </w:tcPr>
+          <w:p>
+            <w:pPr>
+              <w:spacing w:after="40"/>
+            </w:pPr>
+            <w:r>
+              <w:rPr>
+                <w:b/>
+                <w:color w:val="FFFFFF"/>
+                <w:sz w:val="18"/>
+              </w:rPr>
+            </w:r>
+            <w:r>
+              <w:rPr>
+                <w:b/>
+                <w:i w:val="0"/>
+                <w:color w:val="FFFFFF"/>
+                <w:sz w:val="18"/>
+              </w:rPr>
+              <w:t>Reads as</w:t>
+            </w:r>
+          </w:p>
+        </w:tc>
+      </w:tr>
+      <w:tr>
+        <w:tc>
+          <w:tcPr>
+            <w:tcW w:type="dxa" w:w="5112"/>
+          </w:tcPr>
+          <w:p>
+            <w:pPr>
+              <w:spacing w:after="40"/>
+            </w:pPr>
+            <w:r>
+              <w:rPr>
+                <w:sz w:val="18"/>
+              </w:rPr>
+            </w:r>
+            <w:r>
+              <w:rPr>
+                <w:b/>
+                <w:i w:val="0"/>
+                <w:sz w:val="18"/>
+              </w:rPr>
+              <w:t>Low ratio</w:t>
+            </w:r>
+          </w:p>
+        </w:tc>
+        <w:tc>
+          <w:tcPr>
+            <w:tcW w:type="dxa" w:w="5112"/>
+          </w:tcPr>
+          <w:p>
+            <w:pPr>
+              <w:spacing w:after="40"/>
+            </w:pPr>
+            <w:r>
+              <w:rPr>
+                <w:sz w:val="18"/>
+              </w:rPr>
+            </w:r>
+            <w:r>
+              <w:rPr>
+                <w:b/>
+                <w:i w:val="0"/>
+                <w:sz w:val="18"/>
+              </w:rPr>
+              <w:t>Obstruction</w:t>
+            </w:r>
+          </w:p>
+        </w:tc>
+      </w:tr>
+      <w:tr>
+        <w:tc>
+          <w:tcPr>
+            <w:tcW w:type="dxa" w:w="5112"/>
+          </w:tcPr>
+          <w:p>
+            <w:pPr>
+              <w:spacing w:after="40"/>
+            </w:pPr>
+            <w:r>
+              <w:rPr>
+                <w:sz w:val="18"/>
+              </w:rPr>
+            </w:r>
+            <w:r>
+              <w:rPr>
+                <w:b/>
+                <w:i w:val="0"/>
+                <w:sz w:val="18"/>
+              </w:rPr>
+              <w:t>Low total lung capacity</w:t>
+            </w:r>
+          </w:p>
+        </w:tc>
+        <w:tc>
+          <w:tcPr>
+            <w:tcW w:type="dxa" w:w="5112"/>
+          </w:tcPr>
+          <w:p>
+            <w:pPr>
+              <w:spacing w:after="40"/>
+            </w:pPr>
+            <w:r>
+              <w:rPr>
+                <w:sz w:val="18"/>
+              </w:rPr>
+            </w:r>
+            <w:r>
+              <w:rPr>
+                <w:b/>
+                <w:i w:val="0"/>
+                <w:sz w:val="18"/>
+              </w:rPr>
+              <w:t>Restriction</w:t>
+            </w:r>
+            <w:r>
+              <w:rPr>
+                <w:b w:val="0"/>
+                <w:i w:val="0"/>
+                <w:sz w:val="18"/>
+              </w:rPr>
+              <w:t xml:space="preserve"> (lung volumes, the standard test for restriction, confirm it)</w:t>
+            </w:r>
+          </w:p>
+        </w:tc>
+      </w:tr>
+      <w:tr>
+        <w:tc>
+          <w:tcPr>
+            <w:tcW w:type="dxa" w:w="5112"/>
+          </w:tcPr>
+          <w:p>
+            <w:pPr>
+              <w:spacing w:after="40"/>
+            </w:pPr>
+            <w:r>
+              <w:rPr>
+                <w:sz w:val="18"/>
+              </w:rPr>
+            </w:r>
+            <w:r>
+              <w:rPr>
+                <w:b/>
+                <w:i w:val="0"/>
+                <w:sz w:val="18"/>
+              </w:rPr>
+              <w:t>Low ratio and low total lung capacity</w:t>
+            </w:r>
+          </w:p>
+        </w:tc>
+        <w:tc>
+          <w:tcPr>
+            <w:tcW w:type="dxa" w:w="5112"/>
+          </w:tcPr>
+          <w:p>
+            <w:pPr>
+              <w:spacing w:after="40"/>
+            </w:pPr>
+            <w:r>
+              <w:rPr>
+                <w:sz w:val="18"/>
+              </w:rPr>
+            </w:r>
+            <w:r>
+              <w:rPr>
+                <w:b/>
+                <w:i w:val="0"/>
+                <w:sz w:val="18"/>
+              </w:rPr>
+              <w:t>Obstruction and restriction: a “mixed defect”</w:t>
+            </w:r>
+          </w:p>
+        </w:tc>
+      </w:tr>
+    </w:tbl>
+    <w:p>
+      <w:pPr>
+        <w:spacing w:after="80"/>
+      </w:pPr>
+    </w:p>
+    <w:p>
+      <w:pPr>
+        <w:spacing w:after="120"/>
+      </w:pPr>
+      <w:r>
+        <w:rPr>
+          <w:b/>
+          <w:i w:val="0"/>
+        </w:rPr>
+        <w:t>A low total lung capacity is restriction.</w:t>
+      </w:r>
+      <w:r>
+        <w:rPr>
+          <w:b w:val="0"/>
+          <w:i w:val="0"/>
+        </w:rPr>
+        <w:t xml:space="preserve"> A low total lung capacity is restriction; with a normal ratio there is no obstruction alongside it.</w:t>
+      </w:r>
+    </w:p>
+    <w:p>
+      <w:pPr>
+        <w:spacing w:after="120"/>
+      </w:pPr>
+      <w:r>
+        <w:rPr>
+          <w:b/>
+          <w:i w:val="0"/>
+        </w:rPr>
+        <w:t>Grading obstruction (examples):</w:t>
+      </w:r>
+      <w:r>
+        <w:rPr>
+          <w:b w:val="0"/>
+          <w:i w:val="0"/>
+        </w:rPr>
+        <w:t xml:space="preserve"> as obstruction worsens, the forced expiratory volume in one second, the ratio and the peak flow all fall: normal about 4.0 to 6.0 L, ratio 80 to 90, peak flow 550 to 650 L/min (men) or 400 to 500 (women); mild 3.0 L, 70, 300 to 400; moderate 1.6 L, 50, 200 to 300; severe 0.6 L, 40, 100 (slide 35).</w:t>
+      </w:r>
+    </w:p>
+    <w:p>
+      <w:pPr>
+        <w:spacing w:after="120"/>
+      </w:pPr>
+      <w:r>
+        <w:rPr>
+          <w:b/>
+          <w:i w:val="0"/>
+        </w:rPr>
+        <w:t>A restrictive example</w:t>
+      </w:r>
+      <w:r>
+        <w:rPr>
+          <w:b w:val="0"/>
+          <w:i w:val="0"/>
+        </w:rPr>
+        <w:t xml:space="preserve"> (slide 39): forced vital capacity 0.96 L measured against 2.75 L predicted (</w:t>
+      </w:r>
+      <w:r>
+        <w:rPr>
+          <w:b/>
+          <w:i w:val="0"/>
+        </w:rPr>
+        <w:t>35%</w:t>
+      </w:r>
+      <w:r>
+        <w:rPr>
+          <w:b w:val="0"/>
+          <w:i w:val="0"/>
+        </w:rPr>
+        <w:t xml:space="preserve"> of predicted); forced expiratory volume in one second 0.94 against 1.90 (</w:t>
+      </w:r>
+      <w:r>
+        <w:rPr>
+          <w:b/>
+          <w:i w:val="0"/>
+        </w:rPr>
+        <w:t>49%</w:t>
+      </w:r>
+      <w:r>
+        <w:rPr>
+          <w:b w:val="0"/>
+          <w:i w:val="0"/>
+        </w:rPr>
+        <w:t xml:space="preserve">); the ratio </w:t>
+      </w:r>
+      <w:r>
+        <w:rPr>
+          <w:b/>
+          <w:i w:val="0"/>
+        </w:rPr>
+        <w:t>98%</w:t>
+      </w:r>
+      <w:r>
+        <w:rPr>
+          <w:b w:val="0"/>
+          <w:i w:val="0"/>
+        </w:rPr>
+        <w:t xml:space="preserve"> against a predicted 69%; forced expiratory flow 25% to 75% 2.25 against 2.11 (107%); peak expiratory flow 2.98 against 5.40 (55%). A normal or high ratio with a low forced vital capacity: </w:t>
+      </w:r>
+      <w:r>
+        <w:rPr>
+          <w:b/>
+          <w:i w:val="0"/>
+        </w:rPr>
+        <w:t>possible restriction</w:t>
+      </w:r>
+      <w:r>
+        <w:rPr>
+          <w:b w:val="0"/>
+          <w:i w:val="0"/>
+        </w:rPr>
+        <w:t>.</w:t>
+      </w:r>
+    </w:p>
+    <w:p>
+      <w:pPr>
+        <w:pStyle w:val="Heading3"/>
+        <w:spacing w:before="200" w:after="100"/>
+      </w:pPr>
+      <w:r>
+        <w:rPr>
+          <w:rFonts w:ascii="Georgia" w:hAnsi="Georgia"/>
+          <w:color w:val="26384A"/>
+        </w:rPr>
+        <w:t>Case 1 (no audio): a 56-year-old smoker</w:t>
+      </w:r>
+    </w:p>
+    <w:p>
+      <w:pPr>
+        <w:spacing w:after="120"/>
+      </w:pPr>
+      <w:r>
+        <w:rPr>
+          <w:b w:val="0"/>
+          <w:i w:val="0"/>
+        </w:rPr>
+        <w:t xml:space="preserve">A productive cough and dyspnea for more than 3 months; thin, comfortable; oxygen saturation 95% on room air; </w:t>
+      </w:r>
+      <w:r>
+        <w:rPr>
+          <w:b/>
+          <w:i w:val="0"/>
+        </w:rPr>
+        <w:t>diminished breath sounds</w:t>
+      </w:r>
+      <w:r>
+        <w:rPr>
+          <w:b w:val="0"/>
+          <w:i w:val="0"/>
+        </w:rPr>
+        <w:t xml:space="preserve"> throughout both lungs. The report: the </w:t>
+      </w:r>
+      <w:r>
+        <w:rPr>
+          <w:b/>
+          <w:i w:val="0"/>
+        </w:rPr>
+        <w:t>ratio is 52%</w:t>
+      </w:r>
+      <w:r>
+        <w:rPr>
+          <w:b w:val="0"/>
+          <w:i w:val="0"/>
+        </w:rPr>
+        <w:t xml:space="preserve"> against a reference of 82% (</w:t>
+      </w:r>
+      <w:r>
+        <w:rPr>
+          <w:b/>
+          <w:i w:val="0"/>
+        </w:rPr>
+        <w:t>low</w:t>
+      </w:r>
+      <w:r>
+        <w:rPr>
+          <w:b w:val="0"/>
+          <w:i w:val="0"/>
+        </w:rPr>
+        <w:t xml:space="preserve">), so assess the forced vital capacity: </w:t>
+      </w:r>
+      <w:r>
+        <w:rPr>
+          <w:b/>
+          <w:i w:val="0"/>
+        </w:rPr>
+        <w:t>2.3 L, 61%</w:t>
+      </w:r>
+      <w:r>
+        <w:rPr>
+          <w:b w:val="0"/>
+          <w:i w:val="0"/>
+        </w:rPr>
+        <w:t xml:space="preserve"> of reference (</w:t>
+      </w:r>
+      <w:r>
+        <w:rPr>
+          <w:b/>
+          <w:i w:val="0"/>
+        </w:rPr>
+        <w:t>low</w:t>
+      </w:r>
+      <w:r>
+        <w:rPr>
+          <w:b w:val="0"/>
+          <w:i w:val="0"/>
+        </w:rPr>
+        <w:t xml:space="preserve">), which reads as obstruction or mixed. The </w:t>
+      </w:r>
+      <w:r>
+        <w:rPr>
+          <w:b/>
+          <w:i w:val="0"/>
+        </w:rPr>
+        <w:t>total lung capacity is 7.1 L, 120%</w:t>
+      </w:r>
+      <w:r>
+        <w:rPr>
+          <w:b w:val="0"/>
+          <w:i w:val="0"/>
+        </w:rPr>
+        <w:t xml:space="preserve"> (not low; the residual volume is 216%), so this is </w:t>
+      </w:r>
+      <w:r>
+        <w:rPr>
+          <w:b/>
+          <w:i w:val="0"/>
+        </w:rPr>
+        <w:t>obstruction</w:t>
+      </w:r>
+      <w:r>
+        <w:rPr>
+          <w:b w:val="0"/>
+          <w:i w:val="0"/>
+        </w:rPr>
+        <w:t xml:space="preserve">, not a mixed defect. The </w:t>
+      </w:r>
+      <w:r>
+        <w:rPr>
+          <w:b/>
+          <w:i w:val="0"/>
+        </w:rPr>
+        <w:t>flow-volume loop is scooped</w:t>
+      </w:r>
+      <w:r>
+        <w:rPr>
+          <w:b w:val="0"/>
+          <w:i w:val="0"/>
+        </w:rPr>
+        <w:t>. The diffusing capacity is 73%. Testing before and after 4 puffs of albuterol changes little.</w:t>
+      </w:r>
+    </w:p>
+    <w:p>
+      <w:pPr>
+        <w:jc w:val="center"/>
+      </w:pPr>
+      <w:r>
+        <w:drawing>
+          <wp:inline xmlns:a="http://schemas.openxmlformats.org/drawingml/2006/main" xmlns:pic="http://schemas.openxmlformats.org/drawingml/2006/picture">
+            <wp:extent cx="3840480" cy="1873301"/>
+            <wp:docPr id="67" name="Picture 67"/>
+            <wp:cNvGraphicFramePr>
+              <a:graphicFrameLocks noChangeAspect="1"/>
+            </wp:cNvGraphicFramePr>
+            <a:graphic>
+              <a:graphicData uri="http://schemas.openxmlformats.org/drawingml/2006/picture">
+                <pic:pic>
+                  <pic:nvPicPr>
+                    <pic:cNvPr id="0" name="Principles_of_Diagnostic_Medicine_I_Exam_4_pdm-exam-4-study-guide-images_l20-report-56-man.jpg"/>
+                    <pic:cNvPicPr/>
+                  </pic:nvPicPr>
+                  <pic:blipFill>
+                    <a:blip r:embed="rId75"/>
+                    <a:stretch>
+                      <a:fillRect/>
+                    </a:stretch>
+                  </pic:blipFill>
+                  <pic:spPr>
+                    <a:xfrm>
+                      <a:off x="0" y="0"/>
+                      <a:ext cx="3840480" cy="1873301"/>
+                    </a:xfrm>
+                    <a:prstGeom prst="rect"/>
+                  </pic:spPr>
+                </pic:pic>
+              </a:graphicData>
+            </a:graphic>
+          </wp:inline>
+        </w:drawing>
+      </w:r>
+    </w:p>
+    <w:p>
+      <w:pPr>
+        <w:spacing w:after="160"/>
+        <w:jc w:val="center"/>
+      </w:pPr>
+      <w:r>
+        <w:rPr>
+          <w:sz w:val="15"/>
+        </w:rPr>
+        <w:t>Case 1’s report: low ratio, low forced vital capacity, high total lung capacity, scooped loop: obstruction. (The fictional patient name is masked.) Source: Pulmonary Function Testing - Prof. Fowler.pptx, Slides 46 to 49.</w:t>
+      </w:r>
+    </w:p>
+    <w:p>
+      <w:pPr>
+        <w:pStyle w:val="Heading3"/>
+        <w:spacing w:before="200" w:after="100"/>
+      </w:pPr>
+      <w:r>
+        <w:rPr>
+          <w:rFonts w:ascii="Georgia" w:hAnsi="Georgia"/>
+          <w:color w:val="26384A"/>
+        </w:rPr>
+        <w:t>Case 2 (no audio): a 32-year-old animal trainer</w:t>
+      </w:r>
+    </w:p>
+    <w:p>
+      <w:pPr>
+        <w:spacing w:after="120"/>
+      </w:pPr>
+      <w:r>
+        <w:rPr>
+          <w:b w:val="0"/>
+          <w:i w:val="0"/>
+        </w:rPr>
+        <w:t xml:space="preserve">A progressive dry cough and dyspnea for the past month; mild respiratory discomfort; heart rate 104, respiratory rate 28, oxygen saturation </w:t>
+      </w:r>
+      <w:r>
+        <w:rPr>
+          <w:b/>
+          <w:i w:val="0"/>
+        </w:rPr>
+        <w:t>88% on room air</w:t>
+      </w:r>
+      <w:r>
+        <w:rPr>
+          <w:b w:val="0"/>
+          <w:i w:val="0"/>
+        </w:rPr>
+        <w:t xml:space="preserve">; </w:t>
+      </w:r>
+      <w:r>
+        <w:rPr>
+          <w:b/>
+          <w:i w:val="0"/>
+        </w:rPr>
+        <w:t>fine crackles</w:t>
+      </w:r>
+      <w:r>
+        <w:rPr>
+          <w:b w:val="0"/>
+          <w:i w:val="0"/>
+        </w:rPr>
+        <w:t xml:space="preserve"> throughout both lungs. The report: the </w:t>
+      </w:r>
+      <w:r>
+        <w:rPr>
+          <w:b/>
+          <w:i w:val="0"/>
+        </w:rPr>
+        <w:t>ratio is 94%</w:t>
+      </w:r>
+      <w:r>
+        <w:rPr>
+          <w:b w:val="0"/>
+          <w:i w:val="0"/>
+        </w:rPr>
+        <w:t xml:space="preserve"> against a reference of 84% (</w:t>
+      </w:r>
+      <w:r>
+        <w:rPr>
+          <w:b/>
+          <w:i w:val="0"/>
+        </w:rPr>
+        <w:t>normal or high</w:t>
+      </w:r>
+      <w:r>
+        <w:rPr>
+          <w:b w:val="0"/>
+          <w:i w:val="0"/>
+        </w:rPr>
+        <w:t xml:space="preserve">), and the </w:t>
+      </w:r>
+      <w:r>
+        <w:rPr>
+          <w:b/>
+          <w:i w:val="0"/>
+        </w:rPr>
+        <w:t>forced vital capacity is 1.7 L, 39%</w:t>
+      </w:r>
+      <w:r>
+        <w:rPr>
+          <w:b w:val="0"/>
+          <w:i w:val="0"/>
+        </w:rPr>
+        <w:t xml:space="preserve"> (</w:t>
+      </w:r>
+      <w:r>
+        <w:rPr>
+          <w:b/>
+          <w:i w:val="0"/>
+        </w:rPr>
+        <w:t>low</w:t>
+      </w:r>
+      <w:r>
+        <w:rPr>
+          <w:b w:val="0"/>
+          <w:i w:val="0"/>
+        </w:rPr>
+        <w:t xml:space="preserve">): possible restriction, </w:t>
+      </w:r>
+      <w:r>
+        <w:rPr>
+          <w:b/>
+          <w:i w:val="0"/>
+        </w:rPr>
+        <w:t>confirmed by a total lung capacity of 2.5 L, 44%</w:t>
+      </w:r>
+      <w:r>
+        <w:rPr>
+          <w:b w:val="0"/>
+          <w:i w:val="0"/>
+        </w:rPr>
+        <w:t xml:space="preserve">. The </w:t>
+      </w:r>
+      <w:r>
+        <w:rPr>
+          <w:b/>
+          <w:i w:val="0"/>
+        </w:rPr>
+        <w:t>diffusing capacity is low, 38%</w:t>
+      </w:r>
+      <w:r>
+        <w:rPr>
+          <w:b w:val="0"/>
+          <w:i w:val="0"/>
+        </w:rPr>
+        <w:t xml:space="preserve"> (10 against 26): gas is not crossing the alveolar-capillary membrane normally. The loop is </w:t>
+      </w:r>
+      <w:r>
+        <w:rPr>
+          <w:b/>
+          <w:i w:val="0"/>
+        </w:rPr>
+        <w:t>narrow</w:t>
+      </w:r>
+      <w:r>
+        <w:rPr>
+          <w:b w:val="0"/>
+          <w:i w:val="0"/>
+        </w:rPr>
+        <w:t>.</w:t>
+      </w:r>
+    </w:p>
+    <w:p>
+      <w:pPr>
+        <w:jc w:val="center"/>
+      </w:pPr>
+      <w:r>
+        <w:drawing>
+          <wp:inline xmlns:a="http://schemas.openxmlformats.org/drawingml/2006/main" xmlns:pic="http://schemas.openxmlformats.org/drawingml/2006/picture">
+            <wp:extent cx="3840480" cy="2022653"/>
+            <wp:docPr id="68" name="Picture 68"/>
+            <wp:cNvGraphicFramePr>
+              <a:graphicFrameLocks noChangeAspect="1"/>
+            </wp:cNvGraphicFramePr>
+            <a:graphic>
+              <a:graphicData uri="http://schemas.openxmlformats.org/drawingml/2006/picture">
+                <pic:pic>
+                  <pic:nvPicPr>
+                    <pic:cNvPr id="0" name="Principles_of_Diagnostic_Medicine_I_Exam_4_pdm-exam-4-study-guide-images_l20-report-32-woman.jpg"/>
+                    <pic:cNvPicPr/>
+                  </pic:nvPicPr>
+                  <pic:blipFill>
+                    <a:blip r:embed="rId76"/>
+                    <a:stretch>
+                      <a:fillRect/>
+                    </a:stretch>
+                  </pic:blipFill>
+                  <pic:spPr>
+                    <a:xfrm>
+                      <a:off x="0" y="0"/>
+                      <a:ext cx="3840480" cy="2022653"/>
+                    </a:xfrm>
+                    <a:prstGeom prst="rect"/>
+                  </pic:spPr>
+                </pic:pic>
+              </a:graphicData>
+            </a:graphic>
+          </wp:inline>
+        </w:drawing>
+      </w:r>
+    </w:p>
+    <w:p>
+      <w:pPr>
+        <w:spacing w:after="160"/>
+        <w:jc w:val="center"/>
+      </w:pPr>
+      <w:r>
+        <w:rPr>
+          <w:sz w:val="15"/>
+        </w:rPr>
+        <w:t>Case 2’s report: high ratio, low forced vital capacity and total lung capacity, low diffusing capacity, narrow loop: restriction. Source: Pulmonary Function Testing - Prof. Fowler.pptx, Slides 50 to 53.</w:t>
+      </w:r>
+    </w:p>
+    <w:p>
+      <w:pPr>
+        <w:pStyle w:val="Heading3"/>
+        <w:spacing w:before="200" w:after="100"/>
+      </w:pPr>
+      <w:r>
+        <w:rPr>
+          <w:rFonts w:ascii="Georgia" w:hAnsi="Georgia"/>
+          <w:color w:val="26384A"/>
+        </w:rPr>
+        <w:t>Case 3 (no audio): a 15-year-old boy with a spinal cord injury</w:t>
+      </w:r>
+    </w:p>
+    <w:p>
+      <w:pPr>
+        <w:spacing w:after="120"/>
+      </w:pPr>
+      <w:r>
+        <w:rPr>
+          <w:b w:val="0"/>
+          <w:i w:val="0"/>
+        </w:rPr>
+        <w:t xml:space="preserve">Dyspnea for 2 months; mild respiratory discomfort; oxygen saturation 92% on room air; chest </w:t>
+      </w:r>
+      <w:r>
+        <w:rPr>
+          <w:b/>
+          <w:i w:val="0"/>
+        </w:rPr>
+        <w:t>clear to auscultation</w:t>
+      </w:r>
+      <w:r>
+        <w:rPr>
+          <w:b w:val="0"/>
+          <w:i w:val="0"/>
+        </w:rPr>
+        <w:t xml:space="preserve">. The report: the </w:t>
+      </w:r>
+      <w:r>
+        <w:rPr>
+          <w:b/>
+          <w:i w:val="0"/>
+        </w:rPr>
+        <w:t>ratio is 86%</w:t>
+      </w:r>
+      <w:r>
+        <w:rPr>
+          <w:b w:val="0"/>
+          <w:i w:val="0"/>
+        </w:rPr>
+        <w:t xml:space="preserve"> against a reference of 86% (</w:t>
+      </w:r>
+      <w:r>
+        <w:rPr>
+          <w:b/>
+          <w:i w:val="0"/>
+        </w:rPr>
+        <w:t>normal</w:t>
+      </w:r>
+      <w:r>
+        <w:rPr>
+          <w:b w:val="0"/>
+          <w:i w:val="0"/>
+        </w:rPr>
+        <w:t xml:space="preserve">), the </w:t>
+      </w:r>
+      <w:r>
+        <w:rPr>
+          <w:b/>
+          <w:i w:val="0"/>
+        </w:rPr>
+        <w:t>forced vital capacity 3.5 L, 71%</w:t>
+      </w:r>
+      <w:r>
+        <w:rPr>
+          <w:b w:val="0"/>
+          <w:i w:val="0"/>
+        </w:rPr>
+        <w:t xml:space="preserve"> (</w:t>
+      </w:r>
+      <w:r>
+        <w:rPr>
+          <w:b/>
+          <w:i w:val="0"/>
+        </w:rPr>
+        <w:t>low</w:t>
+      </w:r>
+      <w:r>
+        <w:rPr>
+          <w:b w:val="0"/>
+          <w:i w:val="0"/>
+        </w:rPr>
+        <w:t xml:space="preserve">) and the </w:t>
+      </w:r>
+      <w:r>
+        <w:rPr>
+          <w:b/>
+          <w:i w:val="0"/>
+        </w:rPr>
+        <w:t>total lung capacity 4.4 L, 67%</w:t>
+      </w:r>
+      <w:r>
+        <w:rPr>
+          <w:b w:val="0"/>
+          <w:i w:val="0"/>
+        </w:rPr>
+        <w:t xml:space="preserve"> (</w:t>
+      </w:r>
+      <w:r>
+        <w:rPr>
+          <w:b/>
+          <w:i w:val="0"/>
+        </w:rPr>
+        <w:t>low</w:t>
+      </w:r>
+      <w:r>
+        <w:rPr>
+          <w:b w:val="0"/>
+          <w:i w:val="0"/>
+        </w:rPr>
+        <w:t xml:space="preserve">): </w:t>
+      </w:r>
+      <w:r>
+        <w:rPr>
+          <w:b/>
+          <w:i w:val="0"/>
+        </w:rPr>
+        <w:t>restriction</w:t>
+      </w:r>
+      <w:r>
+        <w:rPr>
+          <w:b w:val="0"/>
+          <w:i w:val="0"/>
+        </w:rPr>
+        <w:t xml:space="preserve">. The </w:t>
+      </w:r>
+      <w:r>
+        <w:rPr>
+          <w:b/>
+          <w:i w:val="0"/>
+        </w:rPr>
+        <w:t>diffusing capacity is normal, 97%</w:t>
+      </w:r>
+      <w:r>
+        <w:rPr>
+          <w:b w:val="0"/>
+          <w:i w:val="0"/>
+        </w:rPr>
+        <w:t xml:space="preserve">, so the alveolar-capillary membrane is intact: </w:t>
+      </w:r>
+      <w:r>
+        <w:rPr>
+          <w:b/>
+          <w:i w:val="0"/>
+        </w:rPr>
+        <w:t>restriction with a normal diffusing capacity</w:t>
+      </w:r>
+      <w:r>
+        <w:rPr>
+          <w:b w:val="0"/>
+          <w:i w:val="0"/>
+        </w:rPr>
+        <w:t>. Note the restrictive loop. (The slides list neuromuscular weakness among the routes to restriction but do not name the cause in this case, so the cause is not asked.)</w:t>
+      </w:r>
+    </w:p>
+    <w:p>
+      <w:pPr>
+        <w:jc w:val="center"/>
+      </w:pPr>
+      <w:r>
+        <w:drawing>
+          <wp:inline xmlns:a="http://schemas.openxmlformats.org/drawingml/2006/main" xmlns:pic="http://schemas.openxmlformats.org/drawingml/2006/picture">
+            <wp:extent cx="3840480" cy="3435096"/>
+            <wp:docPr id="69" name="Picture 69"/>
+            <wp:cNvGraphicFramePr>
+              <a:graphicFrameLocks noChangeAspect="1"/>
+            </wp:cNvGraphicFramePr>
+            <a:graphic>
+              <a:graphicData uri="http://schemas.openxmlformats.org/drawingml/2006/picture">
+                <pic:pic>
+                  <pic:nvPicPr>
+                    <pic:cNvPr id="0" name="Principles_of_Diagnostic_Medicine_I_Exam_4_pdm-exam-4-study-guide-images_l20-report-15-boy.jpg"/>
+                    <pic:cNvPicPr/>
+                  </pic:nvPicPr>
+                  <pic:blipFill>
+                    <a:blip r:embed="rId77"/>
+                    <a:stretch>
+                      <a:fillRect/>
+                    </a:stretch>
+                  </pic:blipFill>
+                  <pic:spPr>
+                    <a:xfrm>
+                      <a:off x="0" y="0"/>
+                      <a:ext cx="3840480" cy="3435096"/>
+                    </a:xfrm>
+                    <a:prstGeom prst="rect"/>
+                  </pic:spPr>
+                </pic:pic>
+              </a:graphicData>
+            </a:graphic>
+          </wp:inline>
+        </w:drawing>
+      </w:r>
+    </w:p>
+    <w:p>
+      <w:pPr>
+        <w:spacing w:after="160"/>
+        <w:jc w:val="center"/>
+      </w:pPr>
+      <w:r>
+        <w:rPr>
+          <w:sz w:val="15"/>
+        </w:rPr>
+        <w:t>Case 3’s report: normal ratio, low forced vital capacity and total lung capacity, normal diffusing capacity: restriction with normal gas transfer. Source: Pulmonary Function Testing - Prof. Fowler.pptx, Slides 54 to 56.</w:t>
+      </w:r>
+    </w:p>
+    <w:p>
+      <w:pPr>
+        <w:pStyle w:val="Heading2"/>
+        <w:spacing w:before="200" w:after="100"/>
+      </w:pPr>
+      <w:r>
+        <w:rPr>
+          <w:rFonts w:ascii="Georgia" w:hAnsi="Georgia"/>
+          <w:color w:val="26384A"/>
+        </w:rPr>
+        <w:t>20.7 · Objective e — The role of pulmonary function testing in diagnosis and monitoring</w:t>
+      </w:r>
+    </w:p>
+    <w:p>
+      <w:pPr>
+        <w:spacing w:after="120"/>
+      </w:pPr>
+      <w:r>
+        <w:rPr>
+          <w:b/>
+          <w:i w:val="0"/>
+        </w:rPr>
+        <w:t>What the tests examine.</w:t>
+      </w:r>
+      <w:r>
+        <w:rPr>
+          <w:b w:val="0"/>
+          <w:i w:val="0"/>
+        </w:rPr>
+        <w:t xml:space="preserve"> Pulmonary function tests provide information about every component of respiration: </w:t>
+      </w:r>
+      <w:r>
+        <w:rPr>
+          <w:b/>
+          <w:i w:val="0"/>
+        </w:rPr>
+        <w:t>patency of the airways</w:t>
+      </w:r>
+      <w:r>
+        <w:rPr>
+          <w:b w:val="0"/>
+          <w:i w:val="0"/>
+        </w:rPr>
+        <w:t xml:space="preserve"> (large and small airways); the </w:t>
+      </w:r>
+      <w:r>
+        <w:rPr>
+          <w:b/>
+          <w:i w:val="0"/>
+        </w:rPr>
+        <w:t>parenchyma</w:t>
+      </w:r>
+      <w:r>
+        <w:rPr>
+          <w:b w:val="0"/>
+          <w:i w:val="0"/>
+        </w:rPr>
+        <w:t xml:space="preserve"> (alveoli and interstitium); the </w:t>
+      </w:r>
+      <w:r>
+        <w:rPr>
+          <w:b/>
+          <w:i w:val="0"/>
+        </w:rPr>
+        <w:t>pulmonary vasculature</w:t>
+      </w:r>
+      <w:r>
+        <w:rPr>
+          <w:b w:val="0"/>
+          <w:i w:val="0"/>
+        </w:rPr>
+        <w:t xml:space="preserve">; the </w:t>
+      </w:r>
+      <w:r>
+        <w:rPr>
+          <w:b/>
+          <w:i w:val="0"/>
+        </w:rPr>
+        <w:t>bellows and pump mechanism</w:t>
+      </w:r>
+      <w:r>
+        <w:rPr>
+          <w:b w:val="0"/>
+          <w:i w:val="0"/>
+        </w:rPr>
+        <w:t xml:space="preserve"> (the </w:t>
+      </w:r>
+      <w:r>
+        <w:rPr>
+          <w:b/>
+          <w:i w:val="0"/>
+        </w:rPr>
+        <w:t>diaphragm and chest wall</w:t>
+      </w:r>
+      <w:r>
+        <w:rPr>
+          <w:b w:val="0"/>
+          <w:i w:val="0"/>
+        </w:rPr>
+        <w:t xml:space="preserve">); and the </w:t>
+      </w:r>
+      <w:r>
+        <w:rPr>
+          <w:b/>
+          <w:i w:val="0"/>
+        </w:rPr>
+        <w:t>neural control of ventilation</w:t>
+      </w:r>
+      <w:r>
+        <w:rPr>
+          <w:b w:val="0"/>
+          <w:i w:val="0"/>
+        </w:rPr>
+        <w:t xml:space="preserve"> (is the brain telling the lungs to breathe as deeply and frequently as it should?).</w:t>
+      </w:r>
+    </w:p>
+    <w:p>
+      <w:pPr>
+        <w:spacing w:after="120"/>
+      </w:pPr>
+      <w:r>
+        <w:rPr>
+          <w:b/>
+          <w:i w:val="0"/>
+        </w:rPr>
+        <w:t>In diagnosis</w:t>
+      </w:r>
+      <w:r>
+        <w:rPr>
+          <w:b w:val="0"/>
+          <w:i w:val="0"/>
+        </w:rPr>
+        <w:t xml:space="preserve"> they classify diffuse lung disease as obstructive, restrictive or pulmonary vascular (20.5), and each standard test answers one of those questions: </w:t>
+      </w:r>
+      <w:r>
+        <w:rPr>
+          <w:b/>
+          <w:i w:val="0"/>
+        </w:rPr>
+        <w:t>spirometry with its flow-volume loop</w:t>
+      </w:r>
+      <w:r>
+        <w:rPr>
+          <w:b w:val="0"/>
+          <w:i w:val="0"/>
+        </w:rPr>
+        <w:t xml:space="preserve"> diagnoses </w:t>
+      </w:r>
+      <w:r>
+        <w:rPr>
+          <w:b/>
+          <w:i w:val="0"/>
+        </w:rPr>
+        <w:t>obstruction</w:t>
+      </w:r>
+      <w:r>
+        <w:rPr>
+          <w:b w:val="0"/>
+          <w:i w:val="0"/>
+        </w:rPr>
+        <w:t xml:space="preserve">; </w:t>
+      </w:r>
+      <w:r>
+        <w:rPr>
+          <w:b/>
+          <w:i w:val="0"/>
+        </w:rPr>
+        <w:t>lung volumes</w:t>
+      </w:r>
+      <w:r>
+        <w:rPr>
+          <w:b w:val="0"/>
+          <w:i w:val="0"/>
+        </w:rPr>
+        <w:t xml:space="preserve"> diagnose </w:t>
+      </w:r>
+      <w:r>
+        <w:rPr>
+          <w:b/>
+          <w:i w:val="0"/>
+        </w:rPr>
+        <w:t>restriction</w:t>
+      </w:r>
+      <w:r>
+        <w:rPr>
+          <w:b w:val="0"/>
+          <w:i w:val="0"/>
+        </w:rPr>
+        <w:t xml:space="preserve">; the </w:t>
+      </w:r>
+      <w:r>
+        <w:rPr>
+          <w:b/>
+          <w:i w:val="0"/>
+        </w:rPr>
+        <w:t>diffusing capacity for carbon monoxide</w:t>
+      </w:r>
+      <w:r>
+        <w:rPr>
+          <w:b w:val="0"/>
+          <w:i w:val="0"/>
+        </w:rPr>
+        <w:t xml:space="preserve">, which measures the integrity of the alveolar-capillary membrane, diagnoses </w:t>
+      </w:r>
+      <w:r>
+        <w:rPr>
+          <w:b/>
+          <w:i w:val="0"/>
+        </w:rPr>
+        <w:t>pulmonary vascular disease</w:t>
+      </w:r>
+      <w:r>
+        <w:rPr>
+          <w:b w:val="0"/>
+          <w:i w:val="0"/>
+        </w:rPr>
+        <w:t xml:space="preserve">. So when spirometry and lung volumes are normal but a gas transfer problem (pulmonary hypertension, for example) is suspected, the next test is the </w:t>
+      </w:r>
+      <w:r>
+        <w:rPr>
+          <w:b/>
+          <w:i w:val="0"/>
+        </w:rPr>
+        <w:t>diffusing capacity</w:t>
+      </w:r>
+      <w:r>
+        <w:rPr>
+          <w:b w:val="0"/>
+          <w:i w:val="0"/>
+        </w:rPr>
+        <w:t xml:space="preserve">; when spirometry suggests restriction, the next test is </w:t>
+      </w:r>
+      <w:r>
+        <w:rPr>
+          <w:b/>
+          <w:i w:val="0"/>
+        </w:rPr>
+        <w:t>lung volumes</w:t>
+      </w:r>
+      <w:r>
+        <w:rPr>
+          <w:b w:val="0"/>
+          <w:i w:val="0"/>
+        </w:rPr>
+        <w:t xml:space="preserve"> for the total lung capacity. The tests show the derangement, not a specific diagnosis, and they do not replace the history.</w:t>
+      </w:r>
+    </w:p>
+    <w:p>
+      <w:pPr>
+        <w:spacing w:after="120"/>
+      </w:pPr>
+      <w:r>
+        <w:rPr>
+          <w:b/>
+          <w:i w:val="0"/>
+        </w:rPr>
+        <w:t>Lung volumes diagnose restriction.</w:t>
+      </w:r>
+      <w:r>
+        <w:rPr>
+          <w:b w:val="0"/>
+          <w:i w:val="0"/>
+        </w:rPr>
+        <w:t xml:space="preserve"> Lung volumes are the standard test responsible for diagnosing restrictive lung disease; spirometry diagnoses obstruction and the diffusing capacity pulmonary vascular disease.</w:t>
+      </w:r>
+    </w:p>
+    <w:p>
+      <w:pPr>
+        <w:spacing w:after="120"/>
+      </w:pPr>
+      <w:r>
+        <w:rPr>
+          <w:b/>
+          <w:i w:val="0"/>
+        </w:rPr>
+        <w:t>In monitoring</w:t>
+      </w:r>
+      <w:r>
+        <w:rPr>
+          <w:b w:val="0"/>
+          <w:i w:val="0"/>
+        </w:rPr>
+        <w:t xml:space="preserve">, the </w:t>
+      </w:r>
+      <w:r>
+        <w:rPr>
+          <w:b/>
+          <w:i w:val="0"/>
+        </w:rPr>
+        <w:t>six-minute walk test</w:t>
+      </w:r>
+      <w:r>
+        <w:rPr>
+          <w:b w:val="0"/>
+          <w:i w:val="0"/>
+        </w:rPr>
+        <w:t xml:space="preserve"> monitors </w:t>
+      </w:r>
+      <w:r>
+        <w:rPr>
+          <w:b/>
+          <w:i w:val="0"/>
+        </w:rPr>
+        <w:t>response to treatment as well as prognosis</w:t>
+      </w:r>
+      <w:r>
+        <w:rPr>
+          <w:b w:val="0"/>
+          <w:i w:val="0"/>
+        </w:rPr>
+        <w:t xml:space="preserve">; the </w:t>
+      </w:r>
+      <w:r>
+        <w:rPr>
+          <w:b/>
+          <w:i w:val="0"/>
+        </w:rPr>
+        <w:t>peak flow meter</w:t>
+      </w:r>
+      <w:r>
+        <w:rPr>
+          <w:b w:val="0"/>
+          <w:i w:val="0"/>
+        </w:rPr>
+        <w:t xml:space="preserve"> follows expiratory airflow at the bedside or at home, as in asthma; and pulmonary function tests help judge the </w:t>
+      </w:r>
+      <w:r>
+        <w:rPr>
+          <w:b/>
+          <w:i w:val="0"/>
+        </w:rPr>
+        <w:t>prognosis of known disease</w:t>
+      </w:r>
+      <w:r>
+        <w:rPr>
+          <w:b w:val="0"/>
+          <w:i w:val="0"/>
+        </w:rPr>
+        <w:t xml:space="preserve"> (20.4).</w:t>
+      </w:r>
+    </w:p>
+    <w:p>
+      <w:pPr>
+        <w:pStyle w:val="Heading2"/>
+        <w:spacing w:before="200" w:after="100"/>
+      </w:pPr>
+      <w:r>
+        <w:rPr>
+          <w:rFonts w:ascii="Georgia" w:hAnsi="Georgia"/>
+          <w:color w:val="26384A"/>
+        </w:rPr>
+        <w:t>20.8 · Objective f — Pulse oximetry and oxygenation assessment</w:t>
+      </w:r>
+    </w:p>
+    <w:p>
+      <w:pPr>
+        <w:spacing w:after="120"/>
+      </w:pPr>
+      <w:r>
+        <w:rPr>
+          <w:b w:val="0"/>
+          <w:i w:val="0"/>
+        </w:rPr>
+        <w:t>The slides cover oxygenation through the equipment and the specialized tests:</w:t>
+      </w:r>
+    </w:p>
+    <w:p>
+      <w:pPr>
+        <w:pStyle w:val="ListBullet"/>
+        <w:spacing w:after="40"/>
+      </w:pPr>
+      <w:r>
+        <w:rPr>
+          <w:b w:val="0"/>
+          <w:i w:val="0"/>
+          <w:sz w:val="20"/>
+        </w:rPr>
+        <w:t xml:space="preserve">The </w:t>
+      </w:r>
+      <w:r>
+        <w:rPr>
+          <w:b/>
+          <w:i w:val="0"/>
+          <w:sz w:val="20"/>
+        </w:rPr>
+        <w:t>pulse oximeter</w:t>
+      </w:r>
+      <w:r>
+        <w:rPr>
+          <w:b w:val="0"/>
+          <w:i w:val="0"/>
+          <w:sz w:val="20"/>
+        </w:rPr>
+        <w:t xml:space="preserve"> is pulmonary function equipment that measures </w:t>
+      </w:r>
+      <w:r>
+        <w:rPr>
+          <w:b/>
+          <w:i w:val="0"/>
+          <w:sz w:val="20"/>
+        </w:rPr>
+        <w:t>oxygenation</w:t>
+      </w:r>
+      <w:r>
+        <w:rPr>
+          <w:b w:val="0"/>
+          <w:i w:val="0"/>
+          <w:sz w:val="20"/>
+        </w:rPr>
+        <w:t xml:space="preserve">: a small clip on the fingertip, shown as suitable </w:t>
+      </w:r>
+      <w:r>
+        <w:rPr>
+          <w:b/>
+          <w:i w:val="0"/>
+          <w:sz w:val="20"/>
+        </w:rPr>
+        <w:t>for home use</w:t>
+      </w:r>
+      <w:r>
+        <w:rPr>
+          <w:b w:val="0"/>
+          <w:i w:val="0"/>
+          <w:sz w:val="20"/>
+        </w:rPr>
+        <w:t>.</w:t>
+      </w:r>
+    </w:p>
+    <w:p>
+      <w:pPr>
+        <w:pStyle w:val="ListBullet"/>
+        <w:spacing w:after="40"/>
+      </w:pPr>
+      <w:r>
+        <w:rPr>
+          <w:b w:val="0"/>
+          <w:i w:val="0"/>
+          <w:sz w:val="20"/>
+        </w:rPr>
+        <w:t xml:space="preserve">The </w:t>
+      </w:r>
+      <w:r>
+        <w:rPr>
+          <w:b/>
+          <w:i w:val="0"/>
+          <w:sz w:val="20"/>
+        </w:rPr>
+        <w:t>blood gas analyzer</w:t>
+      </w:r>
+      <w:r>
+        <w:rPr>
+          <w:b w:val="0"/>
+          <w:i w:val="0"/>
+          <w:sz w:val="20"/>
+        </w:rPr>
+        <w:t xml:space="preserve"> measures </w:t>
+      </w:r>
+      <w:r>
+        <w:rPr>
+          <w:b/>
+          <w:i w:val="0"/>
+          <w:sz w:val="20"/>
+        </w:rPr>
+        <w:t>gas exchange and oxygenation from a blood sample</w:t>
+      </w:r>
+      <w:r>
+        <w:rPr>
+          <w:b w:val="0"/>
+          <w:i w:val="0"/>
+          <w:sz w:val="20"/>
+        </w:rPr>
+        <w:t xml:space="preserve"> (its readout: the pH, the partial pressures of carbon dioxide and oxygen, and bicarbonate); the </w:t>
+      </w:r>
+      <w:r>
+        <w:rPr>
+          <w:b/>
+          <w:i w:val="0"/>
+          <w:sz w:val="20"/>
+        </w:rPr>
+        <w:t>arterial blood gas</w:t>
+      </w:r>
+      <w:r>
+        <w:rPr>
+          <w:b w:val="0"/>
+          <w:i w:val="0"/>
+          <w:sz w:val="20"/>
+        </w:rPr>
+        <w:t xml:space="preserve"> is one of the </w:t>
+      </w:r>
+      <w:r>
+        <w:rPr>
+          <w:b/>
+          <w:i w:val="0"/>
+          <w:sz w:val="20"/>
+        </w:rPr>
+        <w:t>specialized</w:t>
+      </w:r>
+      <w:r>
+        <w:rPr>
+          <w:b w:val="0"/>
+          <w:i w:val="0"/>
+          <w:sz w:val="20"/>
+        </w:rPr>
+        <w:t xml:space="preserve"> pulmonary function tests (with exercise oximetry, the six-minute walk, peak flow and the maximal pressures), not a standard one.</w:t>
+      </w:r>
+    </w:p>
+    <w:p>
+      <w:pPr>
+        <w:pStyle w:val="ListBullet"/>
+        <w:spacing w:after="40"/>
+      </w:pPr>
+      <w:r>
+        <w:rPr>
+          <w:b/>
+          <w:i w:val="0"/>
+          <w:sz w:val="20"/>
+        </w:rPr>
+        <w:t>Exercise oximetry</w:t>
+      </w:r>
+      <w:r>
+        <w:rPr>
+          <w:b w:val="0"/>
+          <w:i w:val="0"/>
+          <w:sz w:val="20"/>
+        </w:rPr>
+        <w:t xml:space="preserve"> checks oxygenation </w:t>
+      </w:r>
+      <w:r>
+        <w:rPr>
+          <w:b/>
+          <w:i w:val="0"/>
+          <w:sz w:val="20"/>
+        </w:rPr>
+        <w:t>at rest and with modest activity</w:t>
+      </w:r>
+      <w:r>
+        <w:rPr>
+          <w:b w:val="0"/>
+          <w:i w:val="0"/>
+          <w:sz w:val="20"/>
+        </w:rPr>
+        <w:t xml:space="preserve">, and it is </w:t>
+      </w:r>
+      <w:r>
+        <w:rPr>
+          <w:b/>
+          <w:i w:val="0"/>
+          <w:sz w:val="20"/>
+        </w:rPr>
+        <w:t>quick and cheap</w:t>
+      </w:r>
+      <w:r>
+        <w:rPr>
+          <w:b w:val="0"/>
+          <w:i w:val="0"/>
+          <w:sz w:val="20"/>
+        </w:rPr>
+        <w:t>.</w:t>
+      </w:r>
+    </w:p>
+    <w:p>
+      <w:pPr>
+        <w:pStyle w:val="ListBullet"/>
+        <w:spacing w:after="40"/>
+      </w:pPr>
+      <w:r>
+        <w:rPr>
+          <w:b w:val="0"/>
+          <w:i w:val="0"/>
+          <w:sz w:val="20"/>
+        </w:rPr>
+        <w:t xml:space="preserve">The cases record the </w:t>
+      </w:r>
+      <w:r>
+        <w:rPr>
+          <w:b/>
+          <w:i w:val="0"/>
+          <w:sz w:val="20"/>
+        </w:rPr>
+        <w:t>oxygen saturation on room air</w:t>
+      </w:r>
+      <w:r>
+        <w:rPr>
+          <w:b w:val="0"/>
+          <w:i w:val="0"/>
+          <w:sz w:val="20"/>
+        </w:rPr>
+        <w:t xml:space="preserve"> (95%, 88% and 92%) with the vital signs.</w:t>
+      </w:r>
+    </w:p>
+    <w:p>
+      <w:pPr>
+        <w:jc w:val="center"/>
+      </w:pPr>
+      <w:r>
+        <w:drawing>
+          <wp:inline xmlns:a="http://schemas.openxmlformats.org/drawingml/2006/main" xmlns:pic="http://schemas.openxmlformats.org/drawingml/2006/picture">
+            <wp:extent cx="3840480" cy="2560320"/>
+            <wp:docPr id="70" name="Picture 70"/>
+            <wp:cNvGraphicFramePr>
+              <a:graphicFrameLocks noChangeAspect="1"/>
+            </wp:cNvGraphicFramePr>
+            <a:graphic>
+              <a:graphicData uri="http://schemas.openxmlformats.org/drawingml/2006/picture">
+                <pic:pic>
+                  <pic:nvPicPr>
+                    <pic:cNvPr id="0" name="Principles_of_Diagnostic_Medicine_I_Exam_4_pdm-exam-4-study-guide-images_l20-pulse-oximeters.jpg"/>
+                    <pic:cNvPicPr/>
+                  </pic:nvPicPr>
+                  <pic:blipFill>
+                    <a:blip r:embed="rId78"/>
+                    <a:stretch>
+                      <a:fillRect/>
+                    </a:stretch>
+                  </pic:blipFill>
+                  <pic:spPr>
+                    <a:xfrm>
+                      <a:off x="0" y="0"/>
+                      <a:ext cx="3840480" cy="2560320"/>
+                    </a:xfrm>
+                    <a:prstGeom prst="rect"/>
+                  </pic:spPr>
+                </pic:pic>
+              </a:graphicData>
+            </a:graphic>
+          </wp:inline>
+        </w:drawing>
+      </w:r>
+    </w:p>
+    <w:p>
+      <w:pPr>
+        <w:spacing w:after="160"/>
+        <w:jc w:val="center"/>
+      </w:pPr>
+      <w:r>
+        <w:rPr>
+          <w:sz w:val="15"/>
+        </w:rPr>
+        <w:t>Pulse oximeters for home use. Source: Pulmonary Function Testing - Prof. Fowler.pptx, Slide 16.</w:t>
+      </w:r>
+    </w:p>
+    <w:p>
+      <w:pPr>
+        <w:spacing w:after="120"/>
+      </w:pPr>
+      <w:r>
+        <w:rPr>
+          <w:b/>
+          <w:i w:val="0"/>
+        </w:rPr>
+        <w:t>From the recording only (not on the slides, not asked):</w:t>
+      </w:r>
+      <w:r>
+        <w:rPr>
+          <w:b w:val="0"/>
+          <w:i w:val="0"/>
+        </w:rPr>
+        <w:t xml:space="preserve"> a pulse oximeter shines two wavelengths, red and infrared light; oxygenated and deoxygenated hemoglobin absorb the light differently, and the device turns that into the percentage of oxygen carried in the blood at that moment. It can be used on a finger, a toe or an earlobe. Exercise oximetry and the six-minute walk are done with a pulse oximeter on, watching for desaturation. The deck gives no normal range for the oxygen saturation; the exam would supply one.</w:t>
+      </w:r>
+    </w:p>
+    <w:p>
+      <w:pPr>
+        <w:spacing w:after="120"/>
+      </w:pPr>
+      <w:r>
+        <w:rPr>
+          <w:b w:val="0"/>
+          <w:i w:val="0"/>
+        </w:rPr>
+        <w:t xml:space="preserve">Source: </w:t>
+      </w:r>
+      <w:r>
+        <w:rPr>
+          <w:b w:val="0"/>
+          <w:i/>
+        </w:rPr>
+        <w:t>Pulmonary Function Testing - Prof. Fowler.pptx</w:t>
+      </w:r>
+      <w:r>
+        <w:rPr>
+          <w:b w:val="0"/>
+          <w:i w:val="0"/>
+        </w:rPr>
+        <w:t xml:space="preserve"> (Professor Fowler, MMS, PA-C; title slide). Emphasis quoted from the 26 October 2026 recording (two segments, 62 minutes; our transcript read against Notability’s; times are minutes into the recording). </w:t>
+      </w:r>
+      <w:r>
+        <w:rPr>
+          <w:b/>
+          <w:i w:val="0"/>
+        </w:rPr>
+        <w:t>The recording ends at slide 46: slides 46 to 57 (the three cases) have no audio.</w:t>
+      </w:r>
+      <w:r>
+        <w:rPr>
+          <w:b w:val="0"/>
+          <w:i w:val="0"/>
+        </w:rPr>
+        <w:t xml:space="preserve"> All 57 slides were read and every picture viewed; slides 3, 12 to 17, 20, 22, 25, 27 to 31, 34, 36, 37, 40 to 42, 44, 45, 47 to 49, 51 to 53 and 55 to 57 carry content in pictures, read from the images; slide 39 is a table built from shapes. Speaker notes are not used.</w:t>
       </w:r>
     </w:p>
     <w:sectPr>

--- a/Principles of Diagnostic Medicine I Exam 4/pdm-exam-4-study-guide.docx
+++ b/Principles of Diagnostic Medicine I Exam 4/pdm-exam-4-study-guide.docx
@@ -23236,17 +23236,10 @@
       </w:pPr>
       <w:r>
         <w:rPr>
-          <w:b/>
-          <w:i w:val="0"/>
-        </w:rPr>
-        <w:t>From the recording only (not on the slides, not asked):</w:t>
-      </w:r>
-      <w:r>
-        <w:rPr>
           <w:b w:val="0"/>
           <w:i w:val="0"/>
         </w:rPr>
-        <w:t xml:space="preserve"> a pulse oximeter shines two wavelengths, red and infrared light; oxygenated and deoxygenated hemoglobin absorb the light differently, and the device turns that into the percentage of oxygen carried in the blood at that moment. It can be used on a finger, a toe or an earlobe. Exercise oximetry and the six-minute walk are done with a pulse oximeter on, watching for desaturation. The deck gives no normal range for the oxygen saturation; the exam would supply one.</w:t>
+        <w:t>The deck gives no normal range for the oxygen saturation; the exam would supply one.</w:t>
       </w:r>
     </w:p>
     <w:p>
